--- a/public/assets/files/niestacjonarne/DGR.docx
+++ b/public/assets/files/niestacjonarne/DGR.docx
@@ -523,6 +523,7 @@
                 <w:i w:val="0"/>
                 <w:sz w:val="22"/>
               </w:rPr>
+              <w:t>I</w:t>
             </w:r>
           </w:p>
         </w:tc>
@@ -560,6 +561,7 @@
                 <w:i w:val="0"/>
                 <w:sz w:val="22"/>
               </w:rPr>
+              <w:t>obieralny</w:t>
             </w:r>
           </w:p>
         </w:tc>

--- a/public/assets/files/niestacjonarne/DGR.docx
+++ b/public/assets/files/niestacjonarne/DGR.docx
@@ -1156,6 +1156,7 @@
                 <w:i w:val="0"/>
                 <w:sz w:val="22"/>
               </w:rPr>
+              <w:t>Projektowanie modelu grafowego bazy danych (Neo4j); implementacja zapytań grafowych; przygotowanie dokumentacji projektu; analiza relacji w danych.</w:t>
             </w:r>
           </w:p>
         </w:tc>
@@ -1266,7 +1267,84 @@
           <w:tcPr>
             <w:tcW w:type="dxa" w:w="9972"/>
           </w:tcPr>
-          <w:p/>
+          <w:p>
+            <w:pPr>
+              <w:spacing w:before="20" w:after="20"/>
+            </w:pPr>
+            <w:r>
+              <w:rPr>
+                <w:rFonts w:ascii="Aptos" w:hAnsi="Aptos"/>
+                <w:b/>
+                <w:sz w:val="22"/>
+              </w:rPr>
+              <w:t>Wykład:</w:t>
+            </w:r>
+          </w:p>
+          <w:p>
+            <w:pPr>
+              <w:spacing w:before="20" w:after="20"/>
+            </w:pPr>
+            <w:r>
+              <w:rPr>
+                <w:rFonts w:ascii="Aptos" w:hAnsi="Aptos"/>
+                <w:b w:val="0"/>
+                <w:sz w:val="22"/>
+              </w:rPr>
+              <w:t>• wykład z prezentacją multimedialną</w:t>
+            </w:r>
+          </w:p>
+          <w:p>
+            <w:pPr>
+              <w:spacing w:before="20" w:after="20"/>
+            </w:pPr>
+            <w:r>
+              <w:rPr>
+                <w:rFonts w:ascii="Aptos" w:hAnsi="Aptos"/>
+                <w:b w:val="0"/>
+                <w:sz w:val="22"/>
+              </w:rPr>
+              <w:t>• wykład z prezentacją oprogramowania</w:t>
+            </w:r>
+          </w:p>
+          <w:p>
+            <w:pPr>
+              <w:spacing w:before="20" w:after="20"/>
+            </w:pPr>
+            <w:r>
+              <w:rPr>
+                <w:rFonts w:ascii="Aptos" w:hAnsi="Aptos"/>
+                <w:b/>
+                <w:sz w:val="22"/>
+              </w:rPr>
+              <w:t>Ćwiczenia / Laboratorium:</w:t>
+            </w:r>
+          </w:p>
+          <w:p>
+            <w:pPr>
+              <w:spacing w:before="20" w:after="20"/>
+            </w:pPr>
+            <w:r>
+              <w:rPr>
+                <w:rFonts w:ascii="Aptos" w:hAnsi="Aptos"/>
+                <w:b w:val="0"/>
+                <w:sz w:val="22"/>
+              </w:rPr>
+              <w:t>• metoda projektów (projekt praktyczny)</w:t>
+            </w:r>
+          </w:p>
+          <w:p>
+            <w:pPr>
+              <w:spacing w:before="20" w:after="20"/>
+            </w:pPr>
+            <w:r>
+              <w:rPr>
+                <w:rFonts w:ascii="Aptos" w:hAnsi="Aptos"/>
+                <w:b w:val="0"/>
+                <w:sz w:val="22"/>
+              </w:rPr>
+              <w:t>• rozwiązywanie zadań</w:t>
+            </w:r>
+          </w:p>
         </w:tc>
       </w:tr>
     </w:tbl>
@@ -1515,33 +1593,10 @@
             <w:r>
               <w:rPr>
                 <w:rFonts w:ascii="Aptos" w:hAnsi="Aptos"/>
-                <w:sz w:val="22"/>
-              </w:rPr>
-              <w:t>1. Projekt realizowany indywidualnie lub w parach – 100%</w:t>
-            </w:r>
-          </w:p>
-          <w:p>
-            <w:pPr>
-              <w:spacing w:before="20" w:after="20"/>
-            </w:pPr>
-            <w:r>
-              <w:rPr>
-                <w:rFonts w:ascii="Aptos" w:hAnsi="Aptos"/>
-                <w:sz w:val="22"/>
-              </w:rPr>
-              <w:t>2. Ocena projektu obejmuje: poprawność modelu grafowego, jakość zapytań grafowych, poprawność relacji i własności, uzasadnienie decyzji projektowych oraz dokumentację</w:t>
-            </w:r>
-          </w:p>
-          <w:p>
-            <w:pPr>
-              <w:spacing w:before="20" w:after="20"/>
-            </w:pPr>
-            <w:r>
-              <w:rPr>
-                <w:rFonts w:ascii="Aptos" w:hAnsi="Aptos"/>
-                <w:sz w:val="22"/>
-              </w:rPr>
-              <w:t>3. Warunkiem zaliczenia jest oddanie kompletnego projektu oraz jego pozytywna ocena</w:t>
+                <w:b w:val="0"/>
+                <w:i w:val="0"/>
+                <w:sz w:val="22"/>
+              </w:rPr>
             </w:r>
           </w:p>
         </w:tc>
@@ -1558,31 +1613,19 @@
                 <w:rFonts w:ascii="Aptos" w:hAnsi="Aptos"/>
                 <w:sz w:val="22"/>
               </w:rPr>
-              <w:t>1. Projekt realizowany indywidualnie lub w parach – 100%</w:t>
-            </w:r>
-          </w:p>
-          <w:p>
-            <w:pPr>
-              <w:spacing w:before="20" w:after="20"/>
-            </w:pPr>
-            <w:r>
-              <w:rPr>
-                <w:rFonts w:ascii="Aptos" w:hAnsi="Aptos"/>
-                <w:sz w:val="22"/>
-              </w:rPr>
-              <w:t>2. Ocena projektu obejmuje: poprawność modelu grafowego, jakość zapytań grafowych, poprawność relacji i własności, uzasadnienie decyzji projektowych oraz dokumentację</w:t>
-            </w:r>
-          </w:p>
-          <w:p>
-            <w:pPr>
-              <w:spacing w:before="20" w:after="20"/>
-            </w:pPr>
-            <w:r>
-              <w:rPr>
-                <w:rFonts w:ascii="Aptos" w:hAnsi="Aptos"/>
-                <w:sz w:val="22"/>
-              </w:rPr>
-              <w:t>3. Warunkiem zaliczenia jest oddanie kompletnego projektu oraz jego pozytywna ocena</w:t>
+              <w:t>1. prezentacja projektu i dokumentacji</w:t>
+            </w:r>
+          </w:p>
+          <w:p>
+            <w:pPr>
+              <w:spacing w:before="20" w:after="20"/>
+            </w:pPr>
+            <w:r>
+              <w:rPr>
+                <w:rFonts w:ascii="Aptos" w:hAnsi="Aptos"/>
+                <w:sz w:val="22"/>
+              </w:rPr>
+              <w:t>2. ocena sporządzonego oprogramowania</w:t>
             </w:r>
           </w:p>
         </w:tc>
@@ -2870,7 +2913,7 @@
                 <w:i w:val="0"/>
                 <w:sz w:val="22"/>
               </w:rPr>
-              <w:t>Projekt realizowany indywidualnie lub w parach – 100%; Ocena projektu obejmuje: poprawność modelu grafowego, jakość zapytań grafowych, poprawność relacji i własności, uzasadnienie decyzji projektowych oraz dokumentację; Warunkiem zaliczenia jest oddanie kompletnego projektu oraz jego pozytywna ocena</w:t>
+              <w:t>prezentacja projektu i dokumentacji; ocena sporządzonego oprogramowania</w:t>
             </w:r>
           </w:p>
         </w:tc>
@@ -2928,7 +2971,7 @@
                 <w:i w:val="0"/>
                 <w:sz w:val="22"/>
               </w:rPr>
-              <w:t>Projekt realizowany indywidualnie lub w parach – 100%; Ocena projektu obejmuje: poprawność modelu grafowego, jakość zapytań grafowych, poprawność relacji i własności, uzasadnienie decyzji projektowych oraz dokumentację; Warunkiem zaliczenia jest oddanie kompletnego projektu oraz jego pozytywna ocena</w:t>
+              <w:t>prezentacja projektu i dokumentacji; ocena sporządzonego oprogramowania</w:t>
             </w:r>
           </w:p>
         </w:tc>
@@ -2986,7 +3029,7 @@
                 <w:i w:val="0"/>
                 <w:sz w:val="22"/>
               </w:rPr>
-              <w:t>Projekt realizowany indywidualnie lub w parach – 100%; Ocena projektu obejmuje: poprawność modelu grafowego, jakość zapytań grafowych, poprawność relacji i własności, uzasadnienie decyzji projektowych oraz dokumentację; Warunkiem zaliczenia jest oddanie kompletnego projektu oraz jego pozytywna ocena</w:t>
+              <w:t>prezentacja projektu i dokumentacji; ocena sporządzonego oprogramowania</w:t>
             </w:r>
           </w:p>
         </w:tc>
@@ -3044,7 +3087,7 @@
                 <w:i w:val="0"/>
                 <w:sz w:val="22"/>
               </w:rPr>
-              <w:t>Projekt realizowany indywidualnie lub w parach – 100%; Ocena projektu obejmuje: poprawność modelu grafowego, jakość zapytań grafowych, poprawność relacji i własności, uzasadnienie decyzji projektowych oraz dokumentację; Warunkiem zaliczenia jest oddanie kompletnego projektu oraz jego pozytywna ocena</w:t>
+              <w:t>prezentacja projektu i dokumentacji; ocena sporządzonego oprogramowania</w:t>
             </w:r>
           </w:p>
         </w:tc>
@@ -3102,7 +3145,7 @@
                 <w:i w:val="0"/>
                 <w:sz w:val="22"/>
               </w:rPr>
-              <w:t>Projekt realizowany indywidualnie lub w parach – 100%; Ocena projektu obejmuje: poprawność modelu grafowego, jakość zapytań grafowych, poprawność relacji i własności, uzasadnienie decyzji projektowych oraz dokumentację; Warunkiem zaliczenia jest oddanie kompletnego projektu oraz jego pozytywna ocena</w:t>
+              <w:t>prezentacja projektu i dokumentacji; ocena sporządzonego oprogramowania</w:t>
             </w:r>
           </w:p>
         </w:tc>
@@ -3160,7 +3203,7 @@
                 <w:i w:val="0"/>
                 <w:sz w:val="22"/>
               </w:rPr>
-              <w:t>Projekt realizowany indywidualnie lub w parach – 100%; Ocena projektu obejmuje: poprawność modelu grafowego, jakość zapytań grafowych, poprawność relacji i własności, uzasadnienie decyzji projektowych oraz dokumentację; Warunkiem zaliczenia jest oddanie kompletnego projektu oraz jego pozytywna ocena</w:t>
+              <w:t>prezentacja projektu i dokumentacji; ocena sporządzonego oprogramowania</w:t>
             </w:r>
           </w:p>
         </w:tc>
@@ -3218,7 +3261,7 @@
                 <w:i w:val="0"/>
                 <w:sz w:val="22"/>
               </w:rPr>
-              <w:t>Projekt realizowany indywidualnie lub w parach – 100%; Ocena projektu obejmuje: poprawność modelu grafowego, jakość zapytań grafowych, poprawność relacji i własności, uzasadnienie decyzji projektowych oraz dokumentację; Warunkiem zaliczenia jest oddanie kompletnego projektu oraz jego pozytywna ocena</w:t>
+              <w:t>prezentacja projektu i dokumentacji; ocena sporządzonego oprogramowania</w:t>
             </w:r>
           </w:p>
         </w:tc>
@@ -3276,7 +3319,7 @@
                 <w:i w:val="0"/>
                 <w:sz w:val="22"/>
               </w:rPr>
-              <w:t>Projekt realizowany indywidualnie lub w parach – 100%; Ocena projektu obejmuje: poprawność modelu grafowego, jakość zapytań grafowych, poprawność relacji i własności, uzasadnienie decyzji projektowych oraz dokumentację; Warunkiem zaliczenia jest oddanie kompletnego projektu oraz jego pozytywna ocena</w:t>
+              <w:t>prezentacja projektu i dokumentacji; ocena sporządzonego oprogramowania</w:t>
             </w:r>
           </w:p>
         </w:tc>
@@ -3334,7 +3377,7 @@
                 <w:i w:val="0"/>
                 <w:sz w:val="22"/>
               </w:rPr>
-              <w:t>Projekt realizowany indywidualnie lub w parach – 100%; Ocena projektu obejmuje: poprawność modelu grafowego, jakość zapytań grafowych, poprawność relacji i własności, uzasadnienie decyzji projektowych oraz dokumentację; Warunkiem zaliczenia jest oddanie kompletnego projektu oraz jego pozytywna ocena</w:t>
+              <w:t>prezentacja projektu i dokumentacji; ocena sporządzonego oprogramowania</w:t>
             </w:r>
           </w:p>
         </w:tc>
@@ -3392,7 +3435,7 @@
                 <w:i w:val="0"/>
                 <w:sz w:val="22"/>
               </w:rPr>
-              <w:t>Projekt realizowany indywidualnie lub w parach – 100%; Ocena projektu obejmuje: poprawność modelu grafowego, jakość zapytań grafowych, poprawność relacji i własności, uzasadnienie decyzji projektowych oraz dokumentację; Warunkiem zaliczenia jest oddanie kompletnego projektu oraz jego pozytywna ocena</w:t>
+              <w:t>prezentacja projektu i dokumentacji; ocena sporządzonego oprogramowania</w:t>
             </w:r>
           </w:p>
         </w:tc>
@@ -3450,7 +3493,7 @@
                 <w:i w:val="0"/>
                 <w:sz w:val="22"/>
               </w:rPr>
-              <w:t>Projekt realizowany indywidualnie lub w parach – 100%; Ocena projektu obejmuje: poprawność modelu grafowego, jakość zapytań grafowych, poprawność relacji i własności, uzasadnienie decyzji projektowych oraz dokumentację; Warunkiem zaliczenia jest oddanie kompletnego projektu oraz jego pozytywna ocena</w:t>
+              <w:t>prezentacja projektu i dokumentacji; ocena sporządzonego oprogramowania</w:t>
             </w:r>
           </w:p>
         </w:tc>
@@ -3508,7 +3551,7 @@
                 <w:i w:val="0"/>
                 <w:sz w:val="22"/>
               </w:rPr>
-              <w:t>Projekt realizowany indywidualnie lub w parach – 100%; Ocena projektu obejmuje: poprawność modelu grafowego, jakość zapytań grafowych, poprawność relacji i własności, uzasadnienie decyzji projektowych oraz dokumentację; Warunkiem zaliczenia jest oddanie kompletnego projektu oraz jego pozytywna ocena</w:t>
+              <w:t>prezentacja projektu i dokumentacji; ocena sporządzonego oprogramowania</w:t>
             </w:r>
           </w:p>
         </w:tc>
@@ -3566,7 +3609,7 @@
                 <w:i w:val="0"/>
                 <w:sz w:val="22"/>
               </w:rPr>
-              <w:t>Projekt realizowany indywidualnie lub w parach – 100%; Ocena projektu obejmuje: poprawność modelu grafowego, jakość zapytań grafowych, poprawność relacji i własności, uzasadnienie decyzji projektowych oraz dokumentację; Warunkiem zaliczenia jest oddanie kompletnego projektu oraz jego pozytywna ocena</w:t>
+              <w:t>prezentacja projektu i dokumentacji; ocena sporządzonego oprogramowania</w:t>
             </w:r>
           </w:p>
         </w:tc>
@@ -3624,7 +3667,7 @@
                 <w:i w:val="0"/>
                 <w:sz w:val="22"/>
               </w:rPr>
-              <w:t>Projekt realizowany indywidualnie lub w parach – 100%; Ocena projektu obejmuje: poprawność modelu grafowego, jakość zapytań grafowych, poprawność relacji i własności, uzasadnienie decyzji projektowych oraz dokumentację; Warunkiem zaliczenia jest oddanie kompletnego projektu oraz jego pozytywna ocena</w:t>
+              <w:t>prezentacja projektu i dokumentacji; ocena sporządzonego oprogramowania</w:t>
             </w:r>
           </w:p>
         </w:tc>
@@ -3682,7 +3725,7 @@
                 <w:i w:val="0"/>
                 <w:sz w:val="22"/>
               </w:rPr>
-              <w:t>Projekt realizowany indywidualnie lub w parach – 100%; Ocena projektu obejmuje: poprawność modelu grafowego, jakość zapytań grafowych, poprawność relacji i własności, uzasadnienie decyzji projektowych oraz dokumentację; Warunkiem zaliczenia jest oddanie kompletnego projektu oraz jego pozytywna ocena</w:t>
+              <w:t>prezentacja projektu i dokumentacji; ocena sporządzonego oprogramowania</w:t>
             </w:r>
           </w:p>
         </w:tc>
@@ -3740,7 +3783,7 @@
                 <w:i w:val="0"/>
                 <w:sz w:val="22"/>
               </w:rPr>
-              <w:t>Projekt realizowany indywidualnie lub w parach – 100%; Ocena projektu obejmuje: poprawność modelu grafowego, jakość zapytań grafowych, poprawność relacji i własności, uzasadnienie decyzji projektowych oraz dokumentację; Warunkiem zaliczenia jest oddanie kompletnego projektu oraz jego pozytywna ocena</w:t>
+              <w:t>prezentacja projektu i dokumentacji; ocena sporządzonego oprogramowania</w:t>
             </w:r>
           </w:p>
         </w:tc>
@@ -3798,7 +3841,7 @@
                 <w:i w:val="0"/>
                 <w:sz w:val="22"/>
               </w:rPr>
-              <w:t>Projekt realizowany indywidualnie lub w parach – 100%; Ocena projektu obejmuje: poprawność modelu grafowego, jakość zapytań grafowych, poprawność relacji i własności, uzasadnienie decyzji projektowych oraz dokumentację; Warunkiem zaliczenia jest oddanie kompletnego projektu oraz jego pozytywna ocena</w:t>
+              <w:t>prezentacja projektu i dokumentacji; ocena sporządzonego oprogramowania</w:t>
             </w:r>
           </w:p>
         </w:tc>
@@ -3856,7 +3899,7 @@
                 <w:i w:val="0"/>
                 <w:sz w:val="22"/>
               </w:rPr>
-              <w:t>Projekt realizowany indywidualnie lub w parach – 100%; Ocena projektu obejmuje: poprawność modelu grafowego, jakość zapytań grafowych, poprawność relacji i własności, uzasadnienie decyzji projektowych oraz dokumentację; Warunkiem zaliczenia jest oddanie kompletnego projektu oraz jego pozytywna ocena</w:t>
+              <w:t>prezentacja projektu i dokumentacji; ocena sporządzonego oprogramowania</w:t>
             </w:r>
           </w:p>
         </w:tc>
@@ -3914,7 +3957,7 @@
                 <w:i w:val="0"/>
                 <w:sz w:val="22"/>
               </w:rPr>
-              <w:t>Projekt realizowany indywidualnie lub w parach – 100%; Ocena projektu obejmuje: poprawność modelu grafowego, jakość zapytań grafowych, poprawność relacji i własności, uzasadnienie decyzji projektowych oraz dokumentację; Warunkiem zaliczenia jest oddanie kompletnego projektu oraz jego pozytywna ocena</w:t>
+              <w:t>prezentacja projektu i dokumentacji; ocena sporządzonego oprogramowania</w:t>
             </w:r>
           </w:p>
         </w:tc>
@@ -3972,7 +4015,7 @@
                 <w:i w:val="0"/>
                 <w:sz w:val="22"/>
               </w:rPr>
-              <w:t>Projekt realizowany indywidualnie lub w parach – 100%; Ocena projektu obejmuje: poprawność modelu grafowego, jakość zapytań grafowych, poprawność relacji i własności, uzasadnienie decyzji projektowych oraz dokumentację; Warunkiem zaliczenia jest oddanie kompletnego projektu oraz jego pozytywna ocena</w:t>
+              <w:t>prezentacja projektu i dokumentacji; ocena sporządzonego oprogramowania</w:t>
             </w:r>
           </w:p>
         </w:tc>
@@ -4030,7 +4073,7 @@
                 <w:i w:val="0"/>
                 <w:sz w:val="22"/>
               </w:rPr>
-              <w:t>Projekt realizowany indywidualnie lub w parach – 100%; Ocena projektu obejmuje: poprawność modelu grafowego, jakość zapytań grafowych, poprawność relacji i własności, uzasadnienie decyzji projektowych oraz dokumentację; Warunkiem zaliczenia jest oddanie kompletnego projektu oraz jego pozytywna ocena</w:t>
+              <w:t>prezentacja projektu i dokumentacji; ocena sporządzonego oprogramowania</w:t>
             </w:r>
           </w:p>
         </w:tc>
@@ -4088,7 +4131,7 @@
                 <w:i w:val="0"/>
                 <w:sz w:val="22"/>
               </w:rPr>
-              <w:t>Projekt realizowany indywidualnie lub w parach – 100%; Ocena projektu obejmuje: poprawność modelu grafowego, jakość zapytań grafowych, poprawność relacji i własności, uzasadnienie decyzji projektowych oraz dokumentację; Warunkiem zaliczenia jest oddanie kompletnego projektu oraz jego pozytywna ocena</w:t>
+              <w:t>prezentacja projektu i dokumentacji; ocena sporządzonego oprogramowania</w:t>
             </w:r>
           </w:p>
         </w:tc>
@@ -4146,7 +4189,7 @@
                 <w:i w:val="0"/>
                 <w:sz w:val="22"/>
               </w:rPr>
-              <w:t>Projekt realizowany indywidualnie lub w parach – 100%; Ocena projektu obejmuje: poprawność modelu grafowego, jakość zapytań grafowych, poprawność relacji i własności, uzasadnienie decyzji projektowych oraz dokumentację; Warunkiem zaliczenia jest oddanie kompletnego projektu oraz jego pozytywna ocena</w:t>
+              <w:t>prezentacja projektu i dokumentacji; ocena sporządzonego oprogramowania</w:t>
             </w:r>
           </w:p>
         </w:tc>
@@ -4204,7 +4247,7 @@
                 <w:i w:val="0"/>
                 <w:sz w:val="22"/>
               </w:rPr>
-              <w:t>Projekt realizowany indywidualnie lub w parach – 100%; Ocena projektu obejmuje: poprawność modelu grafowego, jakość zapytań grafowych, poprawność relacji i własności, uzasadnienie decyzji projektowych oraz dokumentację; Warunkiem zaliczenia jest oddanie kompletnego projektu oraz jego pozytywna ocena</w:t>
+              <w:t>prezentacja projektu i dokumentacji; ocena sporządzonego oprogramowania</w:t>
             </w:r>
           </w:p>
         </w:tc>
@@ -4262,7 +4305,7 @@
                 <w:i w:val="0"/>
                 <w:sz w:val="22"/>
               </w:rPr>
-              <w:t>Projekt realizowany indywidualnie lub w parach – 100%; Ocena projektu obejmuje: poprawność modelu grafowego, jakość zapytań grafowych, poprawność relacji i własności, uzasadnienie decyzji projektowych oraz dokumentację; Warunkiem zaliczenia jest oddanie kompletnego projektu oraz jego pozytywna ocena</w:t>
+              <w:t>prezentacja projektu i dokumentacji; ocena sporządzonego oprogramowania</w:t>
             </w:r>
           </w:p>
         </w:tc>
@@ -4320,7 +4363,7 @@
                 <w:i w:val="0"/>
                 <w:sz w:val="22"/>
               </w:rPr>
-              <w:t>Projekt realizowany indywidualnie lub w parach – 100%; Ocena projektu obejmuje: poprawność modelu grafowego, jakość zapytań grafowych, poprawność relacji i własności, uzasadnienie decyzji projektowych oraz dokumentację; Warunkiem zaliczenia jest oddanie kompletnego projektu oraz jego pozytywna ocena</w:t>
+              <w:t>prezentacja projektu i dokumentacji; ocena sporządzonego oprogramowania</w:t>
             </w:r>
           </w:p>
         </w:tc>
@@ -4378,7 +4421,7 @@
                 <w:i w:val="0"/>
                 <w:sz w:val="22"/>
               </w:rPr>
-              <w:t>Projekt realizowany indywidualnie lub w parach – 100%; Ocena projektu obejmuje: poprawność modelu grafowego, jakość zapytań grafowych, poprawność relacji i własności, uzasadnienie decyzji projektowych oraz dokumentację; Warunkiem zaliczenia jest oddanie kompletnego projektu oraz jego pozytywna ocena</w:t>
+              <w:t>prezentacja projektu i dokumentacji; ocena sporządzonego oprogramowania</w:t>
             </w:r>
           </w:p>
         </w:tc>
@@ -4436,7 +4479,7 @@
                 <w:i w:val="0"/>
                 <w:sz w:val="22"/>
               </w:rPr>
-              <w:t>Projekt realizowany indywidualnie lub w parach – 100%; Ocena projektu obejmuje: poprawność modelu grafowego, jakość zapytań grafowych, poprawność relacji i własności, uzasadnienie decyzji projektowych oraz dokumentację; Warunkiem zaliczenia jest oddanie kompletnego projektu oraz jego pozytywna ocena</w:t>
+              <w:t>prezentacja projektu i dokumentacji; ocena sporządzonego oprogramowania</w:t>
             </w:r>
           </w:p>
         </w:tc>
@@ -4494,7 +4537,7 @@
                 <w:i w:val="0"/>
                 <w:sz w:val="22"/>
               </w:rPr>
-              <w:t>Projekt realizowany indywidualnie lub w parach – 100%; Ocena projektu obejmuje: poprawność modelu grafowego, jakość zapytań grafowych, poprawność relacji i własności, uzasadnienie decyzji projektowych oraz dokumentację; Warunkiem zaliczenia jest oddanie kompletnego projektu oraz jego pozytywna ocena</w:t>
+              <w:t>prezentacja projektu i dokumentacji; ocena sporządzonego oprogramowania</w:t>
             </w:r>
           </w:p>
         </w:tc>
@@ -4552,7 +4595,7 @@
                 <w:i w:val="0"/>
                 <w:sz w:val="22"/>
               </w:rPr>
-              <w:t>Projekt realizowany indywidualnie lub w parach – 100%; Ocena projektu obejmuje: poprawność modelu grafowego, jakość zapytań grafowych, poprawność relacji i własności, uzasadnienie decyzji projektowych oraz dokumentację; Warunkiem zaliczenia jest oddanie kompletnego projektu oraz jego pozytywna ocena</w:t>
+              <w:t>prezentacja projektu i dokumentacji; ocena sporządzonego oprogramowania</w:t>
             </w:r>
           </w:p>
         </w:tc>
@@ -4610,7 +4653,7 @@
                 <w:i w:val="0"/>
                 <w:sz w:val="22"/>
               </w:rPr>
-              <w:t>Projekt realizowany indywidualnie lub w parach – 100%; Ocena projektu obejmuje: poprawność modelu grafowego, jakość zapytań grafowych, poprawność relacji i własności, uzasadnienie decyzji projektowych oraz dokumentację; Warunkiem zaliczenia jest oddanie kompletnego projektu oraz jego pozytywna ocena</w:t>
+              <w:t>prezentacja projektu i dokumentacji; ocena sporządzonego oprogramowania</w:t>
             </w:r>
           </w:p>
         </w:tc>
@@ -4668,7 +4711,7 @@
                 <w:i w:val="0"/>
                 <w:sz w:val="22"/>
               </w:rPr>
-              <w:t>Projekt realizowany indywidualnie lub w parach – 100%; Ocena projektu obejmuje: poprawność modelu grafowego, jakość zapytań grafowych, poprawność relacji i własności, uzasadnienie decyzji projektowych oraz dokumentację; Warunkiem zaliczenia jest oddanie kompletnego projektu oraz jego pozytywna ocena</w:t>
+              <w:t>prezentacja projektu i dokumentacji; ocena sporządzonego oprogramowania</w:t>
             </w:r>
           </w:p>
         </w:tc>
@@ -4726,7 +4769,7 @@
                 <w:i w:val="0"/>
                 <w:sz w:val="22"/>
               </w:rPr>
-              <w:t>Projekt realizowany indywidualnie lub w parach – 100%; Ocena projektu obejmuje: poprawność modelu grafowego, jakość zapytań grafowych, poprawność relacji i własności, uzasadnienie decyzji projektowych oraz dokumentację; Warunkiem zaliczenia jest oddanie kompletnego projektu oraz jego pozytywna ocena</w:t>
+              <w:t>prezentacja projektu i dokumentacji; ocena sporządzonego oprogramowania</w:t>
             </w:r>
           </w:p>
         </w:tc>
@@ -4784,7 +4827,7 @@
                 <w:i w:val="0"/>
                 <w:sz w:val="22"/>
               </w:rPr>
-              <w:t>Projekt realizowany indywidualnie lub w parach – 100%; Ocena projektu obejmuje: poprawność modelu grafowego, jakość zapytań grafowych, poprawność relacji i własności, uzasadnienie decyzji projektowych oraz dokumentację; Warunkiem zaliczenia jest oddanie kompletnego projektu oraz jego pozytywna ocena</w:t>
+              <w:t>prezentacja projektu i dokumentacji; ocena sporządzonego oprogramowania</w:t>
             </w:r>
           </w:p>
         </w:tc>
@@ -4842,7 +4885,7 @@
                 <w:i w:val="0"/>
                 <w:sz w:val="22"/>
               </w:rPr>
-              <w:t>Projekt realizowany indywidualnie lub w parach – 100%; Ocena projektu obejmuje: poprawność modelu grafowego, jakość zapytań grafowych, poprawność relacji i własności, uzasadnienie decyzji projektowych oraz dokumentację; Warunkiem zaliczenia jest oddanie kompletnego projektu oraz jego pozytywna ocena</w:t>
+              <w:t>prezentacja projektu i dokumentacji; ocena sporządzonego oprogramowania</w:t>
             </w:r>
           </w:p>
         </w:tc>
@@ -4900,7 +4943,7 @@
                 <w:i w:val="0"/>
                 <w:sz w:val="22"/>
               </w:rPr>
-              <w:t>Projekt realizowany indywidualnie lub w parach – 100%; Ocena projektu obejmuje: poprawność modelu grafowego, jakość zapytań grafowych, poprawność relacji i własności, uzasadnienie decyzji projektowych oraz dokumentację; Warunkiem zaliczenia jest oddanie kompletnego projektu oraz jego pozytywna ocena</w:t>
+              <w:t>prezentacja projektu i dokumentacji; ocena sporządzonego oprogramowania</w:t>
             </w:r>
           </w:p>
         </w:tc>
@@ -4958,7 +5001,7 @@
                 <w:i w:val="0"/>
                 <w:sz w:val="22"/>
               </w:rPr>
-              <w:t>Projekt realizowany indywidualnie lub w parach – 100%; Ocena projektu obejmuje: poprawność modelu grafowego, jakość zapytań grafowych, poprawność relacji i własności, uzasadnienie decyzji projektowych oraz dokumentację; Warunkiem zaliczenia jest oddanie kompletnego projektu oraz jego pozytywna ocena</w:t>
+              <w:t>prezentacja projektu i dokumentacji; ocena sporządzonego oprogramowania</w:t>
             </w:r>
           </w:p>
         </w:tc>
@@ -5016,7 +5059,7 @@
                 <w:i w:val="0"/>
                 <w:sz w:val="22"/>
               </w:rPr>
-              <w:t>Projekt realizowany indywidualnie lub w parach – 100%; Ocena projektu obejmuje: poprawność modelu grafowego, jakość zapytań grafowych, poprawność relacji i własności, uzasadnienie decyzji projektowych oraz dokumentację; Warunkiem zaliczenia jest oddanie kompletnego projektu oraz jego pozytywna ocena</w:t>
+              <w:t>prezentacja projektu i dokumentacji; ocena sporządzonego oprogramowania</w:t>
             </w:r>
           </w:p>
         </w:tc>
@@ -5074,7 +5117,7 @@
                 <w:i w:val="0"/>
                 <w:sz w:val="22"/>
               </w:rPr>
-              <w:t>Projekt realizowany indywidualnie lub w parach – 100%; Ocena projektu obejmuje: poprawność modelu grafowego, jakość zapytań grafowych, poprawność relacji i własności, uzasadnienie decyzji projektowych oraz dokumentację; Warunkiem zaliczenia jest oddanie kompletnego projektu oraz jego pozytywna ocena</w:t>
+              <w:t>prezentacja projektu i dokumentacji; ocena sporządzonego oprogramowania</w:t>
             </w:r>
           </w:p>
         </w:tc>
@@ -5132,7 +5175,7 @@
                 <w:i w:val="0"/>
                 <w:sz w:val="22"/>
               </w:rPr>
-              <w:t>Projekt realizowany indywidualnie lub w parach – 100%; Ocena projektu obejmuje: poprawność modelu grafowego, jakość zapytań grafowych, poprawność relacji i własności, uzasadnienie decyzji projektowych oraz dokumentację; Warunkiem zaliczenia jest oddanie kompletnego projektu oraz jego pozytywna ocena</w:t>
+              <w:t>prezentacja projektu i dokumentacji; ocena sporządzonego oprogramowania</w:t>
             </w:r>
           </w:p>
         </w:tc>
@@ -5190,7 +5233,7 @@
                 <w:i w:val="0"/>
                 <w:sz w:val="22"/>
               </w:rPr>
-              <w:t>Projekt realizowany indywidualnie lub w parach – 100%; Ocena projektu obejmuje: poprawność modelu grafowego, jakość zapytań grafowych, poprawność relacji i własności, uzasadnienie decyzji projektowych oraz dokumentację; Warunkiem zaliczenia jest oddanie kompletnego projektu oraz jego pozytywna ocena</w:t>
+              <w:t>prezentacja projektu i dokumentacji; ocena sporządzonego oprogramowania</w:t>
             </w:r>
           </w:p>
         </w:tc>
@@ -5248,7 +5291,7 @@
                 <w:i w:val="0"/>
                 <w:sz w:val="22"/>
               </w:rPr>
-              <w:t>Projekt realizowany indywidualnie lub w parach – 100%; Ocena projektu obejmuje: poprawność modelu grafowego, jakość zapytań grafowych, poprawność relacji i własności, uzasadnienie decyzji projektowych oraz dokumentację; Warunkiem zaliczenia jest oddanie kompletnego projektu oraz jego pozytywna ocena</w:t>
+              <w:t>prezentacja projektu i dokumentacji; ocena sporządzonego oprogramowania</w:t>
             </w:r>
           </w:p>
         </w:tc>
@@ -5306,7 +5349,7 @@
                 <w:i w:val="0"/>
                 <w:sz w:val="22"/>
               </w:rPr>
-              <w:t>Projekt realizowany indywidualnie lub w parach – 100%; Ocena projektu obejmuje: poprawność modelu grafowego, jakość zapytań grafowych, poprawność relacji i własności, uzasadnienie decyzji projektowych oraz dokumentację; Warunkiem zaliczenia jest oddanie kompletnego projektu oraz jego pozytywna ocena</w:t>
+              <w:t>prezentacja projektu i dokumentacji; ocena sporządzonego oprogramowania</w:t>
             </w:r>
           </w:p>
         </w:tc>
@@ -5364,7 +5407,7 @@
                 <w:i w:val="0"/>
                 <w:sz w:val="22"/>
               </w:rPr>
-              <w:t>Projekt realizowany indywidualnie lub w parach – 100%; Ocena projektu obejmuje: poprawność modelu grafowego, jakość zapytań grafowych, poprawność relacji i własności, uzasadnienie decyzji projektowych oraz dokumentację; Warunkiem zaliczenia jest oddanie kompletnego projektu oraz jego pozytywna ocena</w:t>
+              <w:t>prezentacja projektu i dokumentacji; ocena sporządzonego oprogramowania</w:t>
             </w:r>
           </w:p>
         </w:tc>
@@ -5422,7 +5465,7 @@
                 <w:i w:val="0"/>
                 <w:sz w:val="22"/>
               </w:rPr>
-              <w:t>Projekt realizowany indywidualnie lub w parach – 100%; Ocena projektu obejmuje: poprawność modelu grafowego, jakość zapytań grafowych, poprawność relacji i własności, uzasadnienie decyzji projektowych oraz dokumentację; Warunkiem zaliczenia jest oddanie kompletnego projektu oraz jego pozytywna ocena</w:t>
+              <w:t>prezentacja projektu i dokumentacji; ocena sporządzonego oprogramowania</w:t>
             </w:r>
           </w:p>
         </w:tc>
@@ -5480,7 +5523,7 @@
                 <w:i w:val="0"/>
                 <w:sz w:val="22"/>
               </w:rPr>
-              <w:t>Projekt realizowany indywidualnie lub w parach – 100%; Ocena projektu obejmuje: poprawność modelu grafowego, jakość zapytań grafowych, poprawność relacji i własności, uzasadnienie decyzji projektowych oraz dokumentację; Warunkiem zaliczenia jest oddanie kompletnego projektu oraz jego pozytywna ocena</w:t>
+              <w:t>prezentacja projektu i dokumentacji; ocena sporządzonego oprogramowania</w:t>
             </w:r>
           </w:p>
         </w:tc>
@@ -5538,7 +5581,7 @@
                 <w:i w:val="0"/>
                 <w:sz w:val="22"/>
               </w:rPr>
-              <w:t>Projekt realizowany indywidualnie lub w parach – 100%; Ocena projektu obejmuje: poprawność modelu grafowego, jakość zapytań grafowych, poprawność relacji i własności, uzasadnienie decyzji projektowych oraz dokumentację; Warunkiem zaliczenia jest oddanie kompletnego projektu oraz jego pozytywna ocena</w:t>
+              <w:t>prezentacja projektu i dokumentacji; ocena sporządzonego oprogramowania</w:t>
             </w:r>
           </w:p>
         </w:tc>
@@ -5596,7 +5639,7 @@
                 <w:i w:val="0"/>
                 <w:sz w:val="22"/>
               </w:rPr>
-              <w:t>Projekt realizowany indywidualnie lub w parach – 100%; Ocena projektu obejmuje: poprawność modelu grafowego, jakość zapytań grafowych, poprawność relacji i własności, uzasadnienie decyzji projektowych oraz dokumentację; Warunkiem zaliczenia jest oddanie kompletnego projektu oraz jego pozytywna ocena</w:t>
+              <w:t>prezentacja projektu i dokumentacji; ocena sporządzonego oprogramowania</w:t>
             </w:r>
           </w:p>
         </w:tc>
@@ -5654,7 +5697,7 @@
                 <w:i w:val="0"/>
                 <w:sz w:val="22"/>
               </w:rPr>
-              <w:t>Projekt realizowany indywidualnie lub w parach – 100%; Ocena projektu obejmuje: poprawność modelu grafowego, jakość zapytań grafowych, poprawność relacji i własności, uzasadnienie decyzji projektowych oraz dokumentację; Warunkiem zaliczenia jest oddanie kompletnego projektu oraz jego pozytywna ocena</w:t>
+              <w:t>prezentacja projektu i dokumentacji; ocena sporządzonego oprogramowania</w:t>
             </w:r>
           </w:p>
         </w:tc>
@@ -5712,7 +5755,7 @@
                 <w:i w:val="0"/>
                 <w:sz w:val="22"/>
               </w:rPr>
-              <w:t>Projekt realizowany indywidualnie lub w parach – 100%; Ocena projektu obejmuje: poprawność modelu grafowego, jakość zapytań grafowych, poprawność relacji i własności, uzasadnienie decyzji projektowych oraz dokumentację; Warunkiem zaliczenia jest oddanie kompletnego projektu oraz jego pozytywna ocena</w:t>
+              <w:t>prezentacja projektu i dokumentacji; ocena sporządzonego oprogramowania</w:t>
             </w:r>
           </w:p>
         </w:tc>
@@ -5770,7 +5813,7 @@
                 <w:i w:val="0"/>
                 <w:sz w:val="22"/>
               </w:rPr>
-              <w:t>Projekt realizowany indywidualnie lub w parach – 100%; Ocena projektu obejmuje: poprawność modelu grafowego, jakość zapytań grafowych, poprawność relacji i własności, uzasadnienie decyzji projektowych oraz dokumentację; Warunkiem zaliczenia jest oddanie kompletnego projektu oraz jego pozytywna ocena</w:t>
+              <w:t>prezentacja projektu i dokumentacji; ocena sporządzonego oprogramowania</w:t>
             </w:r>
           </w:p>
         </w:tc>
@@ -5828,7 +5871,7 @@
                 <w:i w:val="0"/>
                 <w:sz w:val="22"/>
               </w:rPr>
-              <w:t>Projekt realizowany indywidualnie lub w parach – 100%; Ocena projektu obejmuje: poprawność modelu grafowego, jakość zapytań grafowych, poprawność relacji i własności, uzasadnienie decyzji projektowych oraz dokumentację; Warunkiem zaliczenia jest oddanie kompletnego projektu oraz jego pozytywna ocena</w:t>
+              <w:t>prezentacja projektu i dokumentacji; ocena sporządzonego oprogramowania</w:t>
             </w:r>
           </w:p>
         </w:tc>
@@ -5886,7 +5929,7 @@
                 <w:i w:val="0"/>
                 <w:sz w:val="22"/>
               </w:rPr>
-              <w:t>Projekt realizowany indywidualnie lub w parach – 100%; Ocena projektu obejmuje: poprawność modelu grafowego, jakość zapytań grafowych, poprawność relacji i własności, uzasadnienie decyzji projektowych oraz dokumentację; Warunkiem zaliczenia jest oddanie kompletnego projektu oraz jego pozytywna ocena</w:t>
+              <w:t>prezentacja projektu i dokumentacji; ocena sporządzonego oprogramowania</w:t>
             </w:r>
           </w:p>
         </w:tc>
@@ -5944,7 +5987,7 @@
                 <w:i w:val="0"/>
                 <w:sz w:val="22"/>
               </w:rPr>
-              <w:t>Projekt realizowany indywidualnie lub w parach – 100%; Ocena projektu obejmuje: poprawność modelu grafowego, jakość zapytań grafowych, poprawność relacji i własności, uzasadnienie decyzji projektowych oraz dokumentację; Warunkiem zaliczenia jest oddanie kompletnego projektu oraz jego pozytywna ocena</w:t>
+              <w:t>prezentacja projektu i dokumentacji; ocena sporządzonego oprogramowania</w:t>
             </w:r>
           </w:p>
         </w:tc>
@@ -6002,7 +6045,7 @@
                 <w:i w:val="0"/>
                 <w:sz w:val="22"/>
               </w:rPr>
-              <w:t>Projekt realizowany indywidualnie lub w parach – 100%; Ocena projektu obejmuje: poprawność modelu grafowego, jakość zapytań grafowych, poprawność relacji i własności, uzasadnienie decyzji projektowych oraz dokumentację; Warunkiem zaliczenia jest oddanie kompletnego projektu oraz jego pozytywna ocena</w:t>
+              <w:t>prezentacja projektu i dokumentacji; ocena sporządzonego oprogramowania</w:t>
             </w:r>
           </w:p>
         </w:tc>
@@ -6060,7 +6103,7 @@
                 <w:i w:val="0"/>
                 <w:sz w:val="22"/>
               </w:rPr>
-              <w:t>Projekt realizowany indywidualnie lub w parach – 100%; Ocena projektu obejmuje: poprawność modelu grafowego, jakość zapytań grafowych, poprawność relacji i własności, uzasadnienie decyzji projektowych oraz dokumentację; Warunkiem zaliczenia jest oddanie kompletnego projektu oraz jego pozytywna ocena</w:t>
+              <w:t>prezentacja projektu i dokumentacji; ocena sporządzonego oprogramowania</w:t>
             </w:r>
           </w:p>
         </w:tc>
@@ -6118,7 +6161,7 @@
                 <w:i w:val="0"/>
                 <w:sz w:val="22"/>
               </w:rPr>
-              <w:t>Projekt realizowany indywidualnie lub w parach – 100%; Ocena projektu obejmuje: poprawność modelu grafowego, jakość zapytań grafowych, poprawność relacji i własności, uzasadnienie decyzji projektowych oraz dokumentację; Warunkiem zaliczenia jest oddanie kompletnego projektu oraz jego pozytywna ocena</w:t>
+              <w:t>prezentacja projektu i dokumentacji; ocena sporządzonego oprogramowania</w:t>
             </w:r>
           </w:p>
         </w:tc>
@@ -6176,7 +6219,7 @@
                 <w:i w:val="0"/>
                 <w:sz w:val="22"/>
               </w:rPr>
-              <w:t>Projekt realizowany indywidualnie lub w parach – 100%; Ocena projektu obejmuje: poprawność modelu grafowego, jakość zapytań grafowych, poprawność relacji i własności, uzasadnienie decyzji projektowych oraz dokumentację; Warunkiem zaliczenia jest oddanie kompletnego projektu oraz jego pozytywna ocena</w:t>
+              <w:t>prezentacja projektu i dokumentacji; ocena sporządzonego oprogramowania</w:t>
             </w:r>
           </w:p>
         </w:tc>
@@ -6234,7 +6277,7 @@
                 <w:i w:val="0"/>
                 <w:sz w:val="22"/>
               </w:rPr>
-              <w:t>Projekt realizowany indywidualnie lub w parach – 100%; Ocena projektu obejmuje: poprawność modelu grafowego, jakość zapytań grafowych, poprawność relacji i własności, uzasadnienie decyzji projektowych oraz dokumentację; Warunkiem zaliczenia jest oddanie kompletnego projektu oraz jego pozytywna ocena</w:t>
+              <w:t>prezentacja projektu i dokumentacji; ocena sporządzonego oprogramowania</w:t>
             </w:r>
           </w:p>
         </w:tc>
@@ -6292,7 +6335,7 @@
                 <w:i w:val="0"/>
                 <w:sz w:val="22"/>
               </w:rPr>
-              <w:t>Projekt realizowany indywidualnie lub w parach – 100%; Ocena projektu obejmuje: poprawność modelu grafowego, jakość zapytań grafowych, poprawność relacji i własności, uzasadnienie decyzji projektowych oraz dokumentację; Warunkiem zaliczenia jest oddanie kompletnego projektu oraz jego pozytywna ocena</w:t>
+              <w:t>prezentacja projektu i dokumentacji; ocena sporządzonego oprogramowania</w:t>
             </w:r>
           </w:p>
         </w:tc>
@@ -6350,7 +6393,7 @@
                 <w:i w:val="0"/>
                 <w:sz w:val="22"/>
               </w:rPr>
-              <w:t>Projekt realizowany indywidualnie lub w parach – 100%; Ocena projektu obejmuje: poprawność modelu grafowego, jakość zapytań grafowych, poprawność relacji i własności, uzasadnienie decyzji projektowych oraz dokumentację; Warunkiem zaliczenia jest oddanie kompletnego projektu oraz jego pozytywna ocena</w:t>
+              <w:t>prezentacja projektu i dokumentacji; ocena sporządzonego oprogramowania</w:t>
             </w:r>
           </w:p>
         </w:tc>
@@ -6408,7 +6451,7 @@
                 <w:i w:val="0"/>
                 <w:sz w:val="22"/>
               </w:rPr>
-              <w:t>Projekt realizowany indywidualnie lub w parach – 100%; Ocena projektu obejmuje: poprawność modelu grafowego, jakość zapytań grafowych, poprawność relacji i własności, uzasadnienie decyzji projektowych oraz dokumentację; Warunkiem zaliczenia jest oddanie kompletnego projektu oraz jego pozytywna ocena</w:t>
+              <w:t>prezentacja projektu i dokumentacji; ocena sporządzonego oprogramowania</w:t>
             </w:r>
           </w:p>
         </w:tc>
@@ -6466,7 +6509,7 @@
                 <w:i w:val="0"/>
                 <w:sz w:val="22"/>
               </w:rPr>
-              <w:t>Projekt realizowany indywidualnie lub w parach – 100%; Ocena projektu obejmuje: poprawność modelu grafowego, jakość zapytań grafowych, poprawność relacji i własności, uzasadnienie decyzji projektowych oraz dokumentację; Warunkiem zaliczenia jest oddanie kompletnego projektu oraz jego pozytywna ocena</w:t>
+              <w:t>prezentacja projektu i dokumentacji; ocena sporządzonego oprogramowania</w:t>
             </w:r>
           </w:p>
         </w:tc>
@@ -6524,7 +6567,7 @@
                 <w:i w:val="0"/>
                 <w:sz w:val="22"/>
               </w:rPr>
-              <w:t>Projekt realizowany indywidualnie lub w parach – 100%; Ocena projektu obejmuje: poprawność modelu grafowego, jakość zapytań grafowych, poprawność relacji i własności, uzasadnienie decyzji projektowych oraz dokumentację; Warunkiem zaliczenia jest oddanie kompletnego projektu oraz jego pozytywna ocena</w:t>
+              <w:t>prezentacja projektu i dokumentacji; ocena sporządzonego oprogramowania</w:t>
             </w:r>
           </w:p>
         </w:tc>
@@ -6582,7 +6625,7 @@
                 <w:i w:val="0"/>
                 <w:sz w:val="22"/>
               </w:rPr>
-              <w:t>Projekt realizowany indywidualnie lub w parach – 100%; Ocena projektu obejmuje: poprawność modelu grafowego, jakość zapytań grafowych, poprawność relacji i własności, uzasadnienie decyzji projektowych oraz dokumentację; Warunkiem zaliczenia jest oddanie kompletnego projektu oraz jego pozytywna ocena</w:t>
+              <w:t>prezentacja projektu i dokumentacji; ocena sporządzonego oprogramowania</w:t>
             </w:r>
           </w:p>
         </w:tc>
@@ -6640,7 +6683,7 @@
                 <w:i w:val="0"/>
                 <w:sz w:val="22"/>
               </w:rPr>
-              <w:t>Projekt realizowany indywidualnie lub w parach – 100%; Ocena projektu obejmuje: poprawność modelu grafowego, jakość zapytań grafowych, poprawność relacji i własności, uzasadnienie decyzji projektowych oraz dokumentację; Warunkiem zaliczenia jest oddanie kompletnego projektu oraz jego pozytywna ocena</w:t>
+              <w:t>prezentacja projektu i dokumentacji; ocena sporządzonego oprogramowania</w:t>
             </w:r>
           </w:p>
         </w:tc>
@@ -6698,7 +6741,7 @@
                 <w:i w:val="0"/>
                 <w:sz w:val="22"/>
               </w:rPr>
-              <w:t>Projekt realizowany indywidualnie lub w parach – 100%; Ocena projektu obejmuje: poprawność modelu grafowego, jakość zapytań grafowych, poprawność relacji i własności, uzasadnienie decyzji projektowych oraz dokumentację; Warunkiem zaliczenia jest oddanie kompletnego projektu oraz jego pozytywna ocena</w:t>
+              <w:t>prezentacja projektu i dokumentacji; ocena sporządzonego oprogramowania</w:t>
             </w:r>
           </w:p>
         </w:tc>
@@ -6756,7 +6799,7 @@
                 <w:i w:val="0"/>
                 <w:sz w:val="22"/>
               </w:rPr>
-              <w:t>Projekt realizowany indywidualnie lub w parach – 100%; Ocena projektu obejmuje: poprawność modelu grafowego, jakość zapytań grafowych, poprawność relacji i własności, uzasadnienie decyzji projektowych oraz dokumentację; Warunkiem zaliczenia jest oddanie kompletnego projektu oraz jego pozytywna ocena</w:t>
+              <w:t>prezentacja projektu i dokumentacji; ocena sporządzonego oprogramowania</w:t>
             </w:r>
           </w:p>
         </w:tc>
@@ -6814,7 +6857,7 @@
                 <w:i w:val="0"/>
                 <w:sz w:val="22"/>
               </w:rPr>
-              <w:t>Projekt realizowany indywidualnie lub w parach – 100%; Ocena projektu obejmuje: poprawność modelu grafowego, jakość zapytań grafowych, poprawność relacji i własności, uzasadnienie decyzji projektowych oraz dokumentację; Warunkiem zaliczenia jest oddanie kompletnego projektu oraz jego pozytywna ocena</w:t>
+              <w:t>prezentacja projektu i dokumentacji; ocena sporządzonego oprogramowania</w:t>
             </w:r>
           </w:p>
         </w:tc>
@@ -6872,7 +6915,7 @@
                 <w:i w:val="0"/>
                 <w:sz w:val="22"/>
               </w:rPr>
-              <w:t>Projekt realizowany indywidualnie lub w parach – 100%; Ocena projektu obejmuje: poprawność modelu grafowego, jakość zapytań grafowych, poprawność relacji i własności, uzasadnienie decyzji projektowych oraz dokumentację; Warunkiem zaliczenia jest oddanie kompletnego projektu oraz jego pozytywna ocena</w:t>
+              <w:t>prezentacja projektu i dokumentacji; ocena sporządzonego oprogramowania</w:t>
             </w:r>
           </w:p>
         </w:tc>
@@ -6930,7 +6973,7 @@
                 <w:i w:val="0"/>
                 <w:sz w:val="22"/>
               </w:rPr>
-              <w:t>Projekt realizowany indywidualnie lub w parach – 100%; Ocena projektu obejmuje: poprawność modelu grafowego, jakość zapytań grafowych, poprawność relacji i własności, uzasadnienie decyzji projektowych oraz dokumentację; Warunkiem zaliczenia jest oddanie kompletnego projektu oraz jego pozytywna ocena</w:t>
+              <w:t>prezentacja projektu i dokumentacji; ocena sporządzonego oprogramowania</w:t>
             </w:r>
           </w:p>
         </w:tc>
@@ -6988,7 +7031,7 @@
                 <w:i w:val="0"/>
                 <w:sz w:val="22"/>
               </w:rPr>
-              <w:t>Projekt realizowany indywidualnie lub w parach – 100%; Ocena projektu obejmuje: poprawność modelu grafowego, jakość zapytań grafowych, poprawność relacji i własności, uzasadnienie decyzji projektowych oraz dokumentację; Warunkiem zaliczenia jest oddanie kompletnego projektu oraz jego pozytywna ocena</w:t>
+              <w:t>prezentacja projektu i dokumentacji; ocena sporządzonego oprogramowania</w:t>
             </w:r>
           </w:p>
         </w:tc>
@@ -7046,7 +7089,7 @@
                 <w:i w:val="0"/>
                 <w:sz w:val="22"/>
               </w:rPr>
-              <w:t>Projekt realizowany indywidualnie lub w parach – 100%; Ocena projektu obejmuje: poprawność modelu grafowego, jakość zapytań grafowych, poprawność relacji i własności, uzasadnienie decyzji projektowych oraz dokumentację; Warunkiem zaliczenia jest oddanie kompletnego projektu oraz jego pozytywna ocena</w:t>
+              <w:t>prezentacja projektu i dokumentacji; ocena sporządzonego oprogramowania</w:t>
             </w:r>
           </w:p>
         </w:tc>
@@ -7104,7 +7147,7 @@
                 <w:i w:val="0"/>
                 <w:sz w:val="22"/>
               </w:rPr>
-              <w:t>Projekt realizowany indywidualnie lub w parach – 100%; Ocena projektu obejmuje: poprawność modelu grafowego, jakość zapytań grafowych, poprawność relacji i własności, uzasadnienie decyzji projektowych oraz dokumentację; Warunkiem zaliczenia jest oddanie kompletnego projektu oraz jego pozytywna ocena</w:t>
+              <w:t>prezentacja projektu i dokumentacji; ocena sporządzonego oprogramowania</w:t>
             </w:r>
           </w:p>
         </w:tc>
@@ -7162,7 +7205,7 @@
                 <w:i w:val="0"/>
                 <w:sz w:val="22"/>
               </w:rPr>
-              <w:t>Projekt realizowany indywidualnie lub w parach – 100%; Ocena projektu obejmuje: poprawność modelu grafowego, jakość zapytań grafowych, poprawność relacji i własności, uzasadnienie decyzji projektowych oraz dokumentację; Warunkiem zaliczenia jest oddanie kompletnego projektu oraz jego pozytywna ocena</w:t>
+              <w:t>prezentacja projektu i dokumentacji; ocena sporządzonego oprogramowania</w:t>
             </w:r>
           </w:p>
         </w:tc>
@@ -7220,7 +7263,7 @@
                 <w:i w:val="0"/>
                 <w:sz w:val="22"/>
               </w:rPr>
-              <w:t>Projekt realizowany indywidualnie lub w parach – 100%; Ocena projektu obejmuje: poprawność modelu grafowego, jakość zapytań grafowych, poprawność relacji i własności, uzasadnienie decyzji projektowych oraz dokumentację; Warunkiem zaliczenia jest oddanie kompletnego projektu oraz jego pozytywna ocena</w:t>
+              <w:t>prezentacja projektu i dokumentacji; ocena sporządzonego oprogramowania</w:t>
             </w:r>
           </w:p>
         </w:tc>
@@ -7278,7 +7321,7 @@
                 <w:i w:val="0"/>
                 <w:sz w:val="22"/>
               </w:rPr>
-              <w:t>Projekt realizowany indywidualnie lub w parach – 100%; Ocena projektu obejmuje: poprawność modelu grafowego, jakość zapytań grafowych, poprawność relacji i własności, uzasadnienie decyzji projektowych oraz dokumentację; Warunkiem zaliczenia jest oddanie kompletnego projektu oraz jego pozytywna ocena</w:t>
+              <w:t>prezentacja projektu i dokumentacji; ocena sporządzonego oprogramowania</w:t>
             </w:r>
           </w:p>
         </w:tc>
@@ -7336,7 +7379,7 @@
                 <w:i w:val="0"/>
                 <w:sz w:val="22"/>
               </w:rPr>
-              <w:t>Projekt realizowany indywidualnie lub w parach – 100%; Ocena projektu obejmuje: poprawność modelu grafowego, jakość zapytań grafowych, poprawność relacji i własności, uzasadnienie decyzji projektowych oraz dokumentację; Warunkiem zaliczenia jest oddanie kompletnego projektu oraz jego pozytywna ocena</w:t>
+              <w:t>prezentacja projektu i dokumentacji; ocena sporządzonego oprogramowania</w:t>
             </w:r>
           </w:p>
         </w:tc>
@@ -7394,7 +7437,7 @@
                 <w:i w:val="0"/>
                 <w:sz w:val="22"/>
               </w:rPr>
-              <w:t>Projekt realizowany indywidualnie lub w parach – 100%; Ocena projektu obejmuje: poprawność modelu grafowego, jakość zapytań grafowych, poprawność relacji i własności, uzasadnienie decyzji projektowych oraz dokumentację; Warunkiem zaliczenia jest oddanie kompletnego projektu oraz jego pozytywna ocena</w:t>
+              <w:t>prezentacja projektu i dokumentacji; ocena sporządzonego oprogramowania</w:t>
             </w:r>
           </w:p>
         </w:tc>
@@ -7452,7 +7495,7 @@
                 <w:i w:val="0"/>
                 <w:sz w:val="22"/>
               </w:rPr>
-              <w:t>Projekt realizowany indywidualnie lub w parach – 100%; Ocena projektu obejmuje: poprawność modelu grafowego, jakość zapytań grafowych, poprawność relacji i własności, uzasadnienie decyzji projektowych oraz dokumentację; Warunkiem zaliczenia jest oddanie kompletnego projektu oraz jego pozytywna ocena</w:t>
+              <w:t>prezentacja projektu i dokumentacji; ocena sporządzonego oprogramowania</w:t>
             </w:r>
           </w:p>
         </w:tc>
@@ -7510,7 +7553,7 @@
                 <w:i w:val="0"/>
                 <w:sz w:val="22"/>
               </w:rPr>
-              <w:t>Projekt realizowany indywidualnie lub w parach – 100%; Ocena projektu obejmuje: poprawność modelu grafowego, jakość zapytań grafowych, poprawność relacji i własności, uzasadnienie decyzji projektowych oraz dokumentację; Warunkiem zaliczenia jest oddanie kompletnego projektu oraz jego pozytywna ocena</w:t>
+              <w:t>prezentacja projektu i dokumentacji; ocena sporządzonego oprogramowania</w:t>
             </w:r>
           </w:p>
         </w:tc>
@@ -7568,7 +7611,7 @@
                 <w:i w:val="0"/>
                 <w:sz w:val="22"/>
               </w:rPr>
-              <w:t>Projekt realizowany indywidualnie lub w parach – 100%; Ocena projektu obejmuje: poprawność modelu grafowego, jakość zapytań grafowych, poprawność relacji i własności, uzasadnienie decyzji projektowych oraz dokumentację; Warunkiem zaliczenia jest oddanie kompletnego projektu oraz jego pozytywna ocena</w:t>
+              <w:t>prezentacja projektu i dokumentacji; ocena sporządzonego oprogramowania</w:t>
             </w:r>
           </w:p>
         </w:tc>
@@ -7626,7 +7669,7 @@
                 <w:i w:val="0"/>
                 <w:sz w:val="22"/>
               </w:rPr>
-              <w:t>Projekt realizowany indywidualnie lub w parach – 100%; Ocena projektu obejmuje: poprawność modelu grafowego, jakość zapytań grafowych, poprawność relacji i własności, uzasadnienie decyzji projektowych oraz dokumentację; Warunkiem zaliczenia jest oddanie kompletnego projektu oraz jego pozytywna ocena</w:t>
+              <w:t>prezentacja projektu i dokumentacji; ocena sporządzonego oprogramowania</w:t>
             </w:r>
           </w:p>
         </w:tc>
@@ -7684,7 +7727,7 @@
                 <w:i w:val="0"/>
                 <w:sz w:val="22"/>
               </w:rPr>
-              <w:t>Projekt realizowany indywidualnie lub w parach – 100%; Ocena projektu obejmuje: poprawność modelu grafowego, jakość zapytań grafowych, poprawność relacji i własności, uzasadnienie decyzji projektowych oraz dokumentację; Warunkiem zaliczenia jest oddanie kompletnego projektu oraz jego pozytywna ocena</w:t>
+              <w:t>prezentacja projektu i dokumentacji; ocena sporządzonego oprogramowania</w:t>
             </w:r>
           </w:p>
         </w:tc>
@@ -7742,7 +7785,7 @@
                 <w:i w:val="0"/>
                 <w:sz w:val="22"/>
               </w:rPr>
-              <w:t>Projekt realizowany indywidualnie lub w parach – 100%; Ocena projektu obejmuje: poprawność modelu grafowego, jakość zapytań grafowych, poprawność relacji i własności, uzasadnienie decyzji projektowych oraz dokumentację; Warunkiem zaliczenia jest oddanie kompletnego projektu oraz jego pozytywna ocena</w:t>
+              <w:t>prezentacja projektu i dokumentacji; ocena sporządzonego oprogramowania</w:t>
             </w:r>
           </w:p>
         </w:tc>
@@ -7800,7 +7843,7 @@
                 <w:i w:val="0"/>
                 <w:sz w:val="22"/>
               </w:rPr>
-              <w:t>Projekt realizowany indywidualnie lub w parach – 100%; Ocena projektu obejmuje: poprawność modelu grafowego, jakość zapytań grafowych, poprawność relacji i własności, uzasadnienie decyzji projektowych oraz dokumentację; Warunkiem zaliczenia jest oddanie kompletnego projektu oraz jego pozytywna ocena</w:t>
+              <w:t>prezentacja projektu i dokumentacji; ocena sporządzonego oprogramowania</w:t>
             </w:r>
           </w:p>
         </w:tc>
@@ -7858,7 +7901,7 @@
                 <w:i w:val="0"/>
                 <w:sz w:val="22"/>
               </w:rPr>
-              <w:t>Projekt realizowany indywidualnie lub w parach – 100%; Ocena projektu obejmuje: poprawność modelu grafowego, jakość zapytań grafowych, poprawność relacji i własności, uzasadnienie decyzji projektowych oraz dokumentację; Warunkiem zaliczenia jest oddanie kompletnego projektu oraz jego pozytywna ocena</w:t>
+              <w:t>prezentacja projektu i dokumentacji; ocena sporządzonego oprogramowania</w:t>
             </w:r>
           </w:p>
         </w:tc>
@@ -7916,7 +7959,7 @@
                 <w:i w:val="0"/>
                 <w:sz w:val="22"/>
               </w:rPr>
-              <w:t>Projekt realizowany indywidualnie lub w parach – 100%; Ocena projektu obejmuje: poprawność modelu grafowego, jakość zapytań grafowych, poprawność relacji i własności, uzasadnienie decyzji projektowych oraz dokumentację; Warunkiem zaliczenia jest oddanie kompletnego projektu oraz jego pozytywna ocena</w:t>
+              <w:t>prezentacja projektu i dokumentacji; ocena sporządzonego oprogramowania</w:t>
             </w:r>
           </w:p>
         </w:tc>
@@ -7974,7 +8017,7 @@
                 <w:i w:val="0"/>
                 <w:sz w:val="22"/>
               </w:rPr>
-              <w:t>Projekt realizowany indywidualnie lub w parach – 100%; Ocena projektu obejmuje: poprawność modelu grafowego, jakość zapytań grafowych, poprawność relacji i własności, uzasadnienie decyzji projektowych oraz dokumentację; Warunkiem zaliczenia jest oddanie kompletnego projektu oraz jego pozytywna ocena</w:t>
+              <w:t>prezentacja projektu i dokumentacji; ocena sporządzonego oprogramowania</w:t>
             </w:r>
           </w:p>
         </w:tc>
@@ -8032,7 +8075,7 @@
                 <w:i w:val="0"/>
                 <w:sz w:val="22"/>
               </w:rPr>
-              <w:t>Projekt realizowany indywidualnie lub w parach – 100%; Ocena projektu obejmuje: poprawność modelu grafowego, jakość zapytań grafowych, poprawność relacji i własności, uzasadnienie decyzji projektowych oraz dokumentację; Warunkiem zaliczenia jest oddanie kompletnego projektu oraz jego pozytywna ocena</w:t>
+              <w:t>prezentacja projektu i dokumentacji; ocena sporządzonego oprogramowania</w:t>
             </w:r>
           </w:p>
         </w:tc>
@@ -8090,7 +8133,7 @@
                 <w:i w:val="0"/>
                 <w:sz w:val="22"/>
               </w:rPr>
-              <w:t>Projekt realizowany indywidualnie lub w parach – 100%; Ocena projektu obejmuje: poprawność modelu grafowego, jakość zapytań grafowych, poprawność relacji i własności, uzasadnienie decyzji projektowych oraz dokumentację; Warunkiem zaliczenia jest oddanie kompletnego projektu oraz jego pozytywna ocena</w:t>
+              <w:t>prezentacja projektu i dokumentacji; ocena sporządzonego oprogramowania</w:t>
             </w:r>
           </w:p>
         </w:tc>
@@ -8148,7 +8191,7 @@
                 <w:i w:val="0"/>
                 <w:sz w:val="22"/>
               </w:rPr>
-              <w:t>Projekt realizowany indywidualnie lub w parach – 100%; Ocena projektu obejmuje: poprawność modelu grafowego, jakość zapytań grafowych, poprawność relacji i własności, uzasadnienie decyzji projektowych oraz dokumentację; Warunkiem zaliczenia jest oddanie kompletnego projektu oraz jego pozytywna ocena</w:t>
+              <w:t>prezentacja projektu i dokumentacji; ocena sporządzonego oprogramowania</w:t>
             </w:r>
           </w:p>
         </w:tc>
@@ -8206,7 +8249,7 @@
                 <w:i w:val="0"/>
                 <w:sz w:val="22"/>
               </w:rPr>
-              <w:t>Projekt realizowany indywidualnie lub w parach – 100%; Ocena projektu obejmuje: poprawność modelu grafowego, jakość zapytań grafowych, poprawność relacji i własności, uzasadnienie decyzji projektowych oraz dokumentację; Warunkiem zaliczenia jest oddanie kompletnego projektu oraz jego pozytywna ocena</w:t>
+              <w:t>prezentacja projektu i dokumentacji; ocena sporządzonego oprogramowania</w:t>
             </w:r>
           </w:p>
         </w:tc>
@@ -8264,7 +8307,7 @@
                 <w:i w:val="0"/>
                 <w:sz w:val="22"/>
               </w:rPr>
-              <w:t>Projekt realizowany indywidualnie lub w parach – 100%; Ocena projektu obejmuje: poprawność modelu grafowego, jakość zapytań grafowych, poprawność relacji i własności, uzasadnienie decyzji projektowych oraz dokumentację; Warunkiem zaliczenia jest oddanie kompletnego projektu oraz jego pozytywna ocena</w:t>
+              <w:t>prezentacja projektu i dokumentacji; ocena sporządzonego oprogramowania</w:t>
             </w:r>
           </w:p>
         </w:tc>
@@ -8322,7 +8365,7 @@
                 <w:i w:val="0"/>
                 <w:sz w:val="22"/>
               </w:rPr>
-              <w:t>Projekt realizowany indywidualnie lub w parach – 100%; Ocena projektu obejmuje: poprawność modelu grafowego, jakość zapytań grafowych, poprawność relacji i własności, uzasadnienie decyzji projektowych oraz dokumentację; Warunkiem zaliczenia jest oddanie kompletnego projektu oraz jego pozytywna ocena</w:t>
+              <w:t>prezentacja projektu i dokumentacji; ocena sporządzonego oprogramowania</w:t>
             </w:r>
           </w:p>
         </w:tc>
@@ -8380,7 +8423,7 @@
                 <w:i w:val="0"/>
                 <w:sz w:val="22"/>
               </w:rPr>
-              <w:t>Projekt realizowany indywidualnie lub w parach – 100%; Ocena projektu obejmuje: poprawność modelu grafowego, jakość zapytań grafowych, poprawność relacji i własności, uzasadnienie decyzji projektowych oraz dokumentację; Warunkiem zaliczenia jest oddanie kompletnego projektu oraz jego pozytywna ocena</w:t>
+              <w:t>prezentacja projektu i dokumentacji; ocena sporządzonego oprogramowania</w:t>
             </w:r>
           </w:p>
         </w:tc>
@@ -8438,7 +8481,7 @@
                 <w:i w:val="0"/>
                 <w:sz w:val="22"/>
               </w:rPr>
-              <w:t>Projekt realizowany indywidualnie lub w parach – 100%; Ocena projektu obejmuje: poprawność modelu grafowego, jakość zapytań grafowych, poprawność relacji i własności, uzasadnienie decyzji projektowych oraz dokumentację; Warunkiem zaliczenia jest oddanie kompletnego projektu oraz jego pozytywna ocena</w:t>
+              <w:t>prezentacja projektu i dokumentacji; ocena sporządzonego oprogramowania</w:t>
             </w:r>
           </w:p>
         </w:tc>
@@ -8496,7 +8539,7 @@
                 <w:i w:val="0"/>
                 <w:sz w:val="22"/>
               </w:rPr>
-              <w:t>Projekt realizowany indywidualnie lub w parach – 100%; Ocena projektu obejmuje: poprawność modelu grafowego, jakość zapytań grafowych, poprawność relacji i własności, uzasadnienie decyzji projektowych oraz dokumentację; Warunkiem zaliczenia jest oddanie kompletnego projektu oraz jego pozytywna ocena</w:t>
+              <w:t>prezentacja projektu i dokumentacji; ocena sporządzonego oprogramowania</w:t>
             </w:r>
           </w:p>
         </w:tc>
@@ -8554,7 +8597,7 @@
                 <w:i w:val="0"/>
                 <w:sz w:val="22"/>
               </w:rPr>
-              <w:t>Projekt realizowany indywidualnie lub w parach – 100%; Ocena projektu obejmuje: poprawność modelu grafowego, jakość zapytań grafowych, poprawność relacji i własności, uzasadnienie decyzji projektowych oraz dokumentację; Warunkiem zaliczenia jest oddanie kompletnego projektu oraz jego pozytywna ocena</w:t>
+              <w:t>prezentacja projektu i dokumentacji; ocena sporządzonego oprogramowania</w:t>
             </w:r>
           </w:p>
         </w:tc>
@@ -8612,7 +8655,7 @@
                 <w:i w:val="0"/>
                 <w:sz w:val="22"/>
               </w:rPr>
-              <w:t>Projekt realizowany indywidualnie lub w parach – 100%; Ocena projektu obejmuje: poprawność modelu grafowego, jakość zapytań grafowych, poprawność relacji i własności, uzasadnienie decyzji projektowych oraz dokumentację; Warunkiem zaliczenia jest oddanie kompletnego projektu oraz jego pozytywna ocena</w:t>
+              <w:t>prezentacja projektu i dokumentacji; ocena sporządzonego oprogramowania</w:t>
             </w:r>
           </w:p>
         </w:tc>
@@ -8670,7 +8713,7 @@
                 <w:i w:val="0"/>
                 <w:sz w:val="22"/>
               </w:rPr>
-              <w:t>Projekt realizowany indywidualnie lub w parach – 100%; Ocena projektu obejmuje: poprawność modelu grafowego, jakość zapytań grafowych, poprawność relacji i własności, uzasadnienie decyzji projektowych oraz dokumentację; Warunkiem zaliczenia jest oddanie kompletnego projektu oraz jego pozytywna ocena</w:t>
+              <w:t>prezentacja projektu i dokumentacji; ocena sporządzonego oprogramowania</w:t>
             </w:r>
           </w:p>
         </w:tc>
@@ -8728,7 +8771,7 @@
                 <w:i w:val="0"/>
                 <w:sz w:val="22"/>
               </w:rPr>
-              <w:t>Projekt realizowany indywidualnie lub w parach – 100%; Ocena projektu obejmuje: poprawność modelu grafowego, jakość zapytań grafowych, poprawność relacji i własności, uzasadnienie decyzji projektowych oraz dokumentację; Warunkiem zaliczenia jest oddanie kompletnego projektu oraz jego pozytywna ocena</w:t>
+              <w:t>prezentacja projektu i dokumentacji; ocena sporządzonego oprogramowania</w:t>
             </w:r>
           </w:p>
         </w:tc>
@@ -8786,7 +8829,7 @@
                 <w:i w:val="0"/>
                 <w:sz w:val="22"/>
               </w:rPr>
-              <w:t>Projekt realizowany indywidualnie lub w parach – 100%; Ocena projektu obejmuje: poprawność modelu grafowego, jakość zapytań grafowych, poprawność relacji i własności, uzasadnienie decyzji projektowych oraz dokumentację; Warunkiem zaliczenia jest oddanie kompletnego projektu oraz jego pozytywna ocena</w:t>
+              <w:t>prezentacja projektu i dokumentacji; ocena sporządzonego oprogramowania</w:t>
             </w:r>
           </w:p>
         </w:tc>
@@ -8844,7 +8887,7 @@
                 <w:i w:val="0"/>
                 <w:sz w:val="22"/>
               </w:rPr>
-              <w:t>Projekt realizowany indywidualnie lub w parach – 100%; Ocena projektu obejmuje: poprawność modelu grafowego, jakość zapytań grafowych, poprawność relacji i własności, uzasadnienie decyzji projektowych oraz dokumentację; Warunkiem zaliczenia jest oddanie kompletnego projektu oraz jego pozytywna ocena</w:t>
+              <w:t>prezentacja projektu i dokumentacji; ocena sporządzonego oprogramowania</w:t>
             </w:r>
           </w:p>
         </w:tc>
@@ -8902,7 +8945,7 @@
                 <w:i w:val="0"/>
                 <w:sz w:val="22"/>
               </w:rPr>
-              <w:t>Projekt realizowany indywidualnie lub w parach – 100%; Ocena projektu obejmuje: poprawność modelu grafowego, jakość zapytań grafowych, poprawność relacji i własności, uzasadnienie decyzji projektowych oraz dokumentację; Warunkiem zaliczenia jest oddanie kompletnego projektu oraz jego pozytywna ocena</w:t>
+              <w:t>prezentacja projektu i dokumentacji; ocena sporządzonego oprogramowania</w:t>
             </w:r>
           </w:p>
         </w:tc>
@@ -8960,7 +9003,7 @@
                 <w:i w:val="0"/>
                 <w:sz w:val="22"/>
               </w:rPr>
-              <w:t>Projekt realizowany indywidualnie lub w parach – 100%; Ocena projektu obejmuje: poprawność modelu grafowego, jakość zapytań grafowych, poprawność relacji i własności, uzasadnienie decyzji projektowych oraz dokumentację; Warunkiem zaliczenia jest oddanie kompletnego projektu oraz jego pozytywna ocena</w:t>
+              <w:t>prezentacja projektu i dokumentacji; ocena sporządzonego oprogramowania</w:t>
             </w:r>
           </w:p>
         </w:tc>
@@ -9018,7 +9061,7 @@
                 <w:i w:val="0"/>
                 <w:sz w:val="22"/>
               </w:rPr>
-              <w:t>Projekt realizowany indywidualnie lub w parach – 100%; Ocena projektu obejmuje: poprawność modelu grafowego, jakość zapytań grafowych, poprawność relacji i własności, uzasadnienie decyzji projektowych oraz dokumentację; Warunkiem zaliczenia jest oddanie kompletnego projektu oraz jego pozytywna ocena</w:t>
+              <w:t>prezentacja projektu i dokumentacji; ocena sporządzonego oprogramowania</w:t>
             </w:r>
           </w:p>
         </w:tc>
@@ -9076,7 +9119,7 @@
                 <w:i w:val="0"/>
                 <w:sz w:val="22"/>
               </w:rPr>
-              <w:t>Projekt realizowany indywidualnie lub w parach – 100%; Ocena projektu obejmuje: poprawność modelu grafowego, jakość zapytań grafowych, poprawność relacji i własności, uzasadnienie decyzji projektowych oraz dokumentację; Warunkiem zaliczenia jest oddanie kompletnego projektu oraz jego pozytywna ocena</w:t>
+              <w:t>prezentacja projektu i dokumentacji; ocena sporządzonego oprogramowania</w:t>
             </w:r>
           </w:p>
         </w:tc>
@@ -9134,7 +9177,7 @@
                 <w:i w:val="0"/>
                 <w:sz w:val="22"/>
               </w:rPr>
-              <w:t>Projekt realizowany indywidualnie lub w parach – 100%; Ocena projektu obejmuje: poprawność modelu grafowego, jakość zapytań grafowych, poprawność relacji i własności, uzasadnienie decyzji projektowych oraz dokumentację; Warunkiem zaliczenia jest oddanie kompletnego projektu oraz jego pozytywna ocena</w:t>
+              <w:t>prezentacja projektu i dokumentacji; ocena sporządzonego oprogramowania</w:t>
             </w:r>
           </w:p>
         </w:tc>
@@ -9192,7 +9235,7 @@
                 <w:i w:val="0"/>
                 <w:sz w:val="22"/>
               </w:rPr>
-              <w:t>Projekt realizowany indywidualnie lub w parach – 100%; Ocena projektu obejmuje: poprawność modelu grafowego, jakość zapytań grafowych, poprawność relacji i własności, uzasadnienie decyzji projektowych oraz dokumentację; Warunkiem zaliczenia jest oddanie kompletnego projektu oraz jego pozytywna ocena</w:t>
+              <w:t>prezentacja projektu i dokumentacji; ocena sporządzonego oprogramowania</w:t>
             </w:r>
           </w:p>
         </w:tc>
@@ -9250,7 +9293,7 @@
                 <w:i w:val="0"/>
                 <w:sz w:val="22"/>
               </w:rPr>
-              <w:t>Projekt realizowany indywidualnie lub w parach – 100%; Ocena projektu obejmuje: poprawność modelu grafowego, jakość zapytań grafowych, poprawność relacji i własności, uzasadnienie decyzji projektowych oraz dokumentację; Warunkiem zaliczenia jest oddanie kompletnego projektu oraz jego pozytywna ocena</w:t>
+              <w:t>prezentacja projektu i dokumentacji; ocena sporządzonego oprogramowania</w:t>
             </w:r>
           </w:p>
         </w:tc>
@@ -9308,7 +9351,7 @@
                 <w:i w:val="0"/>
                 <w:sz w:val="22"/>
               </w:rPr>
-              <w:t>Projekt realizowany indywidualnie lub w parach – 100%; Ocena projektu obejmuje: poprawność modelu grafowego, jakość zapytań grafowych, poprawność relacji i własności, uzasadnienie decyzji projektowych oraz dokumentację; Warunkiem zaliczenia jest oddanie kompletnego projektu oraz jego pozytywna ocena</w:t>
+              <w:t>prezentacja projektu i dokumentacji; ocena sporządzonego oprogramowania</w:t>
             </w:r>
           </w:p>
         </w:tc>
@@ -9366,7 +9409,7 @@
                 <w:i w:val="0"/>
                 <w:sz w:val="22"/>
               </w:rPr>
-              <w:t>Projekt realizowany indywidualnie lub w parach – 100%; Ocena projektu obejmuje: poprawność modelu grafowego, jakość zapytań grafowych, poprawność relacji i własności, uzasadnienie decyzji projektowych oraz dokumentację; Warunkiem zaliczenia jest oddanie kompletnego projektu oraz jego pozytywna ocena</w:t>
+              <w:t>prezentacja projektu i dokumentacji; ocena sporządzonego oprogramowania</w:t>
             </w:r>
           </w:p>
         </w:tc>
@@ -9424,7 +9467,7 @@
                 <w:i w:val="0"/>
                 <w:sz w:val="22"/>
               </w:rPr>
-              <w:t>Projekt realizowany indywidualnie lub w parach – 100%; Ocena projektu obejmuje: poprawność modelu grafowego, jakość zapytań grafowych, poprawność relacji i własności, uzasadnienie decyzji projektowych oraz dokumentację; Warunkiem zaliczenia jest oddanie kompletnego projektu oraz jego pozytywna ocena</w:t>
+              <w:t>prezentacja projektu i dokumentacji; ocena sporządzonego oprogramowania</w:t>
             </w:r>
           </w:p>
         </w:tc>
@@ -9482,7 +9525,7 @@
                 <w:i w:val="0"/>
                 <w:sz w:val="22"/>
               </w:rPr>
-              <w:t>Projekt realizowany indywidualnie lub w parach – 100%; Ocena projektu obejmuje: poprawność modelu grafowego, jakość zapytań grafowych, poprawność relacji i własności, uzasadnienie decyzji projektowych oraz dokumentację; Warunkiem zaliczenia jest oddanie kompletnego projektu oraz jego pozytywna ocena</w:t>
+              <w:t>prezentacja projektu i dokumentacji; ocena sporządzonego oprogramowania</w:t>
             </w:r>
           </w:p>
         </w:tc>
@@ -9540,7 +9583,7 @@
                 <w:i w:val="0"/>
                 <w:sz w:val="22"/>
               </w:rPr>
-              <w:t>Projekt realizowany indywidualnie lub w parach – 100%; Ocena projektu obejmuje: poprawność modelu grafowego, jakość zapytań grafowych, poprawność relacji i własności, uzasadnienie decyzji projektowych oraz dokumentację; Warunkiem zaliczenia jest oddanie kompletnego projektu oraz jego pozytywna ocena</w:t>
+              <w:t>prezentacja projektu i dokumentacji; ocena sporządzonego oprogramowania</w:t>
             </w:r>
           </w:p>
         </w:tc>
@@ -9598,7 +9641,7 @@
                 <w:i w:val="0"/>
                 <w:sz w:val="22"/>
               </w:rPr>
-              <w:t>Projekt realizowany indywidualnie lub w parach – 100%; Ocena projektu obejmuje: poprawność modelu grafowego, jakość zapytań grafowych, poprawność relacji i własności, uzasadnienie decyzji projektowych oraz dokumentację; Warunkiem zaliczenia jest oddanie kompletnego projektu oraz jego pozytywna ocena</w:t>
+              <w:t>prezentacja projektu i dokumentacji; ocena sporządzonego oprogramowania</w:t>
             </w:r>
           </w:p>
         </w:tc>
@@ -9656,7 +9699,7 @@
                 <w:i w:val="0"/>
                 <w:sz w:val="22"/>
               </w:rPr>
-              <w:t>Projekt realizowany indywidualnie lub w parach – 100%; Ocena projektu obejmuje: poprawność modelu grafowego, jakość zapytań grafowych, poprawność relacji i własności, uzasadnienie decyzji projektowych oraz dokumentację; Warunkiem zaliczenia jest oddanie kompletnego projektu oraz jego pozytywna ocena</w:t>
+              <w:t>prezentacja projektu i dokumentacji; ocena sporządzonego oprogramowania</w:t>
             </w:r>
           </w:p>
         </w:tc>
@@ -9714,7 +9757,7 @@
                 <w:i w:val="0"/>
                 <w:sz w:val="22"/>
               </w:rPr>
-              <w:t>Projekt realizowany indywidualnie lub w parach – 100%; Ocena projektu obejmuje: poprawność modelu grafowego, jakość zapytań grafowych, poprawność relacji i własności, uzasadnienie decyzji projektowych oraz dokumentację; Warunkiem zaliczenia jest oddanie kompletnego projektu oraz jego pozytywna ocena</w:t>
+              <w:t>prezentacja projektu i dokumentacji; ocena sporządzonego oprogramowania</w:t>
             </w:r>
           </w:p>
         </w:tc>
@@ -9772,7 +9815,7 @@
                 <w:i w:val="0"/>
                 <w:sz w:val="22"/>
               </w:rPr>
-              <w:t>Projekt realizowany indywidualnie lub w parach – 100%; Ocena projektu obejmuje: poprawność modelu grafowego, jakość zapytań grafowych, poprawność relacji i własności, uzasadnienie decyzji projektowych oraz dokumentację; Warunkiem zaliczenia jest oddanie kompletnego projektu oraz jego pozytywna ocena</w:t>
+              <w:t>prezentacja projektu i dokumentacji; ocena sporządzonego oprogramowania</w:t>
             </w:r>
           </w:p>
         </w:tc>
@@ -9830,7 +9873,7 @@
                 <w:i w:val="0"/>
                 <w:sz w:val="22"/>
               </w:rPr>
-              <w:t>Projekt realizowany indywidualnie lub w parach – 100%; Ocena projektu obejmuje: poprawność modelu grafowego, jakość zapytań grafowych, poprawność relacji i własności, uzasadnienie decyzji projektowych oraz dokumentację; Warunkiem zaliczenia jest oddanie kompletnego projektu oraz jego pozytywna ocena</w:t>
+              <w:t>prezentacja projektu i dokumentacji; ocena sporządzonego oprogramowania</w:t>
             </w:r>
           </w:p>
         </w:tc>
@@ -9888,7 +9931,7 @@
                 <w:i w:val="0"/>
                 <w:sz w:val="22"/>
               </w:rPr>
-              <w:t>Projekt realizowany indywidualnie lub w parach – 100%; Ocena projektu obejmuje: poprawność modelu grafowego, jakość zapytań grafowych, poprawność relacji i własności, uzasadnienie decyzji projektowych oraz dokumentację; Warunkiem zaliczenia jest oddanie kompletnego projektu oraz jego pozytywna ocena</w:t>
+              <w:t>prezentacja projektu i dokumentacji; ocena sporządzonego oprogramowania</w:t>
             </w:r>
           </w:p>
         </w:tc>
@@ -9946,7 +9989,7 @@
                 <w:i w:val="0"/>
                 <w:sz w:val="22"/>
               </w:rPr>
-              <w:t>Projekt realizowany indywidualnie lub w parach – 100%; Ocena projektu obejmuje: poprawność modelu grafowego, jakość zapytań grafowych, poprawność relacji i własności, uzasadnienie decyzji projektowych oraz dokumentację; Warunkiem zaliczenia jest oddanie kompletnego projektu oraz jego pozytywna ocena</w:t>
+              <w:t>prezentacja projektu i dokumentacji; ocena sporządzonego oprogramowania</w:t>
             </w:r>
           </w:p>
         </w:tc>
@@ -10004,7 +10047,7 @@
                 <w:i w:val="0"/>
                 <w:sz w:val="22"/>
               </w:rPr>
-              <w:t>Projekt realizowany indywidualnie lub w parach – 100%; Ocena projektu obejmuje: poprawność modelu grafowego, jakość zapytań grafowych, poprawność relacji i własności, uzasadnienie decyzji projektowych oraz dokumentację; Warunkiem zaliczenia jest oddanie kompletnego projektu oraz jego pozytywna ocena</w:t>
+              <w:t>prezentacja projektu i dokumentacji; ocena sporządzonego oprogramowania</w:t>
             </w:r>
           </w:p>
         </w:tc>
@@ -10062,7 +10105,7 @@
                 <w:i w:val="0"/>
                 <w:sz w:val="22"/>
               </w:rPr>
-              <w:t>Projekt realizowany indywidualnie lub w parach – 100%; Ocena projektu obejmuje: poprawność modelu grafowego, jakość zapytań grafowych, poprawność relacji i własności, uzasadnienie decyzji projektowych oraz dokumentację; Warunkiem zaliczenia jest oddanie kompletnego projektu oraz jego pozytywna ocena</w:t>
+              <w:t>prezentacja projektu i dokumentacji; ocena sporządzonego oprogramowania</w:t>
             </w:r>
           </w:p>
         </w:tc>
@@ -10120,7 +10163,7 @@
                 <w:i w:val="0"/>
                 <w:sz w:val="22"/>
               </w:rPr>
-              <w:t>Projekt realizowany indywidualnie lub w parach – 100%; Ocena projektu obejmuje: poprawność modelu grafowego, jakość zapytań grafowych, poprawność relacji i własności, uzasadnienie decyzji projektowych oraz dokumentację; Warunkiem zaliczenia jest oddanie kompletnego projektu oraz jego pozytywna ocena</w:t>
+              <w:t>prezentacja projektu i dokumentacji; ocena sporządzonego oprogramowania</w:t>
             </w:r>
           </w:p>
         </w:tc>
@@ -10178,7 +10221,7 @@
                 <w:i w:val="0"/>
                 <w:sz w:val="22"/>
               </w:rPr>
-              <w:t>Projekt realizowany indywidualnie lub w parach – 100%; Ocena projektu obejmuje: poprawność modelu grafowego, jakość zapytań grafowych, poprawność relacji i własności, uzasadnienie decyzji projektowych oraz dokumentację; Warunkiem zaliczenia jest oddanie kompletnego projektu oraz jego pozytywna ocena</w:t>
+              <w:t>prezentacja projektu i dokumentacji; ocena sporządzonego oprogramowania</w:t>
             </w:r>
           </w:p>
         </w:tc>
@@ -10236,7 +10279,7 @@
                 <w:i w:val="0"/>
                 <w:sz w:val="22"/>
               </w:rPr>
-              <w:t>Projekt realizowany indywidualnie lub w parach – 100%; Ocena projektu obejmuje: poprawność modelu grafowego, jakość zapytań grafowych, poprawność relacji i własności, uzasadnienie decyzji projektowych oraz dokumentację; Warunkiem zaliczenia jest oddanie kompletnego projektu oraz jego pozytywna ocena</w:t>
+              <w:t>prezentacja projektu i dokumentacji; ocena sporządzonego oprogramowania</w:t>
             </w:r>
           </w:p>
         </w:tc>
@@ -10294,7 +10337,7 @@
                 <w:i w:val="0"/>
                 <w:sz w:val="22"/>
               </w:rPr>
-              <w:t>Projekt realizowany indywidualnie lub w parach – 100%; Ocena projektu obejmuje: poprawność modelu grafowego, jakość zapytań grafowych, poprawność relacji i własności, uzasadnienie decyzji projektowych oraz dokumentację; Warunkiem zaliczenia jest oddanie kompletnego projektu oraz jego pozytywna ocena</w:t>
+              <w:t>prezentacja projektu i dokumentacji; ocena sporządzonego oprogramowania</w:t>
             </w:r>
           </w:p>
         </w:tc>
@@ -10352,7 +10395,7 @@
                 <w:i w:val="0"/>
                 <w:sz w:val="22"/>
               </w:rPr>
-              <w:t>Projekt realizowany indywidualnie lub w parach – 100%; Ocena projektu obejmuje: poprawność modelu grafowego, jakość zapytań grafowych, poprawność relacji i własności, uzasadnienie decyzji projektowych oraz dokumentację; Warunkiem zaliczenia jest oddanie kompletnego projektu oraz jego pozytywna ocena</w:t>
+              <w:t>prezentacja projektu i dokumentacji; ocena sporządzonego oprogramowania</w:t>
             </w:r>
           </w:p>
         </w:tc>
@@ -10410,7 +10453,7 @@
                 <w:i w:val="0"/>
                 <w:sz w:val="22"/>
               </w:rPr>
-              <w:t>Projekt realizowany indywidualnie lub w parach – 100%; Ocena projektu obejmuje: poprawność modelu grafowego, jakość zapytań grafowych, poprawność relacji i własności, uzasadnienie decyzji projektowych oraz dokumentację; Warunkiem zaliczenia jest oddanie kompletnego projektu oraz jego pozytywna ocena</w:t>
+              <w:t>prezentacja projektu i dokumentacji; ocena sporządzonego oprogramowania</w:t>
             </w:r>
           </w:p>
         </w:tc>
@@ -10468,7 +10511,7 @@
                 <w:i w:val="0"/>
                 <w:sz w:val="22"/>
               </w:rPr>
-              <w:t>Projekt realizowany indywidualnie lub w parach – 100%; Ocena projektu obejmuje: poprawność modelu grafowego, jakość zapytań grafowych, poprawność relacji i własności, uzasadnienie decyzji projektowych oraz dokumentację; Warunkiem zaliczenia jest oddanie kompletnego projektu oraz jego pozytywna ocena</w:t>
+              <w:t>prezentacja projektu i dokumentacji; ocena sporządzonego oprogramowania</w:t>
             </w:r>
           </w:p>
         </w:tc>
@@ -10526,7 +10569,7 @@
                 <w:i w:val="0"/>
                 <w:sz w:val="22"/>
               </w:rPr>
-              <w:t>Projekt realizowany indywidualnie lub w parach – 100%; Ocena projektu obejmuje: poprawność modelu grafowego, jakość zapytań grafowych, poprawność relacji i własności, uzasadnienie decyzji projektowych oraz dokumentację; Warunkiem zaliczenia jest oddanie kompletnego projektu oraz jego pozytywna ocena</w:t>
+              <w:t>prezentacja projektu i dokumentacji; ocena sporządzonego oprogramowania</w:t>
             </w:r>
           </w:p>
         </w:tc>
@@ -10584,7 +10627,7 @@
                 <w:i w:val="0"/>
                 <w:sz w:val="22"/>
               </w:rPr>
-              <w:t>Projekt realizowany indywidualnie lub w parach – 100%; Ocena projektu obejmuje: poprawność modelu grafowego, jakość zapytań grafowych, poprawność relacji i własności, uzasadnienie decyzji projektowych oraz dokumentację; Warunkiem zaliczenia jest oddanie kompletnego projektu oraz jego pozytywna ocena</w:t>
+              <w:t>prezentacja projektu i dokumentacji; ocena sporządzonego oprogramowania</w:t>
             </w:r>
           </w:p>
         </w:tc>
@@ -10642,7 +10685,7 @@
                 <w:i w:val="0"/>
                 <w:sz w:val="22"/>
               </w:rPr>
-              <w:t>Projekt realizowany indywidualnie lub w parach – 100%; Ocena projektu obejmuje: poprawność modelu grafowego, jakość zapytań grafowych, poprawność relacji i własności, uzasadnienie decyzji projektowych oraz dokumentację; Warunkiem zaliczenia jest oddanie kompletnego projektu oraz jego pozytywna ocena</w:t>
+              <w:t>prezentacja projektu i dokumentacji; ocena sporządzonego oprogramowania</w:t>
             </w:r>
           </w:p>
         </w:tc>
@@ -10700,7 +10743,7 @@
                 <w:i w:val="0"/>
                 <w:sz w:val="22"/>
               </w:rPr>
-              <w:t>Projekt realizowany indywidualnie lub w parach – 100%; Ocena projektu obejmuje: poprawność modelu grafowego, jakość zapytań grafowych, poprawność relacji i własności, uzasadnienie decyzji projektowych oraz dokumentację; Warunkiem zaliczenia jest oddanie kompletnego projektu oraz jego pozytywna ocena</w:t>
+              <w:t>prezentacja projektu i dokumentacji; ocena sporządzonego oprogramowania</w:t>
             </w:r>
           </w:p>
         </w:tc>
@@ -10758,7 +10801,7 @@
                 <w:i w:val="0"/>
                 <w:sz w:val="22"/>
               </w:rPr>
-              <w:t>Projekt realizowany indywidualnie lub w parach – 100%; Ocena projektu obejmuje: poprawność modelu grafowego, jakość zapytań grafowych, poprawność relacji i własności, uzasadnienie decyzji projektowych oraz dokumentację; Warunkiem zaliczenia jest oddanie kompletnego projektu oraz jego pozytywna ocena</w:t>
+              <w:t>prezentacja projektu i dokumentacji; ocena sporządzonego oprogramowania</w:t>
             </w:r>
           </w:p>
         </w:tc>
@@ -10816,7 +10859,7 @@
                 <w:i w:val="0"/>
                 <w:sz w:val="22"/>
               </w:rPr>
-              <w:t>Projekt realizowany indywidualnie lub w parach – 100%; Ocena projektu obejmuje: poprawność modelu grafowego, jakość zapytań grafowych, poprawność relacji i własności, uzasadnienie decyzji projektowych oraz dokumentację; Warunkiem zaliczenia jest oddanie kompletnego projektu oraz jego pozytywna ocena</w:t>
+              <w:t>prezentacja projektu i dokumentacji; ocena sporządzonego oprogramowania</w:t>
             </w:r>
           </w:p>
         </w:tc>
@@ -10874,7 +10917,7 @@
                 <w:i w:val="0"/>
                 <w:sz w:val="22"/>
               </w:rPr>
-              <w:t>Projekt realizowany indywidualnie lub w parach – 100%; Ocena projektu obejmuje: poprawność modelu grafowego, jakość zapytań grafowych, poprawność relacji i własności, uzasadnienie decyzji projektowych oraz dokumentację; Warunkiem zaliczenia jest oddanie kompletnego projektu oraz jego pozytywna ocena</w:t>
+              <w:t>prezentacja projektu i dokumentacji; ocena sporządzonego oprogramowania</w:t>
             </w:r>
           </w:p>
         </w:tc>
@@ -10932,7 +10975,7 @@
                 <w:i w:val="0"/>
                 <w:sz w:val="22"/>
               </w:rPr>
-              <w:t>Projekt realizowany indywidualnie lub w parach – 100%; Ocena projektu obejmuje: poprawność modelu grafowego, jakość zapytań grafowych, poprawność relacji i własności, uzasadnienie decyzji projektowych oraz dokumentację; Warunkiem zaliczenia jest oddanie kompletnego projektu oraz jego pozytywna ocena</w:t>
+              <w:t>prezentacja projektu i dokumentacji; ocena sporządzonego oprogramowania</w:t>
             </w:r>
           </w:p>
         </w:tc>
@@ -10990,7 +11033,7 @@
                 <w:i w:val="0"/>
                 <w:sz w:val="22"/>
               </w:rPr>
-              <w:t>Projekt realizowany indywidualnie lub w parach – 100%; Ocena projektu obejmuje: poprawność modelu grafowego, jakość zapytań grafowych, poprawność relacji i własności, uzasadnienie decyzji projektowych oraz dokumentację; Warunkiem zaliczenia jest oddanie kompletnego projektu oraz jego pozytywna ocena</w:t>
+              <w:t>prezentacja projektu i dokumentacji; ocena sporządzonego oprogramowania</w:t>
             </w:r>
           </w:p>
         </w:tc>
@@ -11048,7 +11091,7 @@
                 <w:i w:val="0"/>
                 <w:sz w:val="22"/>
               </w:rPr>
-              <w:t>Projekt realizowany indywidualnie lub w parach – 100%; Ocena projektu obejmuje: poprawność modelu grafowego, jakość zapytań grafowych, poprawność relacji i własności, uzasadnienie decyzji projektowych oraz dokumentację; Warunkiem zaliczenia jest oddanie kompletnego projektu oraz jego pozytywna ocena</w:t>
+              <w:t>prezentacja projektu i dokumentacji; ocena sporządzonego oprogramowania</w:t>
             </w:r>
           </w:p>
         </w:tc>
@@ -11106,7 +11149,7 @@
                 <w:i w:val="0"/>
                 <w:sz w:val="22"/>
               </w:rPr>
-              <w:t>Projekt realizowany indywidualnie lub w parach – 100%; Ocena projektu obejmuje: poprawność modelu grafowego, jakość zapytań grafowych, poprawność relacji i własności, uzasadnienie decyzji projektowych oraz dokumentację; Warunkiem zaliczenia jest oddanie kompletnego projektu oraz jego pozytywna ocena</w:t>
+              <w:t>prezentacja projektu i dokumentacji; ocena sporządzonego oprogramowania</w:t>
             </w:r>
           </w:p>
         </w:tc>
@@ -11164,7 +11207,7 @@
                 <w:i w:val="0"/>
                 <w:sz w:val="22"/>
               </w:rPr>
-              <w:t>Projekt realizowany indywidualnie lub w parach – 100%; Ocena projektu obejmuje: poprawność modelu grafowego, jakość zapytań grafowych, poprawność relacji i własności, uzasadnienie decyzji projektowych oraz dokumentację; Warunkiem zaliczenia jest oddanie kompletnego projektu oraz jego pozytywna ocena</w:t>
+              <w:t>prezentacja projektu i dokumentacji; ocena sporządzonego oprogramowania</w:t>
             </w:r>
           </w:p>
         </w:tc>
@@ -11222,7 +11265,7 @@
                 <w:i w:val="0"/>
                 <w:sz w:val="22"/>
               </w:rPr>
-              <w:t>Projekt realizowany indywidualnie lub w parach – 100%; Ocena projektu obejmuje: poprawność modelu grafowego, jakość zapytań grafowych, poprawność relacji i własności, uzasadnienie decyzji projektowych oraz dokumentację; Warunkiem zaliczenia jest oddanie kompletnego projektu oraz jego pozytywna ocena</w:t>
+              <w:t>prezentacja projektu i dokumentacji; ocena sporządzonego oprogramowania</w:t>
             </w:r>
           </w:p>
         </w:tc>
@@ -11280,7 +11323,7 @@
                 <w:i w:val="0"/>
                 <w:sz w:val="22"/>
               </w:rPr>
-              <w:t>Projekt realizowany indywidualnie lub w parach – 100%; Ocena projektu obejmuje: poprawność modelu grafowego, jakość zapytań grafowych, poprawność relacji i własności, uzasadnienie decyzji projektowych oraz dokumentację; Warunkiem zaliczenia jest oddanie kompletnego projektu oraz jego pozytywna ocena</w:t>
+              <w:t>prezentacja projektu i dokumentacji; ocena sporządzonego oprogramowania</w:t>
             </w:r>
           </w:p>
         </w:tc>
@@ -11338,7 +11381,7 @@
                 <w:i w:val="0"/>
                 <w:sz w:val="22"/>
               </w:rPr>
-              <w:t>Projekt realizowany indywidualnie lub w parach – 100%; Ocena projektu obejmuje: poprawność modelu grafowego, jakość zapytań grafowych, poprawność relacji i własności, uzasadnienie decyzji projektowych oraz dokumentację; Warunkiem zaliczenia jest oddanie kompletnego projektu oraz jego pozytywna ocena</w:t>
+              <w:t>prezentacja projektu i dokumentacji; ocena sporządzonego oprogramowania</w:t>
             </w:r>
           </w:p>
         </w:tc>
@@ -11396,7 +11439,7 @@
                 <w:i w:val="0"/>
                 <w:sz w:val="22"/>
               </w:rPr>
-              <w:t>Projekt realizowany indywidualnie lub w parach – 100%; Ocena projektu obejmuje: poprawność modelu grafowego, jakość zapytań grafowych, poprawność relacji i własności, uzasadnienie decyzji projektowych oraz dokumentację; Warunkiem zaliczenia jest oddanie kompletnego projektu oraz jego pozytywna ocena</w:t>
+              <w:t>prezentacja projektu i dokumentacji; ocena sporządzonego oprogramowania</w:t>
             </w:r>
           </w:p>
         </w:tc>
@@ -11454,7 +11497,7 @@
                 <w:i w:val="0"/>
                 <w:sz w:val="22"/>
               </w:rPr>
-              <w:t>Projekt realizowany indywidualnie lub w parach – 100%; Ocena projektu obejmuje: poprawność modelu grafowego, jakość zapytań grafowych, poprawność relacji i własności, uzasadnienie decyzji projektowych oraz dokumentację; Warunkiem zaliczenia jest oddanie kompletnego projektu oraz jego pozytywna ocena</w:t>
+              <w:t>prezentacja projektu i dokumentacji; ocena sporządzonego oprogramowania</w:t>
             </w:r>
           </w:p>
         </w:tc>
@@ -11512,7 +11555,7 @@
                 <w:i w:val="0"/>
                 <w:sz w:val="22"/>
               </w:rPr>
-              <w:t>Projekt realizowany indywidualnie lub w parach – 100%; Ocena projektu obejmuje: poprawność modelu grafowego, jakość zapytań grafowych, poprawność relacji i własności, uzasadnienie decyzji projektowych oraz dokumentację; Warunkiem zaliczenia jest oddanie kompletnego projektu oraz jego pozytywna ocena</w:t>
+              <w:t>prezentacja projektu i dokumentacji; ocena sporządzonego oprogramowania</w:t>
             </w:r>
           </w:p>
         </w:tc>
@@ -11675,7 +11718,7 @@
                 <w:i w:val="0"/>
                 <w:sz w:val="22"/>
               </w:rPr>
-              <w:t>Projekt realizowany indywidualnie lub w parach – 100%; Ocena projektu obejmuje: poprawność modelu grafowego, jakość zapytań grafowych, poprawność relacji i własności, uzasadnienie decyzji projektowych oraz dokumentację; Warunkiem zaliczenia jest oddanie kompletnego projektu oraz jego pozytywna ocena</w:t>
+              <w:t>prezentacja projektu i dokumentacji; ocena sporządzonego oprogramowania</w:t>
             </w:r>
           </w:p>
         </w:tc>
@@ -11733,7 +11776,7 @@
                 <w:i w:val="0"/>
                 <w:sz w:val="22"/>
               </w:rPr>
-              <w:t>Projekt realizowany indywidualnie lub w parach – 100%; Ocena projektu obejmuje: poprawność modelu grafowego, jakość zapytań grafowych, poprawność relacji i własności, uzasadnienie decyzji projektowych oraz dokumentację; Warunkiem zaliczenia jest oddanie kompletnego projektu oraz jego pozytywna ocena</w:t>
+              <w:t>prezentacja projektu i dokumentacji; ocena sporządzonego oprogramowania</w:t>
             </w:r>
           </w:p>
         </w:tc>
@@ -11791,7 +11834,7 @@
                 <w:i w:val="0"/>
                 <w:sz w:val="22"/>
               </w:rPr>
-              <w:t>Projekt realizowany indywidualnie lub w parach – 100%; Ocena projektu obejmuje: poprawność modelu grafowego, jakość zapytań grafowych, poprawność relacji i własności, uzasadnienie decyzji projektowych oraz dokumentację; Warunkiem zaliczenia jest oddanie kompletnego projektu oraz jego pozytywna ocena</w:t>
+              <w:t>prezentacja projektu i dokumentacji; ocena sporządzonego oprogramowania</w:t>
             </w:r>
           </w:p>
         </w:tc>
@@ -11849,7 +11892,7 @@
                 <w:i w:val="0"/>
                 <w:sz w:val="22"/>
               </w:rPr>
-              <w:t>Projekt realizowany indywidualnie lub w parach – 100%; Ocena projektu obejmuje: poprawność modelu grafowego, jakość zapytań grafowych, poprawność relacji i własności, uzasadnienie decyzji projektowych oraz dokumentację; Warunkiem zaliczenia jest oddanie kompletnego projektu oraz jego pozytywna ocena</w:t>
+              <w:t>prezentacja projektu i dokumentacji; ocena sporządzonego oprogramowania</w:t>
             </w:r>
           </w:p>
         </w:tc>
@@ -11907,7 +11950,7 @@
                 <w:i w:val="0"/>
                 <w:sz w:val="22"/>
               </w:rPr>
-              <w:t>Projekt realizowany indywidualnie lub w parach – 100%; Ocena projektu obejmuje: poprawność modelu grafowego, jakość zapytań grafowych, poprawność relacji i własności, uzasadnienie decyzji projektowych oraz dokumentację; Warunkiem zaliczenia jest oddanie kompletnego projektu oraz jego pozytywna ocena</w:t>
+              <w:t>prezentacja projektu i dokumentacji; ocena sporządzonego oprogramowania</w:t>
             </w:r>
           </w:p>
         </w:tc>
@@ -11965,7 +12008,7 @@
                 <w:i w:val="0"/>
                 <w:sz w:val="22"/>
               </w:rPr>
-              <w:t>Projekt realizowany indywidualnie lub w parach – 100%; Ocena projektu obejmuje: poprawność modelu grafowego, jakość zapytań grafowych, poprawność relacji i własności, uzasadnienie decyzji projektowych oraz dokumentację; Warunkiem zaliczenia jest oddanie kompletnego projektu oraz jego pozytywna ocena</w:t>
+              <w:t>prezentacja projektu i dokumentacji; ocena sporządzonego oprogramowania</w:t>
             </w:r>
           </w:p>
         </w:tc>
@@ -12023,7 +12066,7 @@
                 <w:i w:val="0"/>
                 <w:sz w:val="22"/>
               </w:rPr>
-              <w:t>Projekt realizowany indywidualnie lub w parach – 100%; Ocena projektu obejmuje: poprawność modelu grafowego, jakość zapytań grafowych, poprawność relacji i własności, uzasadnienie decyzji projektowych oraz dokumentację; Warunkiem zaliczenia jest oddanie kompletnego projektu oraz jego pozytywna ocena</w:t>
+              <w:t>prezentacja projektu i dokumentacji; ocena sporządzonego oprogramowania</w:t>
             </w:r>
           </w:p>
         </w:tc>
@@ -12081,7 +12124,7 @@
                 <w:i w:val="0"/>
                 <w:sz w:val="22"/>
               </w:rPr>
-              <w:t>Projekt realizowany indywidualnie lub w parach – 100%; Ocena projektu obejmuje: poprawność modelu grafowego, jakość zapytań grafowych, poprawność relacji i własności, uzasadnienie decyzji projektowych oraz dokumentację; Warunkiem zaliczenia jest oddanie kompletnego projektu oraz jego pozytywna ocena</w:t>
+              <w:t>prezentacja projektu i dokumentacji; ocena sporządzonego oprogramowania</w:t>
             </w:r>
           </w:p>
         </w:tc>
@@ -12139,7 +12182,7 @@
                 <w:i w:val="0"/>
                 <w:sz w:val="22"/>
               </w:rPr>
-              <w:t>Projekt realizowany indywidualnie lub w parach – 100%; Ocena projektu obejmuje: poprawność modelu grafowego, jakość zapytań grafowych, poprawność relacji i własności, uzasadnienie decyzji projektowych oraz dokumentację; Warunkiem zaliczenia jest oddanie kompletnego projektu oraz jego pozytywna ocena</w:t>
+              <w:t>prezentacja projektu i dokumentacji; ocena sporządzonego oprogramowania</w:t>
             </w:r>
           </w:p>
         </w:tc>
@@ -12197,7 +12240,7 @@
                 <w:i w:val="0"/>
                 <w:sz w:val="22"/>
               </w:rPr>
-              <w:t>Projekt realizowany indywidualnie lub w parach – 100%; Ocena projektu obejmuje: poprawność modelu grafowego, jakość zapytań grafowych, poprawność relacji i własności, uzasadnienie decyzji projektowych oraz dokumentację; Warunkiem zaliczenia jest oddanie kompletnego projektu oraz jego pozytywna ocena</w:t>
+              <w:t>prezentacja projektu i dokumentacji; ocena sporządzonego oprogramowania</w:t>
             </w:r>
           </w:p>
         </w:tc>
@@ -12255,7 +12298,7 @@
                 <w:i w:val="0"/>
                 <w:sz w:val="22"/>
               </w:rPr>
-              <w:t>Projekt realizowany indywidualnie lub w parach – 100%; Ocena projektu obejmuje: poprawność modelu grafowego, jakość zapytań grafowych, poprawność relacji i własności, uzasadnienie decyzji projektowych oraz dokumentację; Warunkiem zaliczenia jest oddanie kompletnego projektu oraz jego pozytywna ocena</w:t>
+              <w:t>prezentacja projektu i dokumentacji; ocena sporządzonego oprogramowania</w:t>
             </w:r>
           </w:p>
         </w:tc>
@@ -12313,7 +12356,7 @@
                 <w:i w:val="0"/>
                 <w:sz w:val="22"/>
               </w:rPr>
-              <w:t>Projekt realizowany indywidualnie lub w parach – 100%; Ocena projektu obejmuje: poprawność modelu grafowego, jakość zapytań grafowych, poprawność relacji i własności, uzasadnienie decyzji projektowych oraz dokumentację; Warunkiem zaliczenia jest oddanie kompletnego projektu oraz jego pozytywna ocena</w:t>
+              <w:t>prezentacja projektu i dokumentacji; ocena sporządzonego oprogramowania</w:t>
             </w:r>
           </w:p>
         </w:tc>
@@ -12371,7 +12414,7 @@
                 <w:i w:val="0"/>
                 <w:sz w:val="22"/>
               </w:rPr>
-              <w:t>Projekt realizowany indywidualnie lub w parach – 100%; Ocena projektu obejmuje: poprawność modelu grafowego, jakość zapytań grafowych, poprawność relacji i własności, uzasadnienie decyzji projektowych oraz dokumentację; Warunkiem zaliczenia jest oddanie kompletnego projektu oraz jego pozytywna ocena</w:t>
+              <w:t>prezentacja projektu i dokumentacji; ocena sporządzonego oprogramowania</w:t>
             </w:r>
           </w:p>
         </w:tc>
@@ -12429,7 +12472,7 @@
                 <w:i w:val="0"/>
                 <w:sz w:val="22"/>
               </w:rPr>
-              <w:t>Projekt realizowany indywidualnie lub w parach – 100%; Ocena projektu obejmuje: poprawność modelu grafowego, jakość zapytań grafowych, poprawność relacji i własności, uzasadnienie decyzji projektowych oraz dokumentację; Warunkiem zaliczenia jest oddanie kompletnego projektu oraz jego pozytywna ocena</w:t>
+              <w:t>prezentacja projektu i dokumentacji; ocena sporządzonego oprogramowania</w:t>
             </w:r>
           </w:p>
         </w:tc>
@@ -12487,7 +12530,7 @@
                 <w:i w:val="0"/>
                 <w:sz w:val="22"/>
               </w:rPr>
-              <w:t>Projekt realizowany indywidualnie lub w parach – 100%; Ocena projektu obejmuje: poprawność modelu grafowego, jakość zapytań grafowych, poprawność relacji i własności, uzasadnienie decyzji projektowych oraz dokumentację; Warunkiem zaliczenia jest oddanie kompletnego projektu oraz jego pozytywna ocena</w:t>
+              <w:t>prezentacja projektu i dokumentacji; ocena sporządzonego oprogramowania</w:t>
             </w:r>
           </w:p>
         </w:tc>
@@ -12545,7 +12588,7 @@
                 <w:i w:val="0"/>
                 <w:sz w:val="22"/>
               </w:rPr>
-              <w:t>Projekt realizowany indywidualnie lub w parach – 100%; Ocena projektu obejmuje: poprawność modelu grafowego, jakość zapytań grafowych, poprawność relacji i własności, uzasadnienie decyzji projektowych oraz dokumentację; Warunkiem zaliczenia jest oddanie kompletnego projektu oraz jego pozytywna ocena</w:t>
+              <w:t>prezentacja projektu i dokumentacji; ocena sporządzonego oprogramowania</w:t>
             </w:r>
           </w:p>
         </w:tc>
@@ -12603,7 +12646,7 @@
                 <w:i w:val="0"/>
                 <w:sz w:val="22"/>
               </w:rPr>
-              <w:t>Projekt realizowany indywidualnie lub w parach – 100%; Ocena projektu obejmuje: poprawność modelu grafowego, jakość zapytań grafowych, poprawność relacji i własności, uzasadnienie decyzji projektowych oraz dokumentację; Warunkiem zaliczenia jest oddanie kompletnego projektu oraz jego pozytywna ocena</w:t>
+              <w:t>prezentacja projektu i dokumentacji; ocena sporządzonego oprogramowania</w:t>
             </w:r>
           </w:p>
         </w:tc>
@@ -12661,7 +12704,7 @@
                 <w:i w:val="0"/>
                 <w:sz w:val="22"/>
               </w:rPr>
-              <w:t>Projekt realizowany indywidualnie lub w parach – 100%; Ocena projektu obejmuje: poprawność modelu grafowego, jakość zapytań grafowych, poprawność relacji i własności, uzasadnienie decyzji projektowych oraz dokumentację; Warunkiem zaliczenia jest oddanie kompletnego projektu oraz jego pozytywna ocena</w:t>
+              <w:t>prezentacja projektu i dokumentacji; ocena sporządzonego oprogramowania</w:t>
             </w:r>
           </w:p>
         </w:tc>
@@ -12719,7 +12762,7 @@
                 <w:i w:val="0"/>
                 <w:sz w:val="22"/>
               </w:rPr>
-              <w:t>Projekt realizowany indywidualnie lub w parach – 100%; Ocena projektu obejmuje: poprawność modelu grafowego, jakość zapytań grafowych, poprawność relacji i własności, uzasadnienie decyzji projektowych oraz dokumentację; Warunkiem zaliczenia jest oddanie kompletnego projektu oraz jego pozytywna ocena</w:t>
+              <w:t>prezentacja projektu i dokumentacji; ocena sporządzonego oprogramowania</w:t>
             </w:r>
           </w:p>
         </w:tc>
@@ -12777,7 +12820,7 @@
                 <w:i w:val="0"/>
                 <w:sz w:val="22"/>
               </w:rPr>
-              <w:t>Projekt realizowany indywidualnie lub w parach – 100%; Ocena projektu obejmuje: poprawność modelu grafowego, jakość zapytań grafowych, poprawność relacji i własności, uzasadnienie decyzji projektowych oraz dokumentację; Warunkiem zaliczenia jest oddanie kompletnego projektu oraz jego pozytywna ocena</w:t>
+              <w:t>prezentacja projektu i dokumentacji; ocena sporządzonego oprogramowania</w:t>
             </w:r>
           </w:p>
         </w:tc>
@@ -12835,7 +12878,7 @@
                 <w:i w:val="0"/>
                 <w:sz w:val="22"/>
               </w:rPr>
-              <w:t>Projekt realizowany indywidualnie lub w parach – 100%; Ocena projektu obejmuje: poprawność modelu grafowego, jakość zapytań grafowych, poprawność relacji i własności, uzasadnienie decyzji projektowych oraz dokumentację; Warunkiem zaliczenia jest oddanie kompletnego projektu oraz jego pozytywna ocena</w:t>
+              <w:t>prezentacja projektu i dokumentacji; ocena sporządzonego oprogramowania</w:t>
             </w:r>
           </w:p>
         </w:tc>
@@ -12893,7 +12936,7 @@
                 <w:i w:val="0"/>
                 <w:sz w:val="22"/>
               </w:rPr>
-              <w:t>Projekt realizowany indywidualnie lub w parach – 100%; Ocena projektu obejmuje: poprawność modelu grafowego, jakość zapytań grafowych, poprawność relacji i własności, uzasadnienie decyzji projektowych oraz dokumentację; Warunkiem zaliczenia jest oddanie kompletnego projektu oraz jego pozytywna ocena</w:t>
+              <w:t>prezentacja projektu i dokumentacji; ocena sporządzonego oprogramowania</w:t>
             </w:r>
           </w:p>
         </w:tc>
@@ -12951,7 +12994,7 @@
                 <w:i w:val="0"/>
                 <w:sz w:val="22"/>
               </w:rPr>
-              <w:t>Projekt realizowany indywidualnie lub w parach – 100%; Ocena projektu obejmuje: poprawność modelu grafowego, jakość zapytań grafowych, poprawność relacji i własności, uzasadnienie decyzji projektowych oraz dokumentację; Warunkiem zaliczenia jest oddanie kompletnego projektu oraz jego pozytywna ocena</w:t>
+              <w:t>prezentacja projektu i dokumentacji; ocena sporządzonego oprogramowania</w:t>
             </w:r>
           </w:p>
         </w:tc>
@@ -13009,7 +13052,7 @@
                 <w:i w:val="0"/>
                 <w:sz w:val="22"/>
               </w:rPr>
-              <w:t>Projekt realizowany indywidualnie lub w parach – 100%; Ocena projektu obejmuje: poprawność modelu grafowego, jakość zapytań grafowych, poprawność relacji i własności, uzasadnienie decyzji projektowych oraz dokumentację; Warunkiem zaliczenia jest oddanie kompletnego projektu oraz jego pozytywna ocena</w:t>
+              <w:t>prezentacja projektu i dokumentacji; ocena sporządzonego oprogramowania</w:t>
             </w:r>
           </w:p>
         </w:tc>
@@ -13067,7 +13110,7 @@
                 <w:i w:val="0"/>
                 <w:sz w:val="22"/>
               </w:rPr>
-              <w:t>Projekt realizowany indywidualnie lub w parach – 100%; Ocena projektu obejmuje: poprawność modelu grafowego, jakość zapytań grafowych, poprawność relacji i własności, uzasadnienie decyzji projektowych oraz dokumentację; Warunkiem zaliczenia jest oddanie kompletnego projektu oraz jego pozytywna ocena</w:t>
+              <w:t>prezentacja projektu i dokumentacji; ocena sporządzonego oprogramowania</w:t>
             </w:r>
           </w:p>
         </w:tc>
@@ -13125,7 +13168,7 @@
                 <w:i w:val="0"/>
                 <w:sz w:val="22"/>
               </w:rPr>
-              <w:t>Projekt realizowany indywidualnie lub w parach – 100%; Ocena projektu obejmuje: poprawność modelu grafowego, jakość zapytań grafowych, poprawność relacji i własności, uzasadnienie decyzji projektowych oraz dokumentację; Warunkiem zaliczenia jest oddanie kompletnego projektu oraz jego pozytywna ocena</w:t>
+              <w:t>prezentacja projektu i dokumentacji; ocena sporządzonego oprogramowania</w:t>
             </w:r>
           </w:p>
         </w:tc>
@@ -13183,7 +13226,7 @@
                 <w:i w:val="0"/>
                 <w:sz w:val="22"/>
               </w:rPr>
-              <w:t>Projekt realizowany indywidualnie lub w parach – 100%; Ocena projektu obejmuje: poprawność modelu grafowego, jakość zapytań grafowych, poprawność relacji i własności, uzasadnienie decyzji projektowych oraz dokumentację; Warunkiem zaliczenia jest oddanie kompletnego projektu oraz jego pozytywna ocena</w:t>
+              <w:t>prezentacja projektu i dokumentacji; ocena sporządzonego oprogramowania</w:t>
             </w:r>
           </w:p>
         </w:tc>
@@ -13241,7 +13284,7 @@
                 <w:i w:val="0"/>
                 <w:sz w:val="22"/>
               </w:rPr>
-              <w:t>Projekt realizowany indywidualnie lub w parach – 100%; Ocena projektu obejmuje: poprawność modelu grafowego, jakość zapytań grafowych, poprawność relacji i własności, uzasadnienie decyzji projektowych oraz dokumentację; Warunkiem zaliczenia jest oddanie kompletnego projektu oraz jego pozytywna ocena</w:t>
+              <w:t>prezentacja projektu i dokumentacji; ocena sporządzonego oprogramowania</w:t>
             </w:r>
           </w:p>
         </w:tc>
@@ -13299,7 +13342,7 @@
                 <w:i w:val="0"/>
                 <w:sz w:val="22"/>
               </w:rPr>
-              <w:t>Projekt realizowany indywidualnie lub w parach – 100%; Ocena projektu obejmuje: poprawność modelu grafowego, jakość zapytań grafowych, poprawność relacji i własności, uzasadnienie decyzji projektowych oraz dokumentację; Warunkiem zaliczenia jest oddanie kompletnego projektu oraz jego pozytywna ocena</w:t>
+              <w:t>prezentacja projektu i dokumentacji; ocena sporządzonego oprogramowania</w:t>
             </w:r>
           </w:p>
         </w:tc>
@@ -13357,7 +13400,7 @@
                 <w:i w:val="0"/>
                 <w:sz w:val="22"/>
               </w:rPr>
-              <w:t>Projekt realizowany indywidualnie lub w parach – 100%; Ocena projektu obejmuje: poprawność modelu grafowego, jakość zapytań grafowych, poprawność relacji i własności, uzasadnienie decyzji projektowych oraz dokumentację; Warunkiem zaliczenia jest oddanie kompletnego projektu oraz jego pozytywna ocena</w:t>
+              <w:t>prezentacja projektu i dokumentacji; ocena sporządzonego oprogramowania</w:t>
             </w:r>
           </w:p>
         </w:tc>
@@ -13415,7 +13458,7 @@
                 <w:i w:val="0"/>
                 <w:sz w:val="22"/>
               </w:rPr>
-              <w:t>Projekt realizowany indywidualnie lub w parach – 100%; Ocena projektu obejmuje: poprawność modelu grafowego, jakość zapytań grafowych, poprawność relacji i własności, uzasadnienie decyzji projektowych oraz dokumentację; Warunkiem zaliczenia jest oddanie kompletnego projektu oraz jego pozytywna ocena</w:t>
+              <w:t>prezentacja projektu i dokumentacji; ocena sporządzonego oprogramowania</w:t>
             </w:r>
           </w:p>
         </w:tc>
@@ -13473,7 +13516,7 @@
                 <w:i w:val="0"/>
                 <w:sz w:val="22"/>
               </w:rPr>
-              <w:t>Projekt realizowany indywidualnie lub w parach – 100%; Ocena projektu obejmuje: poprawność modelu grafowego, jakość zapytań grafowych, poprawność relacji i własności, uzasadnienie decyzji projektowych oraz dokumentację; Warunkiem zaliczenia jest oddanie kompletnego projektu oraz jego pozytywna ocena</w:t>
+              <w:t>prezentacja projektu i dokumentacji; ocena sporządzonego oprogramowania</w:t>
             </w:r>
           </w:p>
         </w:tc>
@@ -13531,7 +13574,7 @@
                 <w:i w:val="0"/>
                 <w:sz w:val="22"/>
               </w:rPr>
-              <w:t>Projekt realizowany indywidualnie lub w parach – 100%; Ocena projektu obejmuje: poprawność modelu grafowego, jakość zapytań grafowych, poprawność relacji i własności, uzasadnienie decyzji projektowych oraz dokumentację; Warunkiem zaliczenia jest oddanie kompletnego projektu oraz jego pozytywna ocena</w:t>
+              <w:t>prezentacja projektu i dokumentacji; ocena sporządzonego oprogramowania</w:t>
             </w:r>
           </w:p>
         </w:tc>
@@ -13589,7 +13632,7 @@
                 <w:i w:val="0"/>
                 <w:sz w:val="22"/>
               </w:rPr>
-              <w:t>Projekt realizowany indywidualnie lub w parach – 100%; Ocena projektu obejmuje: poprawność modelu grafowego, jakość zapytań grafowych, poprawność relacji i własności, uzasadnienie decyzji projektowych oraz dokumentację; Warunkiem zaliczenia jest oddanie kompletnego projektu oraz jego pozytywna ocena</w:t>
+              <w:t>prezentacja projektu i dokumentacji; ocena sporządzonego oprogramowania</w:t>
             </w:r>
           </w:p>
         </w:tc>
@@ -13647,7 +13690,7 @@
                 <w:i w:val="0"/>
                 <w:sz w:val="22"/>
               </w:rPr>
-              <w:t>Projekt realizowany indywidualnie lub w parach – 100%; Ocena projektu obejmuje: poprawność modelu grafowego, jakość zapytań grafowych, poprawność relacji i własności, uzasadnienie decyzji projektowych oraz dokumentację; Warunkiem zaliczenia jest oddanie kompletnego projektu oraz jego pozytywna ocena</w:t>
+              <w:t>prezentacja projektu i dokumentacji; ocena sporządzonego oprogramowania</w:t>
             </w:r>
           </w:p>
         </w:tc>
@@ -13705,7 +13748,7 @@
                 <w:i w:val="0"/>
                 <w:sz w:val="22"/>
               </w:rPr>
-              <w:t>Projekt realizowany indywidualnie lub w parach – 100%; Ocena projektu obejmuje: poprawność modelu grafowego, jakość zapytań grafowych, poprawność relacji i własności, uzasadnienie decyzji projektowych oraz dokumentację; Warunkiem zaliczenia jest oddanie kompletnego projektu oraz jego pozytywna ocena</w:t>
+              <w:t>prezentacja projektu i dokumentacji; ocena sporządzonego oprogramowania</w:t>
             </w:r>
           </w:p>
         </w:tc>
@@ -13763,7 +13806,7 @@
                 <w:i w:val="0"/>
                 <w:sz w:val="22"/>
               </w:rPr>
-              <w:t>Projekt realizowany indywidualnie lub w parach – 100%; Ocena projektu obejmuje: poprawność modelu grafowego, jakość zapytań grafowych, poprawność relacji i własności, uzasadnienie decyzji projektowych oraz dokumentację; Warunkiem zaliczenia jest oddanie kompletnego projektu oraz jego pozytywna ocena</w:t>
+              <w:t>prezentacja projektu i dokumentacji; ocena sporządzonego oprogramowania</w:t>
             </w:r>
           </w:p>
         </w:tc>
@@ -13821,7 +13864,7 @@
                 <w:i w:val="0"/>
                 <w:sz w:val="22"/>
               </w:rPr>
-              <w:t>Projekt realizowany indywidualnie lub w parach – 100%; Ocena projektu obejmuje: poprawność modelu grafowego, jakość zapytań grafowych, poprawność relacji i własności, uzasadnienie decyzji projektowych oraz dokumentację; Warunkiem zaliczenia jest oddanie kompletnego projektu oraz jego pozytywna ocena</w:t>
+              <w:t>prezentacja projektu i dokumentacji; ocena sporządzonego oprogramowania</w:t>
             </w:r>
           </w:p>
         </w:tc>
@@ -13879,7 +13922,7 @@
                 <w:i w:val="0"/>
                 <w:sz w:val="22"/>
               </w:rPr>
-              <w:t>Projekt realizowany indywidualnie lub w parach – 100%; Ocena projektu obejmuje: poprawność modelu grafowego, jakość zapytań grafowych, poprawność relacji i własności, uzasadnienie decyzji projektowych oraz dokumentację; Warunkiem zaliczenia jest oddanie kompletnego projektu oraz jego pozytywna ocena</w:t>
+              <w:t>prezentacja projektu i dokumentacji; ocena sporządzonego oprogramowania</w:t>
             </w:r>
           </w:p>
         </w:tc>
@@ -13937,7 +13980,7 @@
                 <w:i w:val="0"/>
                 <w:sz w:val="22"/>
               </w:rPr>
-              <w:t>Projekt realizowany indywidualnie lub w parach – 100%; Ocena projektu obejmuje: poprawność modelu grafowego, jakość zapytań grafowych, poprawność relacji i własności, uzasadnienie decyzji projektowych oraz dokumentację; Warunkiem zaliczenia jest oddanie kompletnego projektu oraz jego pozytywna ocena</w:t>
+              <w:t>prezentacja projektu i dokumentacji; ocena sporządzonego oprogramowania</w:t>
             </w:r>
           </w:p>
         </w:tc>
@@ -13995,7 +14038,7 @@
                 <w:i w:val="0"/>
                 <w:sz w:val="22"/>
               </w:rPr>
-              <w:t>Projekt realizowany indywidualnie lub w parach – 100%; Ocena projektu obejmuje: poprawność modelu grafowego, jakość zapytań grafowych, poprawność relacji i własności, uzasadnienie decyzji projektowych oraz dokumentację; Warunkiem zaliczenia jest oddanie kompletnego projektu oraz jego pozytywna ocena</w:t>
+              <w:t>prezentacja projektu i dokumentacji; ocena sporządzonego oprogramowania</w:t>
             </w:r>
           </w:p>
         </w:tc>
@@ -14053,7 +14096,7 @@
                 <w:i w:val="0"/>
                 <w:sz w:val="22"/>
               </w:rPr>
-              <w:t>Projekt realizowany indywidualnie lub w parach – 100%; Ocena projektu obejmuje: poprawność modelu grafowego, jakość zapytań grafowych, poprawność relacji i własności, uzasadnienie decyzji projektowych oraz dokumentację; Warunkiem zaliczenia jest oddanie kompletnego projektu oraz jego pozytywna ocena</w:t>
+              <w:t>prezentacja projektu i dokumentacji; ocena sporządzonego oprogramowania</w:t>
             </w:r>
           </w:p>
         </w:tc>
@@ -14111,7 +14154,7 @@
                 <w:i w:val="0"/>
                 <w:sz w:val="22"/>
               </w:rPr>
-              <w:t>Projekt realizowany indywidualnie lub w parach – 100%; Ocena projektu obejmuje: poprawność modelu grafowego, jakość zapytań grafowych, poprawność relacji i własności, uzasadnienie decyzji projektowych oraz dokumentację; Warunkiem zaliczenia jest oddanie kompletnego projektu oraz jego pozytywna ocena</w:t>
+              <w:t>prezentacja projektu i dokumentacji; ocena sporządzonego oprogramowania</w:t>
             </w:r>
           </w:p>
         </w:tc>
@@ -14169,7 +14212,7 @@
                 <w:i w:val="0"/>
                 <w:sz w:val="22"/>
               </w:rPr>
-              <w:t>Projekt realizowany indywidualnie lub w parach – 100%; Ocena projektu obejmuje: poprawność modelu grafowego, jakość zapytań grafowych, poprawność relacji i własności, uzasadnienie decyzji projektowych oraz dokumentację; Warunkiem zaliczenia jest oddanie kompletnego projektu oraz jego pozytywna ocena</w:t>
+              <w:t>prezentacja projektu i dokumentacji; ocena sporządzonego oprogramowania</w:t>
             </w:r>
           </w:p>
         </w:tc>
@@ -14227,7 +14270,7 @@
                 <w:i w:val="0"/>
                 <w:sz w:val="22"/>
               </w:rPr>
-              <w:t>Projekt realizowany indywidualnie lub w parach – 100%; Ocena projektu obejmuje: poprawność modelu grafowego, jakość zapytań grafowych, poprawność relacji i własności, uzasadnienie decyzji projektowych oraz dokumentację; Warunkiem zaliczenia jest oddanie kompletnego projektu oraz jego pozytywna ocena</w:t>
+              <w:t>prezentacja projektu i dokumentacji; ocena sporządzonego oprogramowania</w:t>
             </w:r>
           </w:p>
         </w:tc>
@@ -14285,7 +14328,7 @@
                 <w:i w:val="0"/>
                 <w:sz w:val="22"/>
               </w:rPr>
-              <w:t>Projekt realizowany indywidualnie lub w parach – 100%; Ocena projektu obejmuje: poprawność modelu grafowego, jakość zapytań grafowych, poprawność relacji i własności, uzasadnienie decyzji projektowych oraz dokumentację; Warunkiem zaliczenia jest oddanie kompletnego projektu oraz jego pozytywna ocena</w:t>
+              <w:t>prezentacja projektu i dokumentacji; ocena sporządzonego oprogramowania</w:t>
             </w:r>
           </w:p>
         </w:tc>
@@ -14343,7 +14386,7 @@
                 <w:i w:val="0"/>
                 <w:sz w:val="22"/>
               </w:rPr>
-              <w:t>Projekt realizowany indywidualnie lub w parach – 100%; Ocena projektu obejmuje: poprawność modelu grafowego, jakość zapytań grafowych, poprawność relacji i własności, uzasadnienie decyzji projektowych oraz dokumentację; Warunkiem zaliczenia jest oddanie kompletnego projektu oraz jego pozytywna ocena</w:t>
+              <w:t>prezentacja projektu i dokumentacji; ocena sporządzonego oprogramowania</w:t>
             </w:r>
           </w:p>
         </w:tc>
@@ -14401,7 +14444,7 @@
                 <w:i w:val="0"/>
                 <w:sz w:val="22"/>
               </w:rPr>
-              <w:t>Projekt realizowany indywidualnie lub w parach – 100%; Ocena projektu obejmuje: poprawność modelu grafowego, jakość zapytań grafowych, poprawność relacji i własności, uzasadnienie decyzji projektowych oraz dokumentację; Warunkiem zaliczenia jest oddanie kompletnego projektu oraz jego pozytywna ocena</w:t>
+              <w:t>prezentacja projektu i dokumentacji; ocena sporządzonego oprogramowania</w:t>
             </w:r>
           </w:p>
         </w:tc>
@@ -14459,7 +14502,7 @@
                 <w:i w:val="0"/>
                 <w:sz w:val="22"/>
               </w:rPr>
-              <w:t>Projekt realizowany indywidualnie lub w parach – 100%; Ocena projektu obejmuje: poprawność modelu grafowego, jakość zapytań grafowych, poprawność relacji i własności, uzasadnienie decyzji projektowych oraz dokumentację; Warunkiem zaliczenia jest oddanie kompletnego projektu oraz jego pozytywna ocena</w:t>
+              <w:t>prezentacja projektu i dokumentacji; ocena sporządzonego oprogramowania</w:t>
             </w:r>
           </w:p>
         </w:tc>
@@ -14517,7 +14560,7 @@
                 <w:i w:val="0"/>
                 <w:sz w:val="22"/>
               </w:rPr>
-              <w:t>Projekt realizowany indywidualnie lub w parach – 100%; Ocena projektu obejmuje: poprawność modelu grafowego, jakość zapytań grafowych, poprawność relacji i własności, uzasadnienie decyzji projektowych oraz dokumentację; Warunkiem zaliczenia jest oddanie kompletnego projektu oraz jego pozytywna ocena</w:t>
+              <w:t>prezentacja projektu i dokumentacji; ocena sporządzonego oprogramowania</w:t>
             </w:r>
           </w:p>
         </w:tc>
@@ -14575,7 +14618,7 @@
                 <w:i w:val="0"/>
                 <w:sz w:val="22"/>
               </w:rPr>
-              <w:t>Projekt realizowany indywidualnie lub w parach – 100%; Ocena projektu obejmuje: poprawność modelu grafowego, jakość zapytań grafowych, poprawność relacji i własności, uzasadnienie decyzji projektowych oraz dokumentację; Warunkiem zaliczenia jest oddanie kompletnego projektu oraz jego pozytywna ocena</w:t>
+              <w:t>prezentacja projektu i dokumentacji; ocena sporządzonego oprogramowania</w:t>
             </w:r>
           </w:p>
         </w:tc>
@@ -14633,7 +14676,7 @@
                 <w:i w:val="0"/>
                 <w:sz w:val="22"/>
               </w:rPr>
-              <w:t>Projekt realizowany indywidualnie lub w parach – 100%; Ocena projektu obejmuje: poprawność modelu grafowego, jakość zapytań grafowych, poprawność relacji i własności, uzasadnienie decyzji projektowych oraz dokumentację; Warunkiem zaliczenia jest oddanie kompletnego projektu oraz jego pozytywna ocena</w:t>
+              <w:t>prezentacja projektu i dokumentacji; ocena sporządzonego oprogramowania</w:t>
             </w:r>
           </w:p>
         </w:tc>
@@ -14691,7 +14734,7 @@
                 <w:i w:val="0"/>
                 <w:sz w:val="22"/>
               </w:rPr>
-              <w:t>Projekt realizowany indywidualnie lub w parach – 100%; Ocena projektu obejmuje: poprawność modelu grafowego, jakość zapytań grafowych, poprawność relacji i własności, uzasadnienie decyzji projektowych oraz dokumentację; Warunkiem zaliczenia jest oddanie kompletnego projektu oraz jego pozytywna ocena</w:t>
+              <w:t>prezentacja projektu i dokumentacji; ocena sporządzonego oprogramowania</w:t>
             </w:r>
           </w:p>
         </w:tc>
@@ -14749,7 +14792,7 @@
                 <w:i w:val="0"/>
                 <w:sz w:val="22"/>
               </w:rPr>
-              <w:t>Projekt realizowany indywidualnie lub w parach – 100%; Ocena projektu obejmuje: poprawność modelu grafowego, jakość zapytań grafowych, poprawność relacji i własności, uzasadnienie decyzji projektowych oraz dokumentację; Warunkiem zaliczenia jest oddanie kompletnego projektu oraz jego pozytywna ocena</w:t>
+              <w:t>prezentacja projektu i dokumentacji; ocena sporządzonego oprogramowania</w:t>
             </w:r>
           </w:p>
         </w:tc>
@@ -14807,7 +14850,7 @@
                 <w:i w:val="0"/>
                 <w:sz w:val="22"/>
               </w:rPr>
-              <w:t>Projekt realizowany indywidualnie lub w parach – 100%; Ocena projektu obejmuje: poprawność modelu grafowego, jakość zapytań grafowych, poprawność relacji i własności, uzasadnienie decyzji projektowych oraz dokumentację; Warunkiem zaliczenia jest oddanie kompletnego projektu oraz jego pozytywna ocena</w:t>
+              <w:t>prezentacja projektu i dokumentacji; ocena sporządzonego oprogramowania</w:t>
             </w:r>
           </w:p>
         </w:tc>
@@ -14865,7 +14908,7 @@
                 <w:i w:val="0"/>
                 <w:sz w:val="22"/>
               </w:rPr>
-              <w:t>Projekt realizowany indywidualnie lub w parach – 100%; Ocena projektu obejmuje: poprawność modelu grafowego, jakość zapytań grafowych, poprawność relacji i własności, uzasadnienie decyzji projektowych oraz dokumentację; Warunkiem zaliczenia jest oddanie kompletnego projektu oraz jego pozytywna ocena</w:t>
+              <w:t>prezentacja projektu i dokumentacji; ocena sporządzonego oprogramowania</w:t>
             </w:r>
           </w:p>
         </w:tc>
@@ -14923,7 +14966,7 @@
                 <w:i w:val="0"/>
                 <w:sz w:val="22"/>
               </w:rPr>
-              <w:t>Projekt realizowany indywidualnie lub w parach – 100%; Ocena projektu obejmuje: poprawność modelu grafowego, jakość zapytań grafowych, poprawność relacji i własności, uzasadnienie decyzji projektowych oraz dokumentację; Warunkiem zaliczenia jest oddanie kompletnego projektu oraz jego pozytywna ocena</w:t>
+              <w:t>prezentacja projektu i dokumentacji; ocena sporządzonego oprogramowania</w:t>
             </w:r>
           </w:p>
         </w:tc>
@@ -14981,7 +15024,7 @@
                 <w:i w:val="0"/>
                 <w:sz w:val="22"/>
               </w:rPr>
-              <w:t>Projekt realizowany indywidualnie lub w parach – 100%; Ocena projektu obejmuje: poprawność modelu grafowego, jakość zapytań grafowych, poprawność relacji i własności, uzasadnienie decyzji projektowych oraz dokumentację; Warunkiem zaliczenia jest oddanie kompletnego projektu oraz jego pozytywna ocena</w:t>
+              <w:t>prezentacja projektu i dokumentacji; ocena sporządzonego oprogramowania</w:t>
             </w:r>
           </w:p>
         </w:tc>
@@ -15039,7 +15082,7 @@
                 <w:i w:val="0"/>
                 <w:sz w:val="22"/>
               </w:rPr>
-              <w:t>Projekt realizowany indywidualnie lub w parach – 100%; Ocena projektu obejmuje: poprawność modelu grafowego, jakość zapytań grafowych, poprawność relacji i własności, uzasadnienie decyzji projektowych oraz dokumentację; Warunkiem zaliczenia jest oddanie kompletnego projektu oraz jego pozytywna ocena</w:t>
+              <w:t>prezentacja projektu i dokumentacji; ocena sporządzonego oprogramowania</w:t>
             </w:r>
           </w:p>
         </w:tc>
@@ -15097,7 +15140,7 @@
                 <w:i w:val="0"/>
                 <w:sz w:val="22"/>
               </w:rPr>
-              <w:t>Projekt realizowany indywidualnie lub w parach – 100%; Ocena projektu obejmuje: poprawność modelu grafowego, jakość zapytań grafowych, poprawność relacji i własności, uzasadnienie decyzji projektowych oraz dokumentację; Warunkiem zaliczenia jest oddanie kompletnego projektu oraz jego pozytywna ocena</w:t>
+              <w:t>prezentacja projektu i dokumentacji; ocena sporządzonego oprogramowania</w:t>
             </w:r>
           </w:p>
         </w:tc>
@@ -15155,7 +15198,7 @@
                 <w:i w:val="0"/>
                 <w:sz w:val="22"/>
               </w:rPr>
-              <w:t>Projekt realizowany indywidualnie lub w parach – 100%; Ocena projektu obejmuje: poprawność modelu grafowego, jakość zapytań grafowych, poprawność relacji i własności, uzasadnienie decyzji projektowych oraz dokumentację; Warunkiem zaliczenia jest oddanie kompletnego projektu oraz jego pozytywna ocena</w:t>
+              <w:t>prezentacja projektu i dokumentacji; ocena sporządzonego oprogramowania</w:t>
             </w:r>
           </w:p>
         </w:tc>
@@ -15213,7 +15256,7 @@
                 <w:i w:val="0"/>
                 <w:sz w:val="22"/>
               </w:rPr>
-              <w:t>Projekt realizowany indywidualnie lub w parach – 100%; Ocena projektu obejmuje: poprawność modelu grafowego, jakość zapytań grafowych, poprawność relacji i własności, uzasadnienie decyzji projektowych oraz dokumentację; Warunkiem zaliczenia jest oddanie kompletnego projektu oraz jego pozytywna ocena</w:t>
+              <w:t>prezentacja projektu i dokumentacji; ocena sporządzonego oprogramowania</w:t>
             </w:r>
           </w:p>
         </w:tc>
@@ -15271,7 +15314,7 @@
                 <w:i w:val="0"/>
                 <w:sz w:val="22"/>
               </w:rPr>
-              <w:t>Projekt realizowany indywidualnie lub w parach – 100%; Ocena projektu obejmuje: poprawność modelu grafowego, jakość zapytań grafowych, poprawność relacji i własności, uzasadnienie decyzji projektowych oraz dokumentację; Warunkiem zaliczenia jest oddanie kompletnego projektu oraz jego pozytywna ocena</w:t>
+              <w:t>prezentacja projektu i dokumentacji; ocena sporządzonego oprogramowania</w:t>
             </w:r>
           </w:p>
         </w:tc>
@@ -15329,7 +15372,7 @@
                 <w:i w:val="0"/>
                 <w:sz w:val="22"/>
               </w:rPr>
-              <w:t>Projekt realizowany indywidualnie lub w parach – 100%; Ocena projektu obejmuje: poprawność modelu grafowego, jakość zapytań grafowych, poprawność relacji i własności, uzasadnienie decyzji projektowych oraz dokumentację; Warunkiem zaliczenia jest oddanie kompletnego projektu oraz jego pozytywna ocena</w:t>
+              <w:t>prezentacja projektu i dokumentacji; ocena sporządzonego oprogramowania</w:t>
             </w:r>
           </w:p>
         </w:tc>
@@ -15387,7 +15430,7 @@
                 <w:i w:val="0"/>
                 <w:sz w:val="22"/>
               </w:rPr>
-              <w:t>Projekt realizowany indywidualnie lub w parach – 100%; Ocena projektu obejmuje: poprawność modelu grafowego, jakość zapytań grafowych, poprawność relacji i własności, uzasadnienie decyzji projektowych oraz dokumentację; Warunkiem zaliczenia jest oddanie kompletnego projektu oraz jego pozytywna ocena</w:t>
+              <w:t>prezentacja projektu i dokumentacji; ocena sporządzonego oprogramowania</w:t>
             </w:r>
           </w:p>
         </w:tc>
@@ -15445,7 +15488,7 @@
                 <w:i w:val="0"/>
                 <w:sz w:val="22"/>
               </w:rPr>
-              <w:t>Projekt realizowany indywidualnie lub w parach – 100%; Ocena projektu obejmuje: poprawność modelu grafowego, jakość zapytań grafowych, poprawność relacji i własności, uzasadnienie decyzji projektowych oraz dokumentację; Warunkiem zaliczenia jest oddanie kompletnego projektu oraz jego pozytywna ocena</w:t>
+              <w:t>prezentacja projektu i dokumentacji; ocena sporządzonego oprogramowania</w:t>
             </w:r>
           </w:p>
         </w:tc>
@@ -15503,7 +15546,7 @@
                 <w:i w:val="0"/>
                 <w:sz w:val="22"/>
               </w:rPr>
-              <w:t>Projekt realizowany indywidualnie lub w parach – 100%; Ocena projektu obejmuje: poprawność modelu grafowego, jakość zapytań grafowych, poprawność relacji i własności, uzasadnienie decyzji projektowych oraz dokumentację; Warunkiem zaliczenia jest oddanie kompletnego projektu oraz jego pozytywna ocena</w:t>
+              <w:t>prezentacja projektu i dokumentacji; ocena sporządzonego oprogramowania</w:t>
             </w:r>
           </w:p>
         </w:tc>
@@ -15561,7 +15604,7 @@
                 <w:i w:val="0"/>
                 <w:sz w:val="22"/>
               </w:rPr>
-              <w:t>Projekt realizowany indywidualnie lub w parach – 100%; Ocena projektu obejmuje: poprawność modelu grafowego, jakość zapytań grafowych, poprawność relacji i własności, uzasadnienie decyzji projektowych oraz dokumentację; Warunkiem zaliczenia jest oddanie kompletnego projektu oraz jego pozytywna ocena</w:t>
+              <w:t>prezentacja projektu i dokumentacji; ocena sporządzonego oprogramowania</w:t>
             </w:r>
           </w:p>
         </w:tc>
@@ -15619,7 +15662,7 @@
                 <w:i w:val="0"/>
                 <w:sz w:val="22"/>
               </w:rPr>
-              <w:t>Projekt realizowany indywidualnie lub w parach – 100%; Ocena projektu obejmuje: poprawność modelu grafowego, jakość zapytań grafowych, poprawność relacji i własności, uzasadnienie decyzji projektowych oraz dokumentację; Warunkiem zaliczenia jest oddanie kompletnego projektu oraz jego pozytywna ocena</w:t>
+              <w:t>prezentacja projektu i dokumentacji; ocena sporządzonego oprogramowania</w:t>
             </w:r>
           </w:p>
         </w:tc>
@@ -15677,7 +15720,7 @@
                 <w:i w:val="0"/>
                 <w:sz w:val="22"/>
               </w:rPr>
-              <w:t>Projekt realizowany indywidualnie lub w parach – 100%; Ocena projektu obejmuje: poprawność modelu grafowego, jakość zapytań grafowych, poprawność relacji i własności, uzasadnienie decyzji projektowych oraz dokumentację; Warunkiem zaliczenia jest oddanie kompletnego projektu oraz jego pozytywna ocena</w:t>
+              <w:t>prezentacja projektu i dokumentacji; ocena sporządzonego oprogramowania</w:t>
             </w:r>
           </w:p>
         </w:tc>
@@ -15735,7 +15778,7 @@
                 <w:i w:val="0"/>
                 <w:sz w:val="22"/>
               </w:rPr>
-              <w:t>Projekt realizowany indywidualnie lub w parach – 100%; Ocena projektu obejmuje: poprawność modelu grafowego, jakość zapytań grafowych, poprawność relacji i własności, uzasadnienie decyzji projektowych oraz dokumentację; Warunkiem zaliczenia jest oddanie kompletnego projektu oraz jego pozytywna ocena</w:t>
+              <w:t>prezentacja projektu i dokumentacji; ocena sporządzonego oprogramowania</w:t>
             </w:r>
           </w:p>
         </w:tc>
@@ -15793,7 +15836,7 @@
                 <w:i w:val="0"/>
                 <w:sz w:val="22"/>
               </w:rPr>
-              <w:t>Projekt realizowany indywidualnie lub w parach – 100%; Ocena projektu obejmuje: poprawność modelu grafowego, jakość zapytań grafowych, poprawność relacji i własności, uzasadnienie decyzji projektowych oraz dokumentację; Warunkiem zaliczenia jest oddanie kompletnego projektu oraz jego pozytywna ocena</w:t>
+              <w:t>prezentacja projektu i dokumentacji; ocena sporządzonego oprogramowania</w:t>
             </w:r>
           </w:p>
         </w:tc>
@@ -15851,7 +15894,7 @@
                 <w:i w:val="0"/>
                 <w:sz w:val="22"/>
               </w:rPr>
-              <w:t>Projekt realizowany indywidualnie lub w parach – 100%; Ocena projektu obejmuje: poprawność modelu grafowego, jakość zapytań grafowych, poprawność relacji i własności, uzasadnienie decyzji projektowych oraz dokumentację; Warunkiem zaliczenia jest oddanie kompletnego projektu oraz jego pozytywna ocena</w:t>
+              <w:t>prezentacja projektu i dokumentacji; ocena sporządzonego oprogramowania</w:t>
             </w:r>
           </w:p>
         </w:tc>
@@ -15909,7 +15952,7 @@
                 <w:i w:val="0"/>
                 <w:sz w:val="22"/>
               </w:rPr>
-              <w:t>Projekt realizowany indywidualnie lub w parach – 100%; Ocena projektu obejmuje: poprawność modelu grafowego, jakość zapytań grafowych, poprawność relacji i własności, uzasadnienie decyzji projektowych oraz dokumentację; Warunkiem zaliczenia jest oddanie kompletnego projektu oraz jego pozytywna ocena</w:t>
+              <w:t>prezentacja projektu i dokumentacji; ocena sporządzonego oprogramowania</w:t>
             </w:r>
           </w:p>
         </w:tc>
@@ -15967,7 +16010,7 @@
                 <w:i w:val="0"/>
                 <w:sz w:val="22"/>
               </w:rPr>
-              <w:t>Projekt realizowany indywidualnie lub w parach – 100%; Ocena projektu obejmuje: poprawność modelu grafowego, jakość zapytań grafowych, poprawność relacji i własności, uzasadnienie decyzji projektowych oraz dokumentację; Warunkiem zaliczenia jest oddanie kompletnego projektu oraz jego pozytywna ocena</w:t>
+              <w:t>prezentacja projektu i dokumentacji; ocena sporządzonego oprogramowania</w:t>
             </w:r>
           </w:p>
         </w:tc>
@@ -16025,7 +16068,7 @@
                 <w:i w:val="0"/>
                 <w:sz w:val="22"/>
               </w:rPr>
-              <w:t>Projekt realizowany indywidualnie lub w parach – 100%; Ocena projektu obejmuje: poprawność modelu grafowego, jakość zapytań grafowych, poprawność relacji i własności, uzasadnienie decyzji projektowych oraz dokumentację; Warunkiem zaliczenia jest oddanie kompletnego projektu oraz jego pozytywna ocena</w:t>
+              <w:t>prezentacja projektu i dokumentacji; ocena sporządzonego oprogramowania</w:t>
             </w:r>
           </w:p>
         </w:tc>
@@ -16083,7 +16126,7 @@
                 <w:i w:val="0"/>
                 <w:sz w:val="22"/>
               </w:rPr>
-              <w:t>Projekt realizowany indywidualnie lub w parach – 100%; Ocena projektu obejmuje: poprawność modelu grafowego, jakość zapytań grafowych, poprawność relacji i własności, uzasadnienie decyzji projektowych oraz dokumentację; Warunkiem zaliczenia jest oddanie kompletnego projektu oraz jego pozytywna ocena</w:t>
+              <w:t>prezentacja projektu i dokumentacji; ocena sporządzonego oprogramowania</w:t>
             </w:r>
           </w:p>
         </w:tc>
@@ -16141,7 +16184,7 @@
                 <w:i w:val="0"/>
                 <w:sz w:val="22"/>
               </w:rPr>
-              <w:t>Projekt realizowany indywidualnie lub w parach – 100%; Ocena projektu obejmuje: poprawność modelu grafowego, jakość zapytań grafowych, poprawność relacji i własności, uzasadnienie decyzji projektowych oraz dokumentację; Warunkiem zaliczenia jest oddanie kompletnego projektu oraz jego pozytywna ocena</w:t>
+              <w:t>prezentacja projektu i dokumentacji; ocena sporządzonego oprogramowania</w:t>
             </w:r>
           </w:p>
         </w:tc>
@@ -16199,7 +16242,7 @@
                 <w:i w:val="0"/>
                 <w:sz w:val="22"/>
               </w:rPr>
-              <w:t>Projekt realizowany indywidualnie lub w parach – 100%; Ocena projektu obejmuje: poprawność modelu grafowego, jakość zapytań grafowych, poprawność relacji i własności, uzasadnienie decyzji projektowych oraz dokumentację; Warunkiem zaliczenia jest oddanie kompletnego projektu oraz jego pozytywna ocena</w:t>
+              <w:t>prezentacja projektu i dokumentacji; ocena sporządzonego oprogramowania</w:t>
             </w:r>
           </w:p>
         </w:tc>
@@ -16257,7 +16300,7 @@
                 <w:i w:val="0"/>
                 <w:sz w:val="22"/>
               </w:rPr>
-              <w:t>Projekt realizowany indywidualnie lub w parach – 100%; Ocena projektu obejmuje: poprawność modelu grafowego, jakość zapytań grafowych, poprawność relacji i własności, uzasadnienie decyzji projektowych oraz dokumentację; Warunkiem zaliczenia jest oddanie kompletnego projektu oraz jego pozytywna ocena</w:t>
+              <w:t>prezentacja projektu i dokumentacji; ocena sporządzonego oprogramowania</w:t>
             </w:r>
           </w:p>
         </w:tc>
@@ -16315,7 +16358,7 @@
                 <w:i w:val="0"/>
                 <w:sz w:val="22"/>
               </w:rPr>
-              <w:t>Projekt realizowany indywidualnie lub w parach – 100%; Ocena projektu obejmuje: poprawność modelu grafowego, jakość zapytań grafowych, poprawność relacji i własności, uzasadnienie decyzji projektowych oraz dokumentację; Warunkiem zaliczenia jest oddanie kompletnego projektu oraz jego pozytywna ocena</w:t>
+              <w:t>prezentacja projektu i dokumentacji; ocena sporządzonego oprogramowania</w:t>
             </w:r>
           </w:p>
         </w:tc>
@@ -16373,7 +16416,7 @@
                 <w:i w:val="0"/>
                 <w:sz w:val="22"/>
               </w:rPr>
-              <w:t>Projekt realizowany indywidualnie lub w parach – 100%; Ocena projektu obejmuje: poprawność modelu grafowego, jakość zapytań grafowych, poprawność relacji i własności, uzasadnienie decyzji projektowych oraz dokumentację; Warunkiem zaliczenia jest oddanie kompletnego projektu oraz jego pozytywna ocena</w:t>
+              <w:t>prezentacja projektu i dokumentacji; ocena sporządzonego oprogramowania</w:t>
             </w:r>
           </w:p>
         </w:tc>
@@ -16431,7 +16474,7 @@
                 <w:i w:val="0"/>
                 <w:sz w:val="22"/>
               </w:rPr>
-              <w:t>Projekt realizowany indywidualnie lub w parach – 100%; Ocena projektu obejmuje: poprawność modelu grafowego, jakość zapytań grafowych, poprawność relacji i własności, uzasadnienie decyzji projektowych oraz dokumentację; Warunkiem zaliczenia jest oddanie kompletnego projektu oraz jego pozytywna ocena</w:t>
+              <w:t>prezentacja projektu i dokumentacji; ocena sporządzonego oprogramowania</w:t>
             </w:r>
           </w:p>
         </w:tc>
@@ -16489,7 +16532,7 @@
                 <w:i w:val="0"/>
                 <w:sz w:val="22"/>
               </w:rPr>
-              <w:t>Projekt realizowany indywidualnie lub w parach – 100%; Ocena projektu obejmuje: poprawność modelu grafowego, jakość zapytań grafowych, poprawność relacji i własności, uzasadnienie decyzji projektowych oraz dokumentację; Warunkiem zaliczenia jest oddanie kompletnego projektu oraz jego pozytywna ocena</w:t>
+              <w:t>prezentacja projektu i dokumentacji; ocena sporządzonego oprogramowania</w:t>
             </w:r>
           </w:p>
         </w:tc>
@@ -16547,7 +16590,7 @@
                 <w:i w:val="0"/>
                 <w:sz w:val="22"/>
               </w:rPr>
-              <w:t>Projekt realizowany indywidualnie lub w parach – 100%; Ocena projektu obejmuje: poprawność modelu grafowego, jakość zapytań grafowych, poprawność relacji i własności, uzasadnienie decyzji projektowych oraz dokumentację; Warunkiem zaliczenia jest oddanie kompletnego projektu oraz jego pozytywna ocena</w:t>
+              <w:t>prezentacja projektu i dokumentacji; ocena sporządzonego oprogramowania</w:t>
             </w:r>
           </w:p>
         </w:tc>
@@ -16605,7 +16648,7 @@
                 <w:i w:val="0"/>
                 <w:sz w:val="22"/>
               </w:rPr>
-              <w:t>Projekt realizowany indywidualnie lub w parach – 100%; Ocena projektu obejmuje: poprawność modelu grafowego, jakość zapytań grafowych, poprawność relacji i własności, uzasadnienie decyzji projektowych oraz dokumentację; Warunkiem zaliczenia jest oddanie kompletnego projektu oraz jego pozytywna ocena</w:t>
+              <w:t>prezentacja projektu i dokumentacji; ocena sporządzonego oprogramowania</w:t>
             </w:r>
           </w:p>
         </w:tc>
@@ -16663,7 +16706,7 @@
                 <w:i w:val="0"/>
                 <w:sz w:val="22"/>
               </w:rPr>
-              <w:t>Projekt realizowany indywidualnie lub w parach – 100%; Ocena projektu obejmuje: poprawność modelu grafowego, jakość zapytań grafowych, poprawność relacji i własności, uzasadnienie decyzji projektowych oraz dokumentację; Warunkiem zaliczenia jest oddanie kompletnego projektu oraz jego pozytywna ocena</w:t>
+              <w:t>prezentacja projektu i dokumentacji; ocena sporządzonego oprogramowania</w:t>
             </w:r>
           </w:p>
         </w:tc>
@@ -16721,7 +16764,7 @@
                 <w:i w:val="0"/>
                 <w:sz w:val="22"/>
               </w:rPr>
-              <w:t>Projekt realizowany indywidualnie lub w parach – 100%; Ocena projektu obejmuje: poprawność modelu grafowego, jakość zapytań grafowych, poprawność relacji i własności, uzasadnienie decyzji projektowych oraz dokumentację; Warunkiem zaliczenia jest oddanie kompletnego projektu oraz jego pozytywna ocena</w:t>
+              <w:t>prezentacja projektu i dokumentacji; ocena sporządzonego oprogramowania</w:t>
             </w:r>
           </w:p>
         </w:tc>
@@ -16779,7 +16822,7 @@
                 <w:i w:val="0"/>
                 <w:sz w:val="22"/>
               </w:rPr>
-              <w:t>Projekt realizowany indywidualnie lub w parach – 100%; Ocena projektu obejmuje: poprawność modelu grafowego, jakość zapytań grafowych, poprawność relacji i własności, uzasadnienie decyzji projektowych oraz dokumentację; Warunkiem zaliczenia jest oddanie kompletnego projektu oraz jego pozytywna ocena</w:t>
+              <w:t>prezentacja projektu i dokumentacji; ocena sporządzonego oprogramowania</w:t>
             </w:r>
           </w:p>
         </w:tc>
@@ -16837,7 +16880,7 @@
                 <w:i w:val="0"/>
                 <w:sz w:val="22"/>
               </w:rPr>
-              <w:t>Projekt realizowany indywidualnie lub w parach – 100%; Ocena projektu obejmuje: poprawność modelu grafowego, jakość zapytań grafowych, poprawność relacji i własności, uzasadnienie decyzji projektowych oraz dokumentację; Warunkiem zaliczenia jest oddanie kompletnego projektu oraz jego pozytywna ocena</w:t>
+              <w:t>prezentacja projektu i dokumentacji; ocena sporządzonego oprogramowania</w:t>
             </w:r>
           </w:p>
         </w:tc>
@@ -16895,7 +16938,7 @@
                 <w:i w:val="0"/>
                 <w:sz w:val="22"/>
               </w:rPr>
-              <w:t>Projekt realizowany indywidualnie lub w parach – 100%; Ocena projektu obejmuje: poprawność modelu grafowego, jakość zapytań grafowych, poprawność relacji i własności, uzasadnienie decyzji projektowych oraz dokumentację; Warunkiem zaliczenia jest oddanie kompletnego projektu oraz jego pozytywna ocena</w:t>
+              <w:t>prezentacja projektu i dokumentacji; ocena sporządzonego oprogramowania</w:t>
             </w:r>
           </w:p>
         </w:tc>
@@ -16953,7 +16996,7 @@
                 <w:i w:val="0"/>
                 <w:sz w:val="22"/>
               </w:rPr>
-              <w:t>Projekt realizowany indywidualnie lub w parach – 100%; Ocena projektu obejmuje: poprawność modelu grafowego, jakość zapytań grafowych, poprawność relacji i własności, uzasadnienie decyzji projektowych oraz dokumentację; Warunkiem zaliczenia jest oddanie kompletnego projektu oraz jego pozytywna ocena</w:t>
+              <w:t>prezentacja projektu i dokumentacji; ocena sporządzonego oprogramowania</w:t>
             </w:r>
           </w:p>
         </w:tc>
@@ -17011,7 +17054,7 @@
                 <w:i w:val="0"/>
                 <w:sz w:val="22"/>
               </w:rPr>
-              <w:t>Projekt realizowany indywidualnie lub w parach – 100%; Ocena projektu obejmuje: poprawność modelu grafowego, jakość zapytań grafowych, poprawność relacji i własności, uzasadnienie decyzji projektowych oraz dokumentację; Warunkiem zaliczenia jest oddanie kompletnego projektu oraz jego pozytywna ocena</w:t>
+              <w:t>prezentacja projektu i dokumentacji; ocena sporządzonego oprogramowania</w:t>
             </w:r>
           </w:p>
         </w:tc>
@@ -17069,7 +17112,7 @@
                 <w:i w:val="0"/>
                 <w:sz w:val="22"/>
               </w:rPr>
-              <w:t>Projekt realizowany indywidualnie lub w parach – 100%; Ocena projektu obejmuje: poprawność modelu grafowego, jakość zapytań grafowych, poprawność relacji i własności, uzasadnienie decyzji projektowych oraz dokumentację; Warunkiem zaliczenia jest oddanie kompletnego projektu oraz jego pozytywna ocena</w:t>
+              <w:t>prezentacja projektu i dokumentacji; ocena sporządzonego oprogramowania</w:t>
             </w:r>
           </w:p>
         </w:tc>
@@ -17127,7 +17170,7 @@
                 <w:i w:val="0"/>
                 <w:sz w:val="22"/>
               </w:rPr>
-              <w:t>Projekt realizowany indywidualnie lub w parach – 100%; Ocena projektu obejmuje: poprawność modelu grafowego, jakość zapytań grafowych, poprawność relacji i własności, uzasadnienie decyzji projektowych oraz dokumentację; Warunkiem zaliczenia jest oddanie kompletnego projektu oraz jego pozytywna ocena</w:t>
+              <w:t>prezentacja projektu i dokumentacji; ocena sporządzonego oprogramowania</w:t>
             </w:r>
           </w:p>
         </w:tc>
@@ -17185,7 +17228,7 @@
                 <w:i w:val="0"/>
                 <w:sz w:val="22"/>
               </w:rPr>
-              <w:t>Projekt realizowany indywidualnie lub w parach – 100%; Ocena projektu obejmuje: poprawność modelu grafowego, jakość zapytań grafowych, poprawność relacji i własności, uzasadnienie decyzji projektowych oraz dokumentację; Warunkiem zaliczenia jest oddanie kompletnego projektu oraz jego pozytywna ocena</w:t>
+              <w:t>prezentacja projektu i dokumentacji; ocena sporządzonego oprogramowania</w:t>
             </w:r>
           </w:p>
         </w:tc>
@@ -17243,7 +17286,7 @@
                 <w:i w:val="0"/>
                 <w:sz w:val="22"/>
               </w:rPr>
-              <w:t>Projekt realizowany indywidualnie lub w parach – 100%; Ocena projektu obejmuje: poprawność modelu grafowego, jakość zapytań grafowych, poprawność relacji i własności, uzasadnienie decyzji projektowych oraz dokumentację; Warunkiem zaliczenia jest oddanie kompletnego projektu oraz jego pozytywna ocena</w:t>
+              <w:t>prezentacja projektu i dokumentacji; ocena sporządzonego oprogramowania</w:t>
             </w:r>
           </w:p>
         </w:tc>
@@ -17301,7 +17344,7 @@
                 <w:i w:val="0"/>
                 <w:sz w:val="22"/>
               </w:rPr>
-              <w:t>Projekt realizowany indywidualnie lub w parach – 100%; Ocena projektu obejmuje: poprawność modelu grafowego, jakość zapytań grafowych, poprawność relacji i własności, uzasadnienie decyzji projektowych oraz dokumentację; Warunkiem zaliczenia jest oddanie kompletnego projektu oraz jego pozytywna ocena</w:t>
+              <w:t>prezentacja projektu i dokumentacji; ocena sporządzonego oprogramowania</w:t>
             </w:r>
           </w:p>
         </w:tc>
@@ -17359,7 +17402,7 @@
                 <w:i w:val="0"/>
                 <w:sz w:val="22"/>
               </w:rPr>
-              <w:t>Projekt realizowany indywidualnie lub w parach – 100%; Ocena projektu obejmuje: poprawność modelu grafowego, jakość zapytań grafowych, poprawność relacji i własności, uzasadnienie decyzji projektowych oraz dokumentację; Warunkiem zaliczenia jest oddanie kompletnego projektu oraz jego pozytywna ocena</w:t>
+              <w:t>prezentacja projektu i dokumentacji; ocena sporządzonego oprogramowania</w:t>
             </w:r>
           </w:p>
         </w:tc>
@@ -17417,7 +17460,7 @@
                 <w:i w:val="0"/>
                 <w:sz w:val="22"/>
               </w:rPr>
-              <w:t>Projekt realizowany indywidualnie lub w parach – 100%; Ocena projektu obejmuje: poprawność modelu grafowego, jakość zapytań grafowych, poprawność relacji i własności, uzasadnienie decyzji projektowych oraz dokumentację; Warunkiem zaliczenia jest oddanie kompletnego projektu oraz jego pozytywna ocena</w:t>
+              <w:t>prezentacja projektu i dokumentacji; ocena sporządzonego oprogramowania</w:t>
             </w:r>
           </w:p>
         </w:tc>
@@ -17475,7 +17518,7 @@
                 <w:i w:val="0"/>
                 <w:sz w:val="22"/>
               </w:rPr>
-              <w:t>Projekt realizowany indywidualnie lub w parach – 100%; Ocena projektu obejmuje: poprawność modelu grafowego, jakość zapytań grafowych, poprawność relacji i własności, uzasadnienie decyzji projektowych oraz dokumentację; Warunkiem zaliczenia jest oddanie kompletnego projektu oraz jego pozytywna ocena</w:t>
+              <w:t>prezentacja projektu i dokumentacji; ocena sporządzonego oprogramowania</w:t>
             </w:r>
           </w:p>
         </w:tc>
@@ -17533,7 +17576,7 @@
                 <w:i w:val="0"/>
                 <w:sz w:val="22"/>
               </w:rPr>
-              <w:t>Projekt realizowany indywidualnie lub w parach – 100%; Ocena projektu obejmuje: poprawność modelu grafowego, jakość zapytań grafowych, poprawność relacji i własności, uzasadnienie decyzji projektowych oraz dokumentację; Warunkiem zaliczenia jest oddanie kompletnego projektu oraz jego pozytywna ocena</w:t>
+              <w:t>prezentacja projektu i dokumentacji; ocena sporządzonego oprogramowania</w:t>
             </w:r>
           </w:p>
         </w:tc>
@@ -17591,7 +17634,7 @@
                 <w:i w:val="0"/>
                 <w:sz w:val="22"/>
               </w:rPr>
-              <w:t>Projekt realizowany indywidualnie lub w parach – 100%; Ocena projektu obejmuje: poprawność modelu grafowego, jakość zapytań grafowych, poprawność relacji i własności, uzasadnienie decyzji projektowych oraz dokumentację; Warunkiem zaliczenia jest oddanie kompletnego projektu oraz jego pozytywna ocena</w:t>
+              <w:t>prezentacja projektu i dokumentacji; ocena sporządzonego oprogramowania</w:t>
             </w:r>
           </w:p>
         </w:tc>
@@ -17649,7 +17692,7 @@
                 <w:i w:val="0"/>
                 <w:sz w:val="22"/>
               </w:rPr>
-              <w:t>Projekt realizowany indywidualnie lub w parach – 100%; Ocena projektu obejmuje: poprawność modelu grafowego, jakość zapytań grafowych, poprawność relacji i własności, uzasadnienie decyzji projektowych oraz dokumentację; Warunkiem zaliczenia jest oddanie kompletnego projektu oraz jego pozytywna ocena</w:t>
+              <w:t>prezentacja projektu i dokumentacji; ocena sporządzonego oprogramowania</w:t>
             </w:r>
           </w:p>
         </w:tc>
@@ -17707,7 +17750,7 @@
                 <w:i w:val="0"/>
                 <w:sz w:val="22"/>
               </w:rPr>
-              <w:t>Projekt realizowany indywidualnie lub w parach – 100%; Ocena projektu obejmuje: poprawność modelu grafowego, jakość zapytań grafowych, poprawność relacji i własności, uzasadnienie decyzji projektowych oraz dokumentację; Warunkiem zaliczenia jest oddanie kompletnego projektu oraz jego pozytywna ocena</w:t>
+              <w:t>prezentacja projektu i dokumentacji; ocena sporządzonego oprogramowania</w:t>
             </w:r>
           </w:p>
         </w:tc>
@@ -17765,7 +17808,7 @@
                 <w:i w:val="0"/>
                 <w:sz w:val="22"/>
               </w:rPr>
-              <w:t>Projekt realizowany indywidualnie lub w parach – 100%; Ocena projektu obejmuje: poprawność modelu grafowego, jakość zapytań grafowych, poprawność relacji i własności, uzasadnienie decyzji projektowych oraz dokumentację; Warunkiem zaliczenia jest oddanie kompletnego projektu oraz jego pozytywna ocena</w:t>
+              <w:t>prezentacja projektu i dokumentacji; ocena sporządzonego oprogramowania</w:t>
             </w:r>
           </w:p>
         </w:tc>
@@ -17823,7 +17866,7 @@
                 <w:i w:val="0"/>
                 <w:sz w:val="22"/>
               </w:rPr>
-              <w:t>Projekt realizowany indywidualnie lub w parach – 100%; Ocena projektu obejmuje: poprawność modelu grafowego, jakość zapytań grafowych, poprawność relacji i własności, uzasadnienie decyzji projektowych oraz dokumentację; Warunkiem zaliczenia jest oddanie kompletnego projektu oraz jego pozytywna ocena</w:t>
+              <w:t>prezentacja projektu i dokumentacji; ocena sporządzonego oprogramowania</w:t>
             </w:r>
           </w:p>
         </w:tc>
@@ -17881,7 +17924,7 @@
                 <w:i w:val="0"/>
                 <w:sz w:val="22"/>
               </w:rPr>
-              <w:t>Projekt realizowany indywidualnie lub w parach – 100%; Ocena projektu obejmuje: poprawność modelu grafowego, jakość zapytań grafowych, poprawność relacji i własności, uzasadnienie decyzji projektowych oraz dokumentację; Warunkiem zaliczenia jest oddanie kompletnego projektu oraz jego pozytywna ocena</w:t>
+              <w:t>prezentacja projektu i dokumentacji; ocena sporządzonego oprogramowania</w:t>
             </w:r>
           </w:p>
         </w:tc>
@@ -17939,7 +17982,7 @@
                 <w:i w:val="0"/>
                 <w:sz w:val="22"/>
               </w:rPr>
-              <w:t>Projekt realizowany indywidualnie lub w parach – 100%; Ocena projektu obejmuje: poprawność modelu grafowego, jakość zapytań grafowych, poprawność relacji i własności, uzasadnienie decyzji projektowych oraz dokumentację; Warunkiem zaliczenia jest oddanie kompletnego projektu oraz jego pozytywna ocena</w:t>
+              <w:t>prezentacja projektu i dokumentacji; ocena sporządzonego oprogramowania</w:t>
             </w:r>
           </w:p>
         </w:tc>
@@ -17997,7 +18040,7 @@
                 <w:i w:val="0"/>
                 <w:sz w:val="22"/>
               </w:rPr>
-              <w:t>Projekt realizowany indywidualnie lub w parach – 100%; Ocena projektu obejmuje: poprawność modelu grafowego, jakość zapytań grafowych, poprawność relacji i własności, uzasadnienie decyzji projektowych oraz dokumentację; Warunkiem zaliczenia jest oddanie kompletnego projektu oraz jego pozytywna ocena</w:t>
+              <w:t>prezentacja projektu i dokumentacji; ocena sporządzonego oprogramowania</w:t>
             </w:r>
           </w:p>
         </w:tc>
@@ -18055,7 +18098,7 @@
                 <w:i w:val="0"/>
                 <w:sz w:val="22"/>
               </w:rPr>
-              <w:t>Projekt realizowany indywidualnie lub w parach – 100%; Ocena projektu obejmuje: poprawność modelu grafowego, jakość zapytań grafowych, poprawność relacji i własności, uzasadnienie decyzji projektowych oraz dokumentację; Warunkiem zaliczenia jest oddanie kompletnego projektu oraz jego pozytywna ocena</w:t>
+              <w:t>prezentacja projektu i dokumentacji; ocena sporządzonego oprogramowania</w:t>
             </w:r>
           </w:p>
         </w:tc>
@@ -18113,7 +18156,7 @@
                 <w:i w:val="0"/>
                 <w:sz w:val="22"/>
               </w:rPr>
-              <w:t>Projekt realizowany indywidualnie lub w parach – 100%; Ocena projektu obejmuje: poprawność modelu grafowego, jakość zapytań grafowych, poprawność relacji i własności, uzasadnienie decyzji projektowych oraz dokumentację; Warunkiem zaliczenia jest oddanie kompletnego projektu oraz jego pozytywna ocena</w:t>
+              <w:t>prezentacja projektu i dokumentacji; ocena sporządzonego oprogramowania</w:t>
             </w:r>
           </w:p>
         </w:tc>
@@ -18171,7 +18214,7 @@
                 <w:i w:val="0"/>
                 <w:sz w:val="22"/>
               </w:rPr>
-              <w:t>Projekt realizowany indywidualnie lub w parach – 100%; Ocena projektu obejmuje: poprawność modelu grafowego, jakość zapytań grafowych, poprawność relacji i własności, uzasadnienie decyzji projektowych oraz dokumentację; Warunkiem zaliczenia jest oddanie kompletnego projektu oraz jego pozytywna ocena</w:t>
+              <w:t>prezentacja projektu i dokumentacji; ocena sporządzonego oprogramowania</w:t>
             </w:r>
           </w:p>
         </w:tc>
@@ -18229,7 +18272,7 @@
                 <w:i w:val="0"/>
                 <w:sz w:val="22"/>
               </w:rPr>
-              <w:t>Projekt realizowany indywidualnie lub w parach – 100%; Ocena projektu obejmuje: poprawność modelu grafowego, jakość zapytań grafowych, poprawność relacji i własności, uzasadnienie decyzji projektowych oraz dokumentację; Warunkiem zaliczenia jest oddanie kompletnego projektu oraz jego pozytywna ocena</w:t>
+              <w:t>prezentacja projektu i dokumentacji; ocena sporządzonego oprogramowania</w:t>
             </w:r>
           </w:p>
         </w:tc>
@@ -18287,7 +18330,7 @@
                 <w:i w:val="0"/>
                 <w:sz w:val="22"/>
               </w:rPr>
-              <w:t>Projekt realizowany indywidualnie lub w parach – 100%; Ocena projektu obejmuje: poprawność modelu grafowego, jakość zapytań grafowych, poprawność relacji i własności, uzasadnienie decyzji projektowych oraz dokumentację; Warunkiem zaliczenia jest oddanie kompletnego projektu oraz jego pozytywna ocena</w:t>
+              <w:t>prezentacja projektu i dokumentacji; ocena sporządzonego oprogramowania</w:t>
             </w:r>
           </w:p>
         </w:tc>
@@ -18345,7 +18388,7 @@
                 <w:i w:val="0"/>
                 <w:sz w:val="22"/>
               </w:rPr>
-              <w:t>Projekt realizowany indywidualnie lub w parach – 100%; Ocena projektu obejmuje: poprawność modelu grafowego, jakość zapytań grafowych, poprawność relacji i własności, uzasadnienie decyzji projektowych oraz dokumentację; Warunkiem zaliczenia jest oddanie kompletnego projektu oraz jego pozytywna ocena</w:t>
+              <w:t>prezentacja projektu i dokumentacji; ocena sporządzonego oprogramowania</w:t>
             </w:r>
           </w:p>
         </w:tc>
@@ -18403,7 +18446,7 @@
                 <w:i w:val="0"/>
                 <w:sz w:val="22"/>
               </w:rPr>
-              <w:t>Projekt realizowany indywidualnie lub w parach – 100%; Ocena projektu obejmuje: poprawność modelu grafowego, jakość zapytań grafowych, poprawność relacji i własności, uzasadnienie decyzji projektowych oraz dokumentację; Warunkiem zaliczenia jest oddanie kompletnego projektu oraz jego pozytywna ocena</w:t>
+              <w:t>prezentacja projektu i dokumentacji; ocena sporządzonego oprogramowania</w:t>
             </w:r>
           </w:p>
         </w:tc>
@@ -18461,7 +18504,7 @@
                 <w:i w:val="0"/>
                 <w:sz w:val="22"/>
               </w:rPr>
-              <w:t>Projekt realizowany indywidualnie lub w parach – 100%; Ocena projektu obejmuje: poprawność modelu grafowego, jakość zapytań grafowych, poprawność relacji i własności, uzasadnienie decyzji projektowych oraz dokumentację; Warunkiem zaliczenia jest oddanie kompletnego projektu oraz jego pozytywna ocena</w:t>
+              <w:t>prezentacja projektu i dokumentacji; ocena sporządzonego oprogramowania</w:t>
             </w:r>
           </w:p>
         </w:tc>
@@ -18519,7 +18562,7 @@
                 <w:i w:val="0"/>
                 <w:sz w:val="22"/>
               </w:rPr>
-              <w:t>Projekt realizowany indywidualnie lub w parach – 100%; Ocena projektu obejmuje: poprawność modelu grafowego, jakość zapytań grafowych, poprawność relacji i własności, uzasadnienie decyzji projektowych oraz dokumentację; Warunkiem zaliczenia jest oddanie kompletnego projektu oraz jego pozytywna ocena</w:t>
+              <w:t>prezentacja projektu i dokumentacji; ocena sporządzonego oprogramowania</w:t>
             </w:r>
           </w:p>
         </w:tc>
@@ -18577,7 +18620,7 @@
                 <w:i w:val="0"/>
                 <w:sz w:val="22"/>
               </w:rPr>
-              <w:t>Projekt realizowany indywidualnie lub w parach – 100%; Ocena projektu obejmuje: poprawność modelu grafowego, jakość zapytań grafowych, poprawność relacji i własności, uzasadnienie decyzji projektowych oraz dokumentację; Warunkiem zaliczenia jest oddanie kompletnego projektu oraz jego pozytywna ocena</w:t>
+              <w:t>prezentacja projektu i dokumentacji; ocena sporządzonego oprogramowania</w:t>
             </w:r>
           </w:p>
         </w:tc>
@@ -18635,7 +18678,7 @@
                 <w:i w:val="0"/>
                 <w:sz w:val="22"/>
               </w:rPr>
-              <w:t>Projekt realizowany indywidualnie lub w parach – 100%; Ocena projektu obejmuje: poprawność modelu grafowego, jakość zapytań grafowych, poprawność relacji i własności, uzasadnienie decyzji projektowych oraz dokumentację; Warunkiem zaliczenia jest oddanie kompletnego projektu oraz jego pozytywna ocena</w:t>
+              <w:t>prezentacja projektu i dokumentacji; ocena sporządzonego oprogramowania</w:t>
             </w:r>
           </w:p>
         </w:tc>
@@ -18693,7 +18736,7 @@
                 <w:i w:val="0"/>
                 <w:sz w:val="22"/>
               </w:rPr>
-              <w:t>Projekt realizowany indywidualnie lub w parach – 100%; Ocena projektu obejmuje: poprawność modelu grafowego, jakość zapytań grafowych, poprawność relacji i własności, uzasadnienie decyzji projektowych oraz dokumentację; Warunkiem zaliczenia jest oddanie kompletnego projektu oraz jego pozytywna ocena</w:t>
+              <w:t>prezentacja projektu i dokumentacji; ocena sporządzonego oprogramowania</w:t>
             </w:r>
           </w:p>
         </w:tc>
@@ -18751,7 +18794,7 @@
                 <w:i w:val="0"/>
                 <w:sz w:val="22"/>
               </w:rPr>
-              <w:t>Projekt realizowany indywidualnie lub w parach – 100%; Ocena projektu obejmuje: poprawność modelu grafowego, jakość zapytań grafowych, poprawność relacji i własności, uzasadnienie decyzji projektowych oraz dokumentację; Warunkiem zaliczenia jest oddanie kompletnego projektu oraz jego pozytywna ocena</w:t>
+              <w:t>prezentacja projektu i dokumentacji; ocena sporządzonego oprogramowania</w:t>
             </w:r>
           </w:p>
         </w:tc>
@@ -18809,7 +18852,7 @@
                 <w:i w:val="0"/>
                 <w:sz w:val="22"/>
               </w:rPr>
-              <w:t>Projekt realizowany indywidualnie lub w parach – 100%; Ocena projektu obejmuje: poprawność modelu grafowego, jakość zapytań grafowych, poprawność relacji i własności, uzasadnienie decyzji projektowych oraz dokumentację; Warunkiem zaliczenia jest oddanie kompletnego projektu oraz jego pozytywna ocena</w:t>
+              <w:t>prezentacja projektu i dokumentacji; ocena sporządzonego oprogramowania</w:t>
             </w:r>
           </w:p>
         </w:tc>
@@ -18867,7 +18910,7 @@
                 <w:i w:val="0"/>
                 <w:sz w:val="22"/>
               </w:rPr>
-              <w:t>Projekt realizowany indywidualnie lub w parach – 100%; Ocena projektu obejmuje: poprawność modelu grafowego, jakość zapytań grafowych, poprawność relacji i własności, uzasadnienie decyzji projektowych oraz dokumentację; Warunkiem zaliczenia jest oddanie kompletnego projektu oraz jego pozytywna ocena</w:t>
+              <w:t>prezentacja projektu i dokumentacji; ocena sporządzonego oprogramowania</w:t>
             </w:r>
           </w:p>
         </w:tc>
@@ -18925,7 +18968,7 @@
                 <w:i w:val="0"/>
                 <w:sz w:val="22"/>
               </w:rPr>
-              <w:t>Projekt realizowany indywidualnie lub w parach – 100%; Ocena projektu obejmuje: poprawność modelu grafowego, jakość zapytań grafowych, poprawność relacji i własności, uzasadnienie decyzji projektowych oraz dokumentację; Warunkiem zaliczenia jest oddanie kompletnego projektu oraz jego pozytywna ocena</w:t>
+              <w:t>prezentacja projektu i dokumentacji; ocena sporządzonego oprogramowania</w:t>
             </w:r>
           </w:p>
         </w:tc>
@@ -18983,7 +19026,7 @@
                 <w:i w:val="0"/>
                 <w:sz w:val="22"/>
               </w:rPr>
-              <w:t>Projekt realizowany indywidualnie lub w parach – 100%; Ocena projektu obejmuje: poprawność modelu grafowego, jakość zapytań grafowych, poprawność relacji i własności, uzasadnienie decyzji projektowych oraz dokumentację; Warunkiem zaliczenia jest oddanie kompletnego projektu oraz jego pozytywna ocena</w:t>
+              <w:t>prezentacja projektu i dokumentacji; ocena sporządzonego oprogramowania</w:t>
             </w:r>
           </w:p>
         </w:tc>
@@ -19041,7 +19084,7 @@
                 <w:i w:val="0"/>
                 <w:sz w:val="22"/>
               </w:rPr>
-              <w:t>Projekt realizowany indywidualnie lub w parach – 100%; Ocena projektu obejmuje: poprawność modelu grafowego, jakość zapytań grafowych, poprawność relacji i własności, uzasadnienie decyzji projektowych oraz dokumentację; Warunkiem zaliczenia jest oddanie kompletnego projektu oraz jego pozytywna ocena</w:t>
+              <w:t>prezentacja projektu i dokumentacji; ocena sporządzonego oprogramowania</w:t>
             </w:r>
           </w:p>
         </w:tc>
@@ -19099,7 +19142,7 @@
                 <w:i w:val="0"/>
                 <w:sz w:val="22"/>
               </w:rPr>
-              <w:t>Projekt realizowany indywidualnie lub w parach – 100%; Ocena projektu obejmuje: poprawność modelu grafowego, jakość zapytań grafowych, poprawność relacji i własności, uzasadnienie decyzji projektowych oraz dokumentację; Warunkiem zaliczenia jest oddanie kompletnego projektu oraz jego pozytywna ocena</w:t>
+              <w:t>prezentacja projektu i dokumentacji; ocena sporządzonego oprogramowania</w:t>
             </w:r>
           </w:p>
         </w:tc>
@@ -19157,7 +19200,7 @@
                 <w:i w:val="0"/>
                 <w:sz w:val="22"/>
               </w:rPr>
-              <w:t>Projekt realizowany indywidualnie lub w parach – 100%; Ocena projektu obejmuje: poprawność modelu grafowego, jakość zapytań grafowych, poprawność relacji i własności, uzasadnienie decyzji projektowych oraz dokumentację; Warunkiem zaliczenia jest oddanie kompletnego projektu oraz jego pozytywna ocena</w:t>
+              <w:t>prezentacja projektu i dokumentacji; ocena sporządzonego oprogramowania</w:t>
             </w:r>
           </w:p>
         </w:tc>
@@ -19215,7 +19258,7 @@
                 <w:i w:val="0"/>
                 <w:sz w:val="22"/>
               </w:rPr>
-              <w:t>Projekt realizowany indywidualnie lub w parach – 100%; Ocena projektu obejmuje: poprawność modelu grafowego, jakość zapytań grafowych, poprawność relacji i własności, uzasadnienie decyzji projektowych oraz dokumentację; Warunkiem zaliczenia jest oddanie kompletnego projektu oraz jego pozytywna ocena</w:t>
+              <w:t>prezentacja projektu i dokumentacji; ocena sporządzonego oprogramowania</w:t>
             </w:r>
           </w:p>
         </w:tc>
@@ -19273,7 +19316,7 @@
                 <w:i w:val="0"/>
                 <w:sz w:val="22"/>
               </w:rPr>
-              <w:t>Projekt realizowany indywidualnie lub w parach – 100%; Ocena projektu obejmuje: poprawność modelu grafowego, jakość zapytań grafowych, poprawność relacji i własności, uzasadnienie decyzji projektowych oraz dokumentację; Warunkiem zaliczenia jest oddanie kompletnego projektu oraz jego pozytywna ocena</w:t>
+              <w:t>prezentacja projektu i dokumentacji; ocena sporządzonego oprogramowania</w:t>
             </w:r>
           </w:p>
         </w:tc>
@@ -19331,7 +19374,7 @@
                 <w:i w:val="0"/>
                 <w:sz w:val="22"/>
               </w:rPr>
-              <w:t>Projekt realizowany indywidualnie lub w parach – 100%; Ocena projektu obejmuje: poprawność modelu grafowego, jakość zapytań grafowych, poprawność relacji i własności, uzasadnienie decyzji projektowych oraz dokumentację; Warunkiem zaliczenia jest oddanie kompletnego projektu oraz jego pozytywna ocena</w:t>
+              <w:t>prezentacja projektu i dokumentacji; ocena sporządzonego oprogramowania</w:t>
             </w:r>
           </w:p>
         </w:tc>
@@ -19389,7 +19432,7 @@
                 <w:i w:val="0"/>
                 <w:sz w:val="22"/>
               </w:rPr>
-              <w:t>Projekt realizowany indywidualnie lub w parach – 100%; Ocena projektu obejmuje: poprawność modelu grafowego, jakość zapytań grafowych, poprawność relacji i własności, uzasadnienie decyzji projektowych oraz dokumentację; Warunkiem zaliczenia jest oddanie kompletnego projektu oraz jego pozytywna ocena</w:t>
+              <w:t>prezentacja projektu i dokumentacji; ocena sporządzonego oprogramowania</w:t>
             </w:r>
           </w:p>
         </w:tc>
@@ -19447,7 +19490,7 @@
                 <w:i w:val="0"/>
                 <w:sz w:val="22"/>
               </w:rPr>
-              <w:t>Projekt realizowany indywidualnie lub w parach – 100%; Ocena projektu obejmuje: poprawność modelu grafowego, jakość zapytań grafowych, poprawność relacji i własności, uzasadnienie decyzji projektowych oraz dokumentację; Warunkiem zaliczenia jest oddanie kompletnego projektu oraz jego pozytywna ocena</w:t>
+              <w:t>prezentacja projektu i dokumentacji; ocena sporządzonego oprogramowania</w:t>
             </w:r>
           </w:p>
         </w:tc>
@@ -19505,7 +19548,7 @@
                 <w:i w:val="0"/>
                 <w:sz w:val="22"/>
               </w:rPr>
-              <w:t>Projekt realizowany indywidualnie lub w parach – 100%; Ocena projektu obejmuje: poprawność modelu grafowego, jakość zapytań grafowych, poprawność relacji i własności, uzasadnienie decyzji projektowych oraz dokumentację; Warunkiem zaliczenia jest oddanie kompletnego projektu oraz jego pozytywna ocena</w:t>
+              <w:t>prezentacja projektu i dokumentacji; ocena sporządzonego oprogramowania</w:t>
             </w:r>
           </w:p>
         </w:tc>
@@ -19563,7 +19606,7 @@
                 <w:i w:val="0"/>
                 <w:sz w:val="22"/>
               </w:rPr>
-              <w:t>Projekt realizowany indywidualnie lub w parach – 100%; Ocena projektu obejmuje: poprawność modelu grafowego, jakość zapytań grafowych, poprawność relacji i własności, uzasadnienie decyzji projektowych oraz dokumentację; Warunkiem zaliczenia jest oddanie kompletnego projektu oraz jego pozytywna ocena</w:t>
+              <w:t>prezentacja projektu i dokumentacji; ocena sporządzonego oprogramowania</w:t>
             </w:r>
           </w:p>
         </w:tc>
@@ -19621,7 +19664,7 @@
                 <w:i w:val="0"/>
                 <w:sz w:val="22"/>
               </w:rPr>
-              <w:t>Projekt realizowany indywidualnie lub w parach – 100%; Ocena projektu obejmuje: poprawność modelu grafowego, jakość zapytań grafowych, poprawność relacji i własności, uzasadnienie decyzji projektowych oraz dokumentację; Warunkiem zaliczenia jest oddanie kompletnego projektu oraz jego pozytywna ocena</w:t>
+              <w:t>prezentacja projektu i dokumentacji; ocena sporządzonego oprogramowania</w:t>
             </w:r>
           </w:p>
         </w:tc>
@@ -19679,7 +19722,7 @@
                 <w:i w:val="0"/>
                 <w:sz w:val="22"/>
               </w:rPr>
-              <w:t>Projekt realizowany indywidualnie lub w parach – 100%; Ocena projektu obejmuje: poprawność modelu grafowego, jakość zapytań grafowych, poprawność relacji i własności, uzasadnienie decyzji projektowych oraz dokumentację; Warunkiem zaliczenia jest oddanie kompletnego projektu oraz jego pozytywna ocena</w:t>
+              <w:t>prezentacja projektu i dokumentacji; ocena sporządzonego oprogramowania</w:t>
             </w:r>
           </w:p>
         </w:tc>
@@ -19737,7 +19780,7 @@
                 <w:i w:val="0"/>
                 <w:sz w:val="22"/>
               </w:rPr>
-              <w:t>Projekt realizowany indywidualnie lub w parach – 100%; Ocena projektu obejmuje: poprawność modelu grafowego, jakość zapytań grafowych, poprawność relacji i własności, uzasadnienie decyzji projektowych oraz dokumentację; Warunkiem zaliczenia jest oddanie kompletnego projektu oraz jego pozytywna ocena</w:t>
+              <w:t>prezentacja projektu i dokumentacji; ocena sporządzonego oprogramowania</w:t>
             </w:r>
           </w:p>
         </w:tc>
@@ -19795,7 +19838,7 @@
                 <w:i w:val="0"/>
                 <w:sz w:val="22"/>
               </w:rPr>
-              <w:t>Projekt realizowany indywidualnie lub w parach – 100%; Ocena projektu obejmuje: poprawność modelu grafowego, jakość zapytań grafowych, poprawność relacji i własności, uzasadnienie decyzji projektowych oraz dokumentację; Warunkiem zaliczenia jest oddanie kompletnego projektu oraz jego pozytywna ocena</w:t>
+              <w:t>prezentacja projektu i dokumentacji; ocena sporządzonego oprogramowania</w:t>
             </w:r>
           </w:p>
         </w:tc>
@@ -19853,7 +19896,7 @@
                 <w:i w:val="0"/>
                 <w:sz w:val="22"/>
               </w:rPr>
-              <w:t>Projekt realizowany indywidualnie lub w parach – 100%; Ocena projektu obejmuje: poprawność modelu grafowego, jakość zapytań grafowych, poprawność relacji i własności, uzasadnienie decyzji projektowych oraz dokumentację; Warunkiem zaliczenia jest oddanie kompletnego projektu oraz jego pozytywna ocena</w:t>
+              <w:t>prezentacja projektu i dokumentacji; ocena sporządzonego oprogramowania</w:t>
             </w:r>
           </w:p>
         </w:tc>
@@ -19911,7 +19954,7 @@
                 <w:i w:val="0"/>
                 <w:sz w:val="22"/>
               </w:rPr>
-              <w:t>Projekt realizowany indywidualnie lub w parach – 100%; Ocena projektu obejmuje: poprawność modelu grafowego, jakość zapytań grafowych, poprawność relacji i własności, uzasadnienie decyzji projektowych oraz dokumentację; Warunkiem zaliczenia jest oddanie kompletnego projektu oraz jego pozytywna ocena</w:t>
+              <w:t>prezentacja projektu i dokumentacji; ocena sporządzonego oprogramowania</w:t>
             </w:r>
           </w:p>
         </w:tc>
@@ -19969,7 +20012,7 @@
                 <w:i w:val="0"/>
                 <w:sz w:val="22"/>
               </w:rPr>
-              <w:t>Projekt realizowany indywidualnie lub w parach – 100%; Ocena projektu obejmuje: poprawność modelu grafowego, jakość zapytań grafowych, poprawność relacji i własności, uzasadnienie decyzji projektowych oraz dokumentację; Warunkiem zaliczenia jest oddanie kompletnego projektu oraz jego pozytywna ocena</w:t>
+              <w:t>prezentacja projektu i dokumentacji; ocena sporządzonego oprogramowania</w:t>
             </w:r>
           </w:p>
         </w:tc>
@@ -20027,7 +20070,7 @@
                 <w:i w:val="0"/>
                 <w:sz w:val="22"/>
               </w:rPr>
-              <w:t>Projekt realizowany indywidualnie lub w parach – 100%; Ocena projektu obejmuje: poprawność modelu grafowego, jakość zapytań grafowych, poprawność relacji i własności, uzasadnienie decyzji projektowych oraz dokumentację; Warunkiem zaliczenia jest oddanie kompletnego projektu oraz jego pozytywna ocena</w:t>
+              <w:t>prezentacja projektu i dokumentacji; ocena sporządzonego oprogramowania</w:t>
             </w:r>
           </w:p>
         </w:tc>
@@ -20085,7 +20128,7 @@
                 <w:i w:val="0"/>
                 <w:sz w:val="22"/>
               </w:rPr>
-              <w:t>Projekt realizowany indywidualnie lub w parach – 100%; Ocena projektu obejmuje: poprawność modelu grafowego, jakość zapytań grafowych, poprawność relacji i własności, uzasadnienie decyzji projektowych oraz dokumentację; Warunkiem zaliczenia jest oddanie kompletnego projektu oraz jego pozytywna ocena</w:t>
+              <w:t>prezentacja projektu i dokumentacji; ocena sporządzonego oprogramowania</w:t>
             </w:r>
           </w:p>
         </w:tc>
@@ -20143,7 +20186,7 @@
                 <w:i w:val="0"/>
                 <w:sz w:val="22"/>
               </w:rPr>
-              <w:t>Projekt realizowany indywidualnie lub w parach – 100%; Ocena projektu obejmuje: poprawność modelu grafowego, jakość zapytań grafowych, poprawność relacji i własności, uzasadnienie decyzji projektowych oraz dokumentację; Warunkiem zaliczenia jest oddanie kompletnego projektu oraz jego pozytywna ocena</w:t>
+              <w:t>prezentacja projektu i dokumentacji; ocena sporządzonego oprogramowania</w:t>
             </w:r>
           </w:p>
         </w:tc>
@@ -20201,7 +20244,7 @@
                 <w:i w:val="0"/>
                 <w:sz w:val="22"/>
               </w:rPr>
-              <w:t>Projekt realizowany indywidualnie lub w parach – 100%; Ocena projektu obejmuje: poprawność modelu grafowego, jakość zapytań grafowych, poprawność relacji i własności, uzasadnienie decyzji projektowych oraz dokumentację; Warunkiem zaliczenia jest oddanie kompletnego projektu oraz jego pozytywna ocena</w:t>
+              <w:t>prezentacja projektu i dokumentacji; ocena sporządzonego oprogramowania</w:t>
             </w:r>
           </w:p>
         </w:tc>
@@ -20259,7 +20302,7 @@
                 <w:i w:val="0"/>
                 <w:sz w:val="22"/>
               </w:rPr>
-              <w:t>Projekt realizowany indywidualnie lub w parach – 100%; Ocena projektu obejmuje: poprawność modelu grafowego, jakość zapytań grafowych, poprawność relacji i własności, uzasadnienie decyzji projektowych oraz dokumentację; Warunkiem zaliczenia jest oddanie kompletnego projektu oraz jego pozytywna ocena</w:t>
+              <w:t>prezentacja projektu i dokumentacji; ocena sporządzonego oprogramowania</w:t>
             </w:r>
           </w:p>
         </w:tc>
@@ -20317,7 +20360,7 @@
                 <w:i w:val="0"/>
                 <w:sz w:val="22"/>
               </w:rPr>
-              <w:t>Projekt realizowany indywidualnie lub w parach – 100%; Ocena projektu obejmuje: poprawność modelu grafowego, jakość zapytań grafowych, poprawność relacji i własności, uzasadnienie decyzji projektowych oraz dokumentację; Warunkiem zaliczenia jest oddanie kompletnego projektu oraz jego pozytywna ocena</w:t>
+              <w:t>prezentacja projektu i dokumentacji; ocena sporządzonego oprogramowania</w:t>
             </w:r>
           </w:p>
         </w:tc>
@@ -20375,7 +20418,7 @@
                 <w:i w:val="0"/>
                 <w:sz w:val="22"/>
               </w:rPr>
-              <w:t>Projekt realizowany indywidualnie lub w parach – 100%; Ocena projektu obejmuje: poprawność modelu grafowego, jakość zapytań grafowych, poprawność relacji i własności, uzasadnienie decyzji projektowych oraz dokumentację; Warunkiem zaliczenia jest oddanie kompletnego projektu oraz jego pozytywna ocena</w:t>
+              <w:t>prezentacja projektu i dokumentacji; ocena sporządzonego oprogramowania</w:t>
             </w:r>
           </w:p>
         </w:tc>
@@ -20433,7 +20476,7 @@
                 <w:i w:val="0"/>
                 <w:sz w:val="22"/>
               </w:rPr>
-              <w:t>Projekt realizowany indywidualnie lub w parach – 100%; Ocena projektu obejmuje: poprawność modelu grafowego, jakość zapytań grafowych, poprawność relacji i własności, uzasadnienie decyzji projektowych oraz dokumentację; Warunkiem zaliczenia jest oddanie kompletnego projektu oraz jego pozytywna ocena</w:t>
+              <w:t>prezentacja projektu i dokumentacji; ocena sporządzonego oprogramowania</w:t>
             </w:r>
           </w:p>
         </w:tc>
@@ -20491,7 +20534,7 @@
                 <w:i w:val="0"/>
                 <w:sz w:val="22"/>
               </w:rPr>
-              <w:t>Projekt realizowany indywidualnie lub w parach – 100%; Ocena projektu obejmuje: poprawność modelu grafowego, jakość zapytań grafowych, poprawność relacji i własności, uzasadnienie decyzji projektowych oraz dokumentację; Warunkiem zaliczenia jest oddanie kompletnego projektu oraz jego pozytywna ocena</w:t>
+              <w:t>prezentacja projektu i dokumentacji; ocena sporządzonego oprogramowania</w:t>
             </w:r>
           </w:p>
         </w:tc>
@@ -20549,7 +20592,7 @@
                 <w:i w:val="0"/>
                 <w:sz w:val="22"/>
               </w:rPr>
-              <w:t>Projekt realizowany indywidualnie lub w parach – 100%; Ocena projektu obejmuje: poprawność modelu grafowego, jakość zapytań grafowych, poprawność relacji i własności, uzasadnienie decyzji projektowych oraz dokumentację; Warunkiem zaliczenia jest oddanie kompletnego projektu oraz jego pozytywna ocena</w:t>
+              <w:t>prezentacja projektu i dokumentacji; ocena sporządzonego oprogramowania</w:t>
             </w:r>
           </w:p>
         </w:tc>
@@ -20607,7 +20650,7 @@
                 <w:i w:val="0"/>
                 <w:sz w:val="22"/>
               </w:rPr>
-              <w:t>Projekt realizowany indywidualnie lub w parach – 100%; Ocena projektu obejmuje: poprawność modelu grafowego, jakość zapytań grafowych, poprawność relacji i własności, uzasadnienie decyzji projektowych oraz dokumentację; Warunkiem zaliczenia jest oddanie kompletnego projektu oraz jego pozytywna ocena</w:t>
+              <w:t>prezentacja projektu i dokumentacji; ocena sporządzonego oprogramowania</w:t>
             </w:r>
           </w:p>
         </w:tc>
@@ -20665,7 +20708,7 @@
                 <w:i w:val="0"/>
                 <w:sz w:val="22"/>
               </w:rPr>
-              <w:t>Projekt realizowany indywidualnie lub w parach – 100%; Ocena projektu obejmuje: poprawność modelu grafowego, jakość zapytań grafowych, poprawność relacji i własności, uzasadnienie decyzji projektowych oraz dokumentację; Warunkiem zaliczenia jest oddanie kompletnego projektu oraz jego pozytywna ocena</w:t>
+              <w:t>prezentacja projektu i dokumentacji; ocena sporządzonego oprogramowania</w:t>
             </w:r>
           </w:p>
         </w:tc>
@@ -20723,7 +20766,7 @@
                 <w:i w:val="0"/>
                 <w:sz w:val="22"/>
               </w:rPr>
-              <w:t>Projekt realizowany indywidualnie lub w parach – 100%; Ocena projektu obejmuje: poprawność modelu grafowego, jakość zapytań grafowych, poprawność relacji i własności, uzasadnienie decyzji projektowych oraz dokumentację; Warunkiem zaliczenia jest oddanie kompletnego projektu oraz jego pozytywna ocena</w:t>
+              <w:t>prezentacja projektu i dokumentacji; ocena sporządzonego oprogramowania</w:t>
             </w:r>
           </w:p>
         </w:tc>
@@ -20781,7 +20824,7 @@
                 <w:i w:val="0"/>
                 <w:sz w:val="22"/>
               </w:rPr>
-              <w:t>Projekt realizowany indywidualnie lub w parach – 100%; Ocena projektu obejmuje: poprawność modelu grafowego, jakość zapytań grafowych, poprawność relacji i własności, uzasadnienie decyzji projektowych oraz dokumentację; Warunkiem zaliczenia jest oddanie kompletnego projektu oraz jego pozytywna ocena</w:t>
+              <w:t>prezentacja projektu i dokumentacji; ocena sporządzonego oprogramowania</w:t>
             </w:r>
           </w:p>
         </w:tc>
@@ -20839,7 +20882,7 @@
                 <w:i w:val="0"/>
                 <w:sz w:val="22"/>
               </w:rPr>
-              <w:t>Projekt realizowany indywidualnie lub w parach – 100%; Ocena projektu obejmuje: poprawność modelu grafowego, jakość zapytań grafowych, poprawność relacji i własności, uzasadnienie decyzji projektowych oraz dokumentację; Warunkiem zaliczenia jest oddanie kompletnego projektu oraz jego pozytywna ocena</w:t>
+              <w:t>prezentacja projektu i dokumentacji; ocena sporządzonego oprogramowania</w:t>
             </w:r>
           </w:p>
         </w:tc>
@@ -20897,7 +20940,7 @@
                 <w:i w:val="0"/>
                 <w:sz w:val="22"/>
               </w:rPr>
-              <w:t>Projekt realizowany indywidualnie lub w parach – 100%; Ocena projektu obejmuje: poprawność modelu grafowego, jakość zapytań grafowych, poprawność relacji i własności, uzasadnienie decyzji projektowych oraz dokumentację; Warunkiem zaliczenia jest oddanie kompletnego projektu oraz jego pozytywna ocena</w:t>
+              <w:t>prezentacja projektu i dokumentacji; ocena sporządzonego oprogramowania</w:t>
             </w:r>
           </w:p>
         </w:tc>
@@ -20955,7 +20998,7 @@
                 <w:i w:val="0"/>
                 <w:sz w:val="22"/>
               </w:rPr>
-              <w:t>Projekt realizowany indywidualnie lub w parach – 100%; Ocena projektu obejmuje: poprawność modelu grafowego, jakość zapytań grafowych, poprawność relacji i własności, uzasadnienie decyzji projektowych oraz dokumentację; Warunkiem zaliczenia jest oddanie kompletnego projektu oraz jego pozytywna ocena</w:t>
+              <w:t>prezentacja projektu i dokumentacji; ocena sporządzonego oprogramowania</w:t>
             </w:r>
           </w:p>
         </w:tc>
@@ -21013,7 +21056,7 @@
                 <w:i w:val="0"/>
                 <w:sz w:val="22"/>
               </w:rPr>
-              <w:t>Projekt realizowany indywidualnie lub w parach – 100%; Ocena projektu obejmuje: poprawność modelu grafowego, jakość zapytań grafowych, poprawność relacji i własności, uzasadnienie decyzji projektowych oraz dokumentację; Warunkiem zaliczenia jest oddanie kompletnego projektu oraz jego pozytywna ocena</w:t>
+              <w:t>prezentacja projektu i dokumentacji; ocena sporządzonego oprogramowania</w:t>
             </w:r>
           </w:p>
         </w:tc>
@@ -21071,7 +21114,7 @@
                 <w:i w:val="0"/>
                 <w:sz w:val="22"/>
               </w:rPr>
-              <w:t>Projekt realizowany indywidualnie lub w parach – 100%; Ocena projektu obejmuje: poprawność modelu grafowego, jakość zapytań grafowych, poprawność relacji i własności, uzasadnienie decyzji projektowych oraz dokumentację; Warunkiem zaliczenia jest oddanie kompletnego projektu oraz jego pozytywna ocena</w:t>
+              <w:t>prezentacja projektu i dokumentacji; ocena sporządzonego oprogramowania</w:t>
             </w:r>
           </w:p>
         </w:tc>
@@ -21129,7 +21172,7 @@
                 <w:i w:val="0"/>
                 <w:sz w:val="22"/>
               </w:rPr>
-              <w:t>Projekt realizowany indywidualnie lub w parach – 100%; Ocena projektu obejmuje: poprawność modelu grafowego, jakość zapytań grafowych, poprawność relacji i własności, uzasadnienie decyzji projektowych oraz dokumentację; Warunkiem zaliczenia jest oddanie kompletnego projektu oraz jego pozytywna ocena</w:t>
+              <w:t>prezentacja projektu i dokumentacji; ocena sporządzonego oprogramowania</w:t>
             </w:r>
           </w:p>
         </w:tc>
@@ -21187,7 +21230,7 @@
                 <w:i w:val="0"/>
                 <w:sz w:val="22"/>
               </w:rPr>
-              <w:t>Projekt realizowany indywidualnie lub w parach – 100%; Ocena projektu obejmuje: poprawność modelu grafowego, jakość zapytań grafowych, poprawność relacji i własności, uzasadnienie decyzji projektowych oraz dokumentację; Warunkiem zaliczenia jest oddanie kompletnego projektu oraz jego pozytywna ocena</w:t>
+              <w:t>prezentacja projektu i dokumentacji; ocena sporządzonego oprogramowania</w:t>
             </w:r>
           </w:p>
         </w:tc>
@@ -21245,7 +21288,7 @@
                 <w:i w:val="0"/>
                 <w:sz w:val="22"/>
               </w:rPr>
-              <w:t>Projekt realizowany indywidualnie lub w parach – 100%; Ocena projektu obejmuje: poprawność modelu grafowego, jakość zapytań grafowych, poprawność relacji i własności, uzasadnienie decyzji projektowych oraz dokumentację; Warunkiem zaliczenia jest oddanie kompletnego projektu oraz jego pozytywna ocena</w:t>
+              <w:t>prezentacja projektu i dokumentacji; ocena sporządzonego oprogramowania</w:t>
             </w:r>
           </w:p>
         </w:tc>
@@ -21303,7 +21346,7 @@
                 <w:i w:val="0"/>
                 <w:sz w:val="22"/>
               </w:rPr>
-              <w:t>Projekt realizowany indywidualnie lub w parach – 100%; Ocena projektu obejmuje: poprawność modelu grafowego, jakość zapytań grafowych, poprawność relacji i własności, uzasadnienie decyzji projektowych oraz dokumentację; Warunkiem zaliczenia jest oddanie kompletnego projektu oraz jego pozytywna ocena</w:t>
+              <w:t>prezentacja projektu i dokumentacji; ocena sporządzonego oprogramowania</w:t>
             </w:r>
           </w:p>
         </w:tc>
@@ -21361,7 +21404,7 @@
                 <w:i w:val="0"/>
                 <w:sz w:val="22"/>
               </w:rPr>
-              <w:t>Projekt realizowany indywidualnie lub w parach – 100%; Ocena projektu obejmuje: poprawność modelu grafowego, jakość zapytań grafowych, poprawność relacji i własności, uzasadnienie decyzji projektowych oraz dokumentację; Warunkiem zaliczenia jest oddanie kompletnego projektu oraz jego pozytywna ocena</w:t>
+              <w:t>prezentacja projektu i dokumentacji; ocena sporządzonego oprogramowania</w:t>
             </w:r>
           </w:p>
         </w:tc>
@@ -21419,7 +21462,7 @@
                 <w:i w:val="0"/>
                 <w:sz w:val="22"/>
               </w:rPr>
-              <w:t>Projekt realizowany indywidualnie lub w parach – 100%; Ocena projektu obejmuje: poprawność modelu grafowego, jakość zapytań grafowych, poprawność relacji i własności, uzasadnienie decyzji projektowych oraz dokumentację; Warunkiem zaliczenia jest oddanie kompletnego projektu oraz jego pozytywna ocena</w:t>
+              <w:t>prezentacja projektu i dokumentacji; ocena sporządzonego oprogramowania</w:t>
             </w:r>
           </w:p>
         </w:tc>
@@ -21477,7 +21520,7 @@
                 <w:i w:val="0"/>
                 <w:sz w:val="22"/>
               </w:rPr>
-              <w:t>Projekt realizowany indywidualnie lub w parach – 100%; Ocena projektu obejmuje: poprawność modelu grafowego, jakość zapytań grafowych, poprawność relacji i własności, uzasadnienie decyzji projektowych oraz dokumentację; Warunkiem zaliczenia jest oddanie kompletnego projektu oraz jego pozytywna ocena</w:t>
+              <w:t>prezentacja projektu i dokumentacji; ocena sporządzonego oprogramowania</w:t>
             </w:r>
           </w:p>
         </w:tc>
@@ -21535,7 +21578,7 @@
                 <w:i w:val="0"/>
                 <w:sz w:val="22"/>
               </w:rPr>
-              <w:t>Projekt realizowany indywidualnie lub w parach – 100%; Ocena projektu obejmuje: poprawność modelu grafowego, jakość zapytań grafowych, poprawność relacji i własności, uzasadnienie decyzji projektowych oraz dokumentację; Warunkiem zaliczenia jest oddanie kompletnego projektu oraz jego pozytywna ocena</w:t>
+              <w:t>prezentacja projektu i dokumentacji; ocena sporządzonego oprogramowania</w:t>
             </w:r>
           </w:p>
         </w:tc>
@@ -21593,7 +21636,7 @@
                 <w:i w:val="0"/>
                 <w:sz w:val="22"/>
               </w:rPr>
-              <w:t>Projekt realizowany indywidualnie lub w parach – 100%; Ocena projektu obejmuje: poprawność modelu grafowego, jakość zapytań grafowych, poprawność relacji i własności, uzasadnienie decyzji projektowych oraz dokumentację; Warunkiem zaliczenia jest oddanie kompletnego projektu oraz jego pozytywna ocena</w:t>
+              <w:t>prezentacja projektu i dokumentacji; ocena sporządzonego oprogramowania</w:t>
             </w:r>
           </w:p>
         </w:tc>
@@ -21651,7 +21694,7 @@
                 <w:i w:val="0"/>
                 <w:sz w:val="22"/>
               </w:rPr>
-              <w:t>Projekt realizowany indywidualnie lub w parach – 100%; Ocena projektu obejmuje: poprawność modelu grafowego, jakość zapytań grafowych, poprawność relacji i własności, uzasadnienie decyzji projektowych oraz dokumentację; Warunkiem zaliczenia jest oddanie kompletnego projektu oraz jego pozytywna ocena</w:t>
+              <w:t>prezentacja projektu i dokumentacji; ocena sporządzonego oprogramowania</w:t>
             </w:r>
           </w:p>
         </w:tc>
@@ -21709,7 +21752,7 @@
                 <w:i w:val="0"/>
                 <w:sz w:val="22"/>
               </w:rPr>
-              <w:t>Projekt realizowany indywidualnie lub w parach – 100%; Ocena projektu obejmuje: poprawność modelu grafowego, jakość zapytań grafowych, poprawność relacji i własności, uzasadnienie decyzji projektowych oraz dokumentację; Warunkiem zaliczenia jest oddanie kompletnego projektu oraz jego pozytywna ocena</w:t>
+              <w:t>prezentacja projektu i dokumentacji; ocena sporządzonego oprogramowania</w:t>
             </w:r>
           </w:p>
         </w:tc>
@@ -21767,7 +21810,7 @@
                 <w:i w:val="0"/>
                 <w:sz w:val="22"/>
               </w:rPr>
-              <w:t>Projekt realizowany indywidualnie lub w parach – 100%; Ocena projektu obejmuje: poprawność modelu grafowego, jakość zapytań grafowych, poprawność relacji i własności, uzasadnienie decyzji projektowych oraz dokumentację; Warunkiem zaliczenia jest oddanie kompletnego projektu oraz jego pozytywna ocena</w:t>
+              <w:t>prezentacja projektu i dokumentacji; ocena sporządzonego oprogramowania</w:t>
             </w:r>
           </w:p>
         </w:tc>
@@ -21930,7 +21973,7 @@
                 <w:i w:val="0"/>
                 <w:sz w:val="22"/>
               </w:rPr>
-              <w:t>Projekt realizowany indywidualnie lub w parach – 100%; Ocena projektu obejmuje: poprawność modelu grafowego, jakość zapytań grafowych, poprawność relacji i własności, uzasadnienie decyzji projektowych oraz dokumentację; Warunkiem zaliczenia jest oddanie kompletnego projektu oraz jego pozytywna ocena</w:t>
+              <w:t>prezentacja projektu i dokumentacji; ocena sporządzonego oprogramowania</w:t>
             </w:r>
           </w:p>
         </w:tc>
@@ -21988,7 +22031,7 @@
                 <w:i w:val="0"/>
                 <w:sz w:val="22"/>
               </w:rPr>
-              <w:t>Projekt realizowany indywidualnie lub w parach – 100%; Ocena projektu obejmuje: poprawność modelu grafowego, jakość zapytań grafowych, poprawność relacji i własności, uzasadnienie decyzji projektowych oraz dokumentację; Warunkiem zaliczenia jest oddanie kompletnego projektu oraz jego pozytywna ocena</w:t>
+              <w:t>prezentacja projektu i dokumentacji; ocena sporządzonego oprogramowania</w:t>
             </w:r>
           </w:p>
         </w:tc>
@@ -22046,7 +22089,7 @@
                 <w:i w:val="0"/>
                 <w:sz w:val="22"/>
               </w:rPr>
-              <w:t>Projekt realizowany indywidualnie lub w parach – 100%; Ocena projektu obejmuje: poprawność modelu grafowego, jakość zapytań grafowych, poprawność relacji i własności, uzasadnienie decyzji projektowych oraz dokumentację; Warunkiem zaliczenia jest oddanie kompletnego projektu oraz jego pozytywna ocena</w:t>
+              <w:t>prezentacja projektu i dokumentacji; ocena sporządzonego oprogramowania</w:t>
             </w:r>
           </w:p>
         </w:tc>
@@ -22104,7 +22147,7 @@
                 <w:i w:val="0"/>
                 <w:sz w:val="22"/>
               </w:rPr>
-              <w:t>Projekt realizowany indywidualnie lub w parach – 100%; Ocena projektu obejmuje: poprawność modelu grafowego, jakość zapytań grafowych, poprawność relacji i własności, uzasadnienie decyzji projektowych oraz dokumentację; Warunkiem zaliczenia jest oddanie kompletnego projektu oraz jego pozytywna ocena</w:t>
+              <w:t>prezentacja projektu i dokumentacji; ocena sporządzonego oprogramowania</w:t>
             </w:r>
           </w:p>
         </w:tc>
@@ -22162,7 +22205,7 @@
                 <w:i w:val="0"/>
                 <w:sz w:val="22"/>
               </w:rPr>
-              <w:t>Projekt realizowany indywidualnie lub w parach – 100%; Ocena projektu obejmuje: poprawność modelu grafowego, jakość zapytań grafowych, poprawność relacji i własności, uzasadnienie decyzji projektowych oraz dokumentację; Warunkiem zaliczenia jest oddanie kompletnego projektu oraz jego pozytywna ocena</w:t>
+              <w:t>prezentacja projektu i dokumentacji; ocena sporządzonego oprogramowania</w:t>
             </w:r>
           </w:p>
         </w:tc>
@@ -22220,7 +22263,7 @@
                 <w:i w:val="0"/>
                 <w:sz w:val="22"/>
               </w:rPr>
-              <w:t>Projekt realizowany indywidualnie lub w parach – 100%; Ocena projektu obejmuje: poprawność modelu grafowego, jakość zapytań grafowych, poprawność relacji i własności, uzasadnienie decyzji projektowych oraz dokumentację; Warunkiem zaliczenia jest oddanie kompletnego projektu oraz jego pozytywna ocena</w:t>
+              <w:t>prezentacja projektu i dokumentacji; ocena sporządzonego oprogramowania</w:t>
             </w:r>
           </w:p>
         </w:tc>
@@ -22278,7 +22321,7 @@
                 <w:i w:val="0"/>
                 <w:sz w:val="22"/>
               </w:rPr>
-              <w:t>Projekt realizowany indywidualnie lub w parach – 100%; Ocena projektu obejmuje: poprawność modelu grafowego, jakość zapytań grafowych, poprawność relacji i własności, uzasadnienie decyzji projektowych oraz dokumentację; Warunkiem zaliczenia jest oddanie kompletnego projektu oraz jego pozytywna ocena</w:t>
+              <w:t>prezentacja projektu i dokumentacji; ocena sporządzonego oprogramowania</w:t>
             </w:r>
           </w:p>
         </w:tc>
@@ -22336,7 +22379,7 @@
                 <w:i w:val="0"/>
                 <w:sz w:val="22"/>
               </w:rPr>
-              <w:t>Projekt realizowany indywidualnie lub w parach – 100%; Ocena projektu obejmuje: poprawność modelu grafowego, jakość zapytań grafowych, poprawność relacji i własności, uzasadnienie decyzji projektowych oraz dokumentację; Warunkiem zaliczenia jest oddanie kompletnego projektu oraz jego pozytywna ocena</w:t>
+              <w:t>prezentacja projektu i dokumentacji; ocena sporządzonego oprogramowania</w:t>
             </w:r>
           </w:p>
         </w:tc>
@@ -22394,7 +22437,7 @@
                 <w:i w:val="0"/>
                 <w:sz w:val="22"/>
               </w:rPr>
-              <w:t>Projekt realizowany indywidualnie lub w parach – 100%; Ocena projektu obejmuje: poprawność modelu grafowego, jakość zapytań grafowych, poprawność relacji i własności, uzasadnienie decyzji projektowych oraz dokumentację; Warunkiem zaliczenia jest oddanie kompletnego projektu oraz jego pozytywna ocena</w:t>
+              <w:t>prezentacja projektu i dokumentacji; ocena sporządzonego oprogramowania</w:t>
             </w:r>
           </w:p>
         </w:tc>
@@ -22452,7 +22495,7 @@
                 <w:i w:val="0"/>
                 <w:sz w:val="22"/>
               </w:rPr>
-              <w:t>Projekt realizowany indywidualnie lub w parach – 100%; Ocena projektu obejmuje: poprawność modelu grafowego, jakość zapytań grafowych, poprawność relacji i własności, uzasadnienie decyzji projektowych oraz dokumentację; Warunkiem zaliczenia jest oddanie kompletnego projektu oraz jego pozytywna ocena</w:t>
+              <w:t>prezentacja projektu i dokumentacji; ocena sporządzonego oprogramowania</w:t>
             </w:r>
           </w:p>
         </w:tc>
@@ -22510,7 +22553,7 @@
                 <w:i w:val="0"/>
                 <w:sz w:val="22"/>
               </w:rPr>
-              <w:t>Projekt realizowany indywidualnie lub w parach – 100%; Ocena projektu obejmuje: poprawność modelu grafowego, jakość zapytań grafowych, poprawność relacji i własności, uzasadnienie decyzji projektowych oraz dokumentację; Warunkiem zaliczenia jest oddanie kompletnego projektu oraz jego pozytywna ocena</w:t>
+              <w:t>prezentacja projektu i dokumentacji; ocena sporządzonego oprogramowania</w:t>
             </w:r>
           </w:p>
         </w:tc>
@@ -22568,7 +22611,7 @@
                 <w:i w:val="0"/>
                 <w:sz w:val="22"/>
               </w:rPr>
-              <w:t>Projekt realizowany indywidualnie lub w parach – 100%; Ocena projektu obejmuje: poprawność modelu grafowego, jakość zapytań grafowych, poprawność relacji i własności, uzasadnienie decyzji projektowych oraz dokumentację; Warunkiem zaliczenia jest oddanie kompletnego projektu oraz jego pozytywna ocena</w:t>
+              <w:t>prezentacja projektu i dokumentacji; ocena sporządzonego oprogramowania</w:t>
             </w:r>
           </w:p>
         </w:tc>
@@ -22626,7 +22669,7 @@
                 <w:i w:val="0"/>
                 <w:sz w:val="22"/>
               </w:rPr>
-              <w:t>Projekt realizowany indywidualnie lub w parach – 100%; Ocena projektu obejmuje: poprawność modelu grafowego, jakość zapytań grafowych, poprawność relacji i własności, uzasadnienie decyzji projektowych oraz dokumentację; Warunkiem zaliczenia jest oddanie kompletnego projektu oraz jego pozytywna ocena</w:t>
+              <w:t>prezentacja projektu i dokumentacji; ocena sporządzonego oprogramowania</w:t>
             </w:r>
           </w:p>
         </w:tc>
@@ -22684,7 +22727,7 @@
                 <w:i w:val="0"/>
                 <w:sz w:val="22"/>
               </w:rPr>
-              <w:t>Projekt realizowany indywidualnie lub w parach – 100%; Ocena projektu obejmuje: poprawność modelu grafowego, jakość zapytań grafowych, poprawność relacji i własności, uzasadnienie decyzji projektowych oraz dokumentację; Warunkiem zaliczenia jest oddanie kompletnego projektu oraz jego pozytywna ocena</w:t>
+              <w:t>prezentacja projektu i dokumentacji; ocena sporządzonego oprogramowania</w:t>
             </w:r>
           </w:p>
         </w:tc>
@@ -22742,7 +22785,7 @@
                 <w:i w:val="0"/>
                 <w:sz w:val="22"/>
               </w:rPr>
-              <w:t>Projekt realizowany indywidualnie lub w parach – 100%; Ocena projektu obejmuje: poprawność modelu grafowego, jakość zapytań grafowych, poprawność relacji i własności, uzasadnienie decyzji projektowych oraz dokumentację; Warunkiem zaliczenia jest oddanie kompletnego projektu oraz jego pozytywna ocena</w:t>
+              <w:t>prezentacja projektu i dokumentacji; ocena sporządzonego oprogramowania</w:t>
             </w:r>
           </w:p>
         </w:tc>
@@ -22800,7 +22843,7 @@
                 <w:i w:val="0"/>
                 <w:sz w:val="22"/>
               </w:rPr>
-              <w:t>Projekt realizowany indywidualnie lub w parach – 100%; Ocena projektu obejmuje: poprawność modelu grafowego, jakość zapytań grafowych, poprawność relacji i własności, uzasadnienie decyzji projektowych oraz dokumentację; Warunkiem zaliczenia jest oddanie kompletnego projektu oraz jego pozytywna ocena</w:t>
+              <w:t>prezentacja projektu i dokumentacji; ocena sporządzonego oprogramowania</w:t>
             </w:r>
           </w:p>
         </w:tc>
@@ -22858,7 +22901,7 @@
                 <w:i w:val="0"/>
                 <w:sz w:val="22"/>
               </w:rPr>
-              <w:t>Projekt realizowany indywidualnie lub w parach – 100%; Ocena projektu obejmuje: poprawność modelu grafowego, jakość zapytań grafowych, poprawność relacji i własności, uzasadnienie decyzji projektowych oraz dokumentację; Warunkiem zaliczenia jest oddanie kompletnego projektu oraz jego pozytywna ocena</w:t>
+              <w:t>prezentacja projektu i dokumentacji; ocena sporządzonego oprogramowania</w:t>
             </w:r>
           </w:p>
         </w:tc>
@@ -22916,7 +22959,7 @@
                 <w:i w:val="0"/>
                 <w:sz w:val="22"/>
               </w:rPr>
-              <w:t>Projekt realizowany indywidualnie lub w parach – 100%; Ocena projektu obejmuje: poprawność modelu grafowego, jakość zapytań grafowych, poprawność relacji i własności, uzasadnienie decyzji projektowych oraz dokumentację; Warunkiem zaliczenia jest oddanie kompletnego projektu oraz jego pozytywna ocena</w:t>
+              <w:t>prezentacja projektu i dokumentacji; ocena sporządzonego oprogramowania</w:t>
             </w:r>
           </w:p>
         </w:tc>
@@ -22974,7 +23017,7 @@
                 <w:i w:val="0"/>
                 <w:sz w:val="22"/>
               </w:rPr>
-              <w:t>Projekt realizowany indywidualnie lub w parach – 100%; Ocena projektu obejmuje: poprawność modelu grafowego, jakość zapytań grafowych, poprawność relacji i własności, uzasadnienie decyzji projektowych oraz dokumentację; Warunkiem zaliczenia jest oddanie kompletnego projektu oraz jego pozytywna ocena</w:t>
+              <w:t>prezentacja projektu i dokumentacji; ocena sporządzonego oprogramowania</w:t>
             </w:r>
           </w:p>
         </w:tc>
@@ -23032,7 +23075,7 @@
                 <w:i w:val="0"/>
                 <w:sz w:val="22"/>
               </w:rPr>
-              <w:t>Projekt realizowany indywidualnie lub w parach – 100%; Ocena projektu obejmuje: poprawność modelu grafowego, jakość zapytań grafowych, poprawność relacji i własności, uzasadnienie decyzji projektowych oraz dokumentację; Warunkiem zaliczenia jest oddanie kompletnego projektu oraz jego pozytywna ocena</w:t>
+              <w:t>prezentacja projektu i dokumentacji; ocena sporządzonego oprogramowania</w:t>
             </w:r>
           </w:p>
         </w:tc>
@@ -23090,7 +23133,7 @@
                 <w:i w:val="0"/>
                 <w:sz w:val="22"/>
               </w:rPr>
-              <w:t>Projekt realizowany indywidualnie lub w parach – 100%; Ocena projektu obejmuje: poprawność modelu grafowego, jakość zapytań grafowych, poprawność relacji i własności, uzasadnienie decyzji projektowych oraz dokumentację; Warunkiem zaliczenia jest oddanie kompletnego projektu oraz jego pozytywna ocena</w:t>
+              <w:t>prezentacja projektu i dokumentacji; ocena sporządzonego oprogramowania</w:t>
             </w:r>
           </w:p>
         </w:tc>
@@ -23148,7 +23191,7 @@
                 <w:i w:val="0"/>
                 <w:sz w:val="22"/>
               </w:rPr>
-              <w:t>Projekt realizowany indywidualnie lub w parach – 100%; Ocena projektu obejmuje: poprawność modelu grafowego, jakość zapytań grafowych, poprawność relacji i własności, uzasadnienie decyzji projektowych oraz dokumentację; Warunkiem zaliczenia jest oddanie kompletnego projektu oraz jego pozytywna ocena</w:t>
+              <w:t>prezentacja projektu i dokumentacji; ocena sporządzonego oprogramowania</w:t>
             </w:r>
           </w:p>
         </w:tc>
@@ -23206,7 +23249,7 @@
                 <w:i w:val="0"/>
                 <w:sz w:val="22"/>
               </w:rPr>
-              <w:t>Projekt realizowany indywidualnie lub w parach – 100%; Ocena projektu obejmuje: poprawność modelu grafowego, jakość zapytań grafowych, poprawność relacji i własności, uzasadnienie decyzji projektowych oraz dokumentację; Warunkiem zaliczenia jest oddanie kompletnego projektu oraz jego pozytywna ocena</w:t>
+              <w:t>prezentacja projektu i dokumentacji; ocena sporządzonego oprogramowania</w:t>
             </w:r>
           </w:p>
         </w:tc>
@@ -23264,7 +23307,7 @@
                 <w:i w:val="0"/>
                 <w:sz w:val="22"/>
               </w:rPr>
-              <w:t>Projekt realizowany indywidualnie lub w parach – 100%; Ocena projektu obejmuje: poprawność modelu grafowego, jakość zapytań grafowych, poprawność relacji i własności, uzasadnienie decyzji projektowych oraz dokumentację; Warunkiem zaliczenia jest oddanie kompletnego projektu oraz jego pozytywna ocena</w:t>
+              <w:t>prezentacja projektu i dokumentacji; ocena sporządzonego oprogramowania</w:t>
             </w:r>
           </w:p>
         </w:tc>
@@ -23322,7 +23365,7 @@
                 <w:i w:val="0"/>
                 <w:sz w:val="22"/>
               </w:rPr>
-              <w:t>Projekt realizowany indywidualnie lub w parach – 100%; Ocena projektu obejmuje: poprawność modelu grafowego, jakość zapytań grafowych, poprawność relacji i własności, uzasadnienie decyzji projektowych oraz dokumentację; Warunkiem zaliczenia jest oddanie kompletnego projektu oraz jego pozytywna ocena</w:t>
+              <w:t>prezentacja projektu i dokumentacji; ocena sporządzonego oprogramowania</w:t>
             </w:r>
           </w:p>
         </w:tc>
@@ -23380,7 +23423,7 @@
                 <w:i w:val="0"/>
                 <w:sz w:val="22"/>
               </w:rPr>
-              <w:t>Projekt realizowany indywidualnie lub w parach – 100%; Ocena projektu obejmuje: poprawność modelu grafowego, jakość zapytań grafowych, poprawność relacji i własności, uzasadnienie decyzji projektowych oraz dokumentację; Warunkiem zaliczenia jest oddanie kompletnego projektu oraz jego pozytywna ocena</w:t>
+              <w:t>prezentacja projektu i dokumentacji; ocena sporządzonego oprogramowania</w:t>
             </w:r>
           </w:p>
         </w:tc>
@@ -23438,7 +23481,7 @@
                 <w:i w:val="0"/>
                 <w:sz w:val="22"/>
               </w:rPr>
-              <w:t>Projekt realizowany indywidualnie lub w parach – 100%; Ocena projektu obejmuje: poprawność modelu grafowego, jakość zapytań grafowych, poprawność relacji i własności, uzasadnienie decyzji projektowych oraz dokumentację; Warunkiem zaliczenia jest oddanie kompletnego projektu oraz jego pozytywna ocena</w:t>
+              <w:t>prezentacja projektu i dokumentacji; ocena sporządzonego oprogramowania</w:t>
             </w:r>
           </w:p>
         </w:tc>
@@ -23496,7 +23539,7 @@
                 <w:i w:val="0"/>
                 <w:sz w:val="22"/>
               </w:rPr>
-              <w:t>Projekt realizowany indywidualnie lub w parach – 100%; Ocena projektu obejmuje: poprawność modelu grafowego, jakość zapytań grafowych, poprawność relacji i własności, uzasadnienie decyzji projektowych oraz dokumentację; Warunkiem zaliczenia jest oddanie kompletnego projektu oraz jego pozytywna ocena</w:t>
+              <w:t>prezentacja projektu i dokumentacji; ocena sporządzonego oprogramowania</w:t>
             </w:r>
           </w:p>
         </w:tc>
@@ -23554,7 +23597,7 @@
                 <w:i w:val="0"/>
                 <w:sz w:val="22"/>
               </w:rPr>
-              <w:t>Projekt realizowany indywidualnie lub w parach – 100%; Ocena projektu obejmuje: poprawność modelu grafowego, jakość zapytań grafowych, poprawność relacji i własności, uzasadnienie decyzji projektowych oraz dokumentację; Warunkiem zaliczenia jest oddanie kompletnego projektu oraz jego pozytywna ocena</w:t>
+              <w:t>prezentacja projektu i dokumentacji; ocena sporządzonego oprogramowania</w:t>
             </w:r>
           </w:p>
         </w:tc>
@@ -23612,7 +23655,7 @@
                 <w:i w:val="0"/>
                 <w:sz w:val="22"/>
               </w:rPr>
-              <w:t>Projekt realizowany indywidualnie lub w parach – 100%; Ocena projektu obejmuje: poprawność modelu grafowego, jakość zapytań grafowych, poprawność relacji i własności, uzasadnienie decyzji projektowych oraz dokumentację; Warunkiem zaliczenia jest oddanie kompletnego projektu oraz jego pozytywna ocena</w:t>
+              <w:t>prezentacja projektu i dokumentacji; ocena sporządzonego oprogramowania</w:t>
             </w:r>
           </w:p>
         </w:tc>
@@ -23670,7 +23713,7 @@
                 <w:i w:val="0"/>
                 <w:sz w:val="22"/>
               </w:rPr>
-              <w:t>Projekt realizowany indywidualnie lub w parach – 100%; Ocena projektu obejmuje: poprawność modelu grafowego, jakość zapytań grafowych, poprawność relacji i własności, uzasadnienie decyzji projektowych oraz dokumentację; Warunkiem zaliczenia jest oddanie kompletnego projektu oraz jego pozytywna ocena</w:t>
+              <w:t>prezentacja projektu i dokumentacji; ocena sporządzonego oprogramowania</w:t>
             </w:r>
           </w:p>
         </w:tc>
@@ -23728,7 +23771,7 @@
                 <w:i w:val="0"/>
                 <w:sz w:val="22"/>
               </w:rPr>
-              <w:t>Projekt realizowany indywidualnie lub w parach – 100%; Ocena projektu obejmuje: poprawność modelu grafowego, jakość zapytań grafowych, poprawność relacji i własności, uzasadnienie decyzji projektowych oraz dokumentację; Warunkiem zaliczenia jest oddanie kompletnego projektu oraz jego pozytywna ocena</w:t>
+              <w:t>prezentacja projektu i dokumentacji; ocena sporządzonego oprogramowania</w:t>
             </w:r>
           </w:p>
         </w:tc>
@@ -23786,7 +23829,7 @@
                 <w:i w:val="0"/>
                 <w:sz w:val="22"/>
               </w:rPr>
-              <w:t>Projekt realizowany indywidualnie lub w parach – 100%; Ocena projektu obejmuje: poprawność modelu grafowego, jakość zapytań grafowych, poprawność relacji i własności, uzasadnienie decyzji projektowych oraz dokumentację; Warunkiem zaliczenia jest oddanie kompletnego projektu oraz jego pozytywna ocena</w:t>
+              <w:t>prezentacja projektu i dokumentacji; ocena sporządzonego oprogramowania</w:t>
             </w:r>
           </w:p>
         </w:tc>
@@ -23844,7 +23887,7 @@
                 <w:i w:val="0"/>
                 <w:sz w:val="22"/>
               </w:rPr>
-              <w:t>Projekt realizowany indywidualnie lub w parach – 100%; Ocena projektu obejmuje: poprawność modelu grafowego, jakość zapytań grafowych, poprawność relacji i własności, uzasadnienie decyzji projektowych oraz dokumentację; Warunkiem zaliczenia jest oddanie kompletnego projektu oraz jego pozytywna ocena</w:t>
+              <w:t>prezentacja projektu i dokumentacji; ocena sporządzonego oprogramowania</w:t>
             </w:r>
           </w:p>
         </w:tc>
@@ -23902,7 +23945,7 @@
                 <w:i w:val="0"/>
                 <w:sz w:val="22"/>
               </w:rPr>
-              <w:t>Projekt realizowany indywidualnie lub w parach – 100%; Ocena projektu obejmuje: poprawność modelu grafowego, jakość zapytań grafowych, poprawność relacji i własności, uzasadnienie decyzji projektowych oraz dokumentację; Warunkiem zaliczenia jest oddanie kompletnego projektu oraz jego pozytywna ocena</w:t>
+              <w:t>prezentacja projektu i dokumentacji; ocena sporządzonego oprogramowania</w:t>
             </w:r>
           </w:p>
         </w:tc>
@@ -23960,7 +24003,7 @@
                 <w:i w:val="0"/>
                 <w:sz w:val="22"/>
               </w:rPr>
-              <w:t>Projekt realizowany indywidualnie lub w parach – 100%; Ocena projektu obejmuje: poprawność modelu grafowego, jakość zapytań grafowych, poprawność relacji i własności, uzasadnienie decyzji projektowych oraz dokumentację; Warunkiem zaliczenia jest oddanie kompletnego projektu oraz jego pozytywna ocena</w:t>
+              <w:t>prezentacja projektu i dokumentacji; ocena sporządzonego oprogramowania</w:t>
             </w:r>
           </w:p>
         </w:tc>
@@ -24018,7 +24061,7 @@
                 <w:i w:val="0"/>
                 <w:sz w:val="22"/>
               </w:rPr>
-              <w:t>Projekt realizowany indywidualnie lub w parach – 100%; Ocena projektu obejmuje: poprawność modelu grafowego, jakość zapytań grafowych, poprawność relacji i własności, uzasadnienie decyzji projektowych oraz dokumentację; Warunkiem zaliczenia jest oddanie kompletnego projektu oraz jego pozytywna ocena</w:t>
+              <w:t>prezentacja projektu i dokumentacji; ocena sporządzonego oprogramowania</w:t>
             </w:r>
           </w:p>
         </w:tc>
@@ -24076,7 +24119,7 @@
                 <w:i w:val="0"/>
                 <w:sz w:val="22"/>
               </w:rPr>
-              <w:t>Projekt realizowany indywidualnie lub w parach – 100%; Ocena projektu obejmuje: poprawność modelu grafowego, jakość zapytań grafowych, poprawność relacji i własności, uzasadnienie decyzji projektowych oraz dokumentację; Warunkiem zaliczenia jest oddanie kompletnego projektu oraz jego pozytywna ocena</w:t>
+              <w:t>prezentacja projektu i dokumentacji; ocena sporządzonego oprogramowania</w:t>
             </w:r>
           </w:p>
         </w:tc>
@@ -24134,7 +24177,7 @@
                 <w:i w:val="0"/>
                 <w:sz w:val="22"/>
               </w:rPr>
-              <w:t>Projekt realizowany indywidualnie lub w parach – 100%; Ocena projektu obejmuje: poprawność modelu grafowego, jakość zapytań grafowych, poprawność relacji i własności, uzasadnienie decyzji projektowych oraz dokumentację; Warunkiem zaliczenia jest oddanie kompletnego projektu oraz jego pozytywna ocena</w:t>
+              <w:t>prezentacja projektu i dokumentacji; ocena sporządzonego oprogramowania</w:t>
             </w:r>
           </w:p>
         </w:tc>
@@ -24192,7 +24235,7 @@
                 <w:i w:val="0"/>
                 <w:sz w:val="22"/>
               </w:rPr>
-              <w:t>Projekt realizowany indywidualnie lub w parach – 100%; Ocena projektu obejmuje: poprawność modelu grafowego, jakość zapytań grafowych, poprawność relacji i własności, uzasadnienie decyzji projektowych oraz dokumentację; Warunkiem zaliczenia jest oddanie kompletnego projektu oraz jego pozytywna ocena</w:t>
+              <w:t>prezentacja projektu i dokumentacji; ocena sporządzonego oprogramowania</w:t>
             </w:r>
           </w:p>
         </w:tc>
@@ -24250,7 +24293,7 @@
                 <w:i w:val="0"/>
                 <w:sz w:val="22"/>
               </w:rPr>
-              <w:t>Projekt realizowany indywidualnie lub w parach – 100%; Ocena projektu obejmuje: poprawność modelu grafowego, jakość zapytań grafowych, poprawność relacji i własności, uzasadnienie decyzji projektowych oraz dokumentację; Warunkiem zaliczenia jest oddanie kompletnego projektu oraz jego pozytywna ocena</w:t>
+              <w:t>prezentacja projektu i dokumentacji; ocena sporządzonego oprogramowania</w:t>
             </w:r>
           </w:p>
         </w:tc>
@@ -24308,7 +24351,7 @@
                 <w:i w:val="0"/>
                 <w:sz w:val="22"/>
               </w:rPr>
-              <w:t>Projekt realizowany indywidualnie lub w parach – 100%; Ocena projektu obejmuje: poprawność modelu grafowego, jakość zapytań grafowych, poprawność relacji i własności, uzasadnienie decyzji projektowych oraz dokumentację; Warunkiem zaliczenia jest oddanie kompletnego projektu oraz jego pozytywna ocena</w:t>
+              <w:t>prezentacja projektu i dokumentacji; ocena sporządzonego oprogramowania</w:t>
             </w:r>
           </w:p>
         </w:tc>
@@ -24366,7 +24409,7 @@
                 <w:i w:val="0"/>
                 <w:sz w:val="22"/>
               </w:rPr>
-              <w:t>Projekt realizowany indywidualnie lub w parach – 100%; Ocena projektu obejmuje: poprawność modelu grafowego, jakość zapytań grafowych, poprawność relacji i własności, uzasadnienie decyzji projektowych oraz dokumentację; Warunkiem zaliczenia jest oddanie kompletnego projektu oraz jego pozytywna ocena</w:t>
+              <w:t>prezentacja projektu i dokumentacji; ocena sporządzonego oprogramowania</w:t>
             </w:r>
           </w:p>
         </w:tc>
@@ -24424,7 +24467,7 @@
                 <w:i w:val="0"/>
                 <w:sz w:val="22"/>
               </w:rPr>
-              <w:t>Projekt realizowany indywidualnie lub w parach – 100%; Ocena projektu obejmuje: poprawność modelu grafowego, jakość zapytań grafowych, poprawność relacji i własności, uzasadnienie decyzji projektowych oraz dokumentację; Warunkiem zaliczenia jest oddanie kompletnego projektu oraz jego pozytywna ocena</w:t>
+              <w:t>prezentacja projektu i dokumentacji; ocena sporządzonego oprogramowania</w:t>
             </w:r>
           </w:p>
         </w:tc>
@@ -24482,7 +24525,7 @@
                 <w:i w:val="0"/>
                 <w:sz w:val="22"/>
               </w:rPr>
-              <w:t>Projekt realizowany indywidualnie lub w parach – 100%; Ocena projektu obejmuje: poprawność modelu grafowego, jakość zapytań grafowych, poprawność relacji i własności, uzasadnienie decyzji projektowych oraz dokumentację; Warunkiem zaliczenia jest oddanie kompletnego projektu oraz jego pozytywna ocena</w:t>
+              <w:t>prezentacja projektu i dokumentacji; ocena sporządzonego oprogramowania</w:t>
             </w:r>
           </w:p>
         </w:tc>
@@ -24540,7 +24583,7 @@
                 <w:i w:val="0"/>
                 <w:sz w:val="22"/>
               </w:rPr>
-              <w:t>Projekt realizowany indywidualnie lub w parach – 100%; Ocena projektu obejmuje: poprawność modelu grafowego, jakość zapytań grafowych, poprawność relacji i własności, uzasadnienie decyzji projektowych oraz dokumentację; Warunkiem zaliczenia jest oddanie kompletnego projektu oraz jego pozytywna ocena</w:t>
+              <w:t>prezentacja projektu i dokumentacji; ocena sporządzonego oprogramowania</w:t>
             </w:r>
           </w:p>
         </w:tc>
@@ -24598,7 +24641,7 @@
                 <w:i w:val="0"/>
                 <w:sz w:val="22"/>
               </w:rPr>
-              <w:t>Projekt realizowany indywidualnie lub w parach – 100%; Ocena projektu obejmuje: poprawność modelu grafowego, jakość zapytań grafowych, poprawność relacji i własności, uzasadnienie decyzji projektowych oraz dokumentację; Warunkiem zaliczenia jest oddanie kompletnego projektu oraz jego pozytywna ocena</w:t>
+              <w:t>prezentacja projektu i dokumentacji; ocena sporządzonego oprogramowania</w:t>
             </w:r>
           </w:p>
         </w:tc>
@@ -24656,7 +24699,7 @@
                 <w:i w:val="0"/>
                 <w:sz w:val="22"/>
               </w:rPr>
-              <w:t>Projekt realizowany indywidualnie lub w parach – 100%; Ocena projektu obejmuje: poprawność modelu grafowego, jakość zapytań grafowych, poprawność relacji i własności, uzasadnienie decyzji projektowych oraz dokumentację; Warunkiem zaliczenia jest oddanie kompletnego projektu oraz jego pozytywna ocena</w:t>
+              <w:t>prezentacja projektu i dokumentacji; ocena sporządzonego oprogramowania</w:t>
             </w:r>
           </w:p>
         </w:tc>
@@ -24714,7 +24757,7 @@
                 <w:i w:val="0"/>
                 <w:sz w:val="22"/>
               </w:rPr>
-              <w:t>Projekt realizowany indywidualnie lub w parach – 100%; Ocena projektu obejmuje: poprawność modelu grafowego, jakość zapytań grafowych, poprawność relacji i własności, uzasadnienie decyzji projektowych oraz dokumentację; Warunkiem zaliczenia jest oddanie kompletnego projektu oraz jego pozytywna ocena</w:t>
+              <w:t>prezentacja projektu i dokumentacji; ocena sporządzonego oprogramowania</w:t>
             </w:r>
           </w:p>
         </w:tc>
@@ -24772,7 +24815,7 @@
                 <w:i w:val="0"/>
                 <w:sz w:val="22"/>
               </w:rPr>
-              <w:t>Projekt realizowany indywidualnie lub w parach – 100%; Ocena projektu obejmuje: poprawność modelu grafowego, jakość zapytań grafowych, poprawność relacji i własności, uzasadnienie decyzji projektowych oraz dokumentację; Warunkiem zaliczenia jest oddanie kompletnego projektu oraz jego pozytywna ocena</w:t>
+              <w:t>prezentacja projektu i dokumentacji; ocena sporządzonego oprogramowania</w:t>
             </w:r>
           </w:p>
         </w:tc>
@@ -24830,7 +24873,7 @@
                 <w:i w:val="0"/>
                 <w:sz w:val="22"/>
               </w:rPr>
-              <w:t>Projekt realizowany indywidualnie lub w parach – 100%; Ocena projektu obejmuje: poprawność modelu grafowego, jakość zapytań grafowych, poprawność relacji i własności, uzasadnienie decyzji projektowych oraz dokumentację; Warunkiem zaliczenia jest oddanie kompletnego projektu oraz jego pozytywna ocena</w:t>
+              <w:t>prezentacja projektu i dokumentacji; ocena sporządzonego oprogramowania</w:t>
             </w:r>
           </w:p>
         </w:tc>
@@ -24888,7 +24931,7 @@
                 <w:i w:val="0"/>
                 <w:sz w:val="22"/>
               </w:rPr>
-              <w:t>Projekt realizowany indywidualnie lub w parach – 100%; Ocena projektu obejmuje: poprawność modelu grafowego, jakość zapytań grafowych, poprawność relacji i własności, uzasadnienie decyzji projektowych oraz dokumentację; Warunkiem zaliczenia jest oddanie kompletnego projektu oraz jego pozytywna ocena</w:t>
+              <w:t>prezentacja projektu i dokumentacji; ocena sporządzonego oprogramowania</w:t>
             </w:r>
           </w:p>
         </w:tc>
@@ -24946,7 +24989,7 @@
                 <w:i w:val="0"/>
                 <w:sz w:val="22"/>
               </w:rPr>
-              <w:t>Projekt realizowany indywidualnie lub w parach – 100%; Ocena projektu obejmuje: poprawność modelu grafowego, jakość zapytań grafowych, poprawność relacji i własności, uzasadnienie decyzji projektowych oraz dokumentację; Warunkiem zaliczenia jest oddanie kompletnego projektu oraz jego pozytywna ocena</w:t>
+              <w:t>prezentacja projektu i dokumentacji; ocena sporządzonego oprogramowania</w:t>
             </w:r>
           </w:p>
         </w:tc>
@@ -25004,7 +25047,7 @@
                 <w:i w:val="0"/>
                 <w:sz w:val="22"/>
               </w:rPr>
-              <w:t>Projekt realizowany indywidualnie lub w parach – 100%; Ocena projektu obejmuje: poprawność modelu grafowego, jakość zapytań grafowych, poprawność relacji i własności, uzasadnienie decyzji projektowych oraz dokumentację; Warunkiem zaliczenia jest oddanie kompletnego projektu oraz jego pozytywna ocena</w:t>
+              <w:t>prezentacja projektu i dokumentacji; ocena sporządzonego oprogramowania</w:t>
             </w:r>
           </w:p>
         </w:tc>
@@ -25062,7 +25105,7 @@
                 <w:i w:val="0"/>
                 <w:sz w:val="22"/>
               </w:rPr>
-              <w:t>Projekt realizowany indywidualnie lub w parach – 100%; Ocena projektu obejmuje: poprawność modelu grafowego, jakość zapytań grafowych, poprawność relacji i własności, uzasadnienie decyzji projektowych oraz dokumentację; Warunkiem zaliczenia jest oddanie kompletnego projektu oraz jego pozytywna ocena</w:t>
+              <w:t>prezentacja projektu i dokumentacji; ocena sporządzonego oprogramowania</w:t>
             </w:r>
           </w:p>
         </w:tc>
@@ -25120,7 +25163,7 @@
                 <w:i w:val="0"/>
                 <w:sz w:val="22"/>
               </w:rPr>
-              <w:t>Projekt realizowany indywidualnie lub w parach – 100%; Ocena projektu obejmuje: poprawność modelu grafowego, jakość zapytań grafowych, poprawność relacji i własności, uzasadnienie decyzji projektowych oraz dokumentację; Warunkiem zaliczenia jest oddanie kompletnego projektu oraz jego pozytywna ocena</w:t>
+              <w:t>prezentacja projektu i dokumentacji; ocena sporządzonego oprogramowania</w:t>
             </w:r>
           </w:p>
         </w:tc>
@@ -25178,7 +25221,7 @@
                 <w:i w:val="0"/>
                 <w:sz w:val="22"/>
               </w:rPr>
-              <w:t>Projekt realizowany indywidualnie lub w parach – 100%; Ocena projektu obejmuje: poprawność modelu grafowego, jakość zapytań grafowych, poprawność relacji i własności, uzasadnienie decyzji projektowych oraz dokumentację; Warunkiem zaliczenia jest oddanie kompletnego projektu oraz jego pozytywna ocena</w:t>
+              <w:t>prezentacja projektu i dokumentacji; ocena sporządzonego oprogramowania</w:t>
             </w:r>
           </w:p>
         </w:tc>
@@ -25236,7 +25279,7 @@
                 <w:i w:val="0"/>
                 <w:sz w:val="22"/>
               </w:rPr>
-              <w:t>Projekt realizowany indywidualnie lub w parach – 100%; Ocena projektu obejmuje: poprawność modelu grafowego, jakość zapytań grafowych, poprawność relacji i własności, uzasadnienie decyzji projektowych oraz dokumentację; Warunkiem zaliczenia jest oddanie kompletnego projektu oraz jego pozytywna ocena</w:t>
+              <w:t>prezentacja projektu i dokumentacji; ocena sporządzonego oprogramowania</w:t>
             </w:r>
           </w:p>
         </w:tc>
@@ -25294,7 +25337,7 @@
                 <w:i w:val="0"/>
                 <w:sz w:val="22"/>
               </w:rPr>
-              <w:t>Projekt realizowany indywidualnie lub w parach – 100%; Ocena projektu obejmuje: poprawność modelu grafowego, jakość zapytań grafowych, poprawność relacji i własności, uzasadnienie decyzji projektowych oraz dokumentację; Warunkiem zaliczenia jest oddanie kompletnego projektu oraz jego pozytywna ocena</w:t>
+              <w:t>prezentacja projektu i dokumentacji; ocena sporządzonego oprogramowania</w:t>
             </w:r>
           </w:p>
         </w:tc>
@@ -25352,7 +25395,7 @@
                 <w:i w:val="0"/>
                 <w:sz w:val="22"/>
               </w:rPr>
-              <w:t>Projekt realizowany indywidualnie lub w parach – 100%; Ocena projektu obejmuje: poprawność modelu grafowego, jakość zapytań grafowych, poprawność relacji i własności, uzasadnienie decyzji projektowych oraz dokumentację; Warunkiem zaliczenia jest oddanie kompletnego projektu oraz jego pozytywna ocena</w:t>
+              <w:t>prezentacja projektu i dokumentacji; ocena sporządzonego oprogramowania</w:t>
             </w:r>
           </w:p>
         </w:tc>
@@ -25410,7 +25453,7 @@
                 <w:i w:val="0"/>
                 <w:sz w:val="22"/>
               </w:rPr>
-              <w:t>Projekt realizowany indywidualnie lub w parach – 100%; Ocena projektu obejmuje: poprawność modelu grafowego, jakość zapytań grafowych, poprawność relacji i własności, uzasadnienie decyzji projektowych oraz dokumentację; Warunkiem zaliczenia jest oddanie kompletnego projektu oraz jego pozytywna ocena</w:t>
+              <w:t>prezentacja projektu i dokumentacji; ocena sporządzonego oprogramowania</w:t>
             </w:r>
           </w:p>
         </w:tc>
@@ -25468,7 +25511,7 @@
                 <w:i w:val="0"/>
                 <w:sz w:val="22"/>
               </w:rPr>
-              <w:t>Projekt realizowany indywidualnie lub w parach – 100%; Ocena projektu obejmuje: poprawność modelu grafowego, jakość zapytań grafowych, poprawność relacji i własności, uzasadnienie decyzji projektowych oraz dokumentację; Warunkiem zaliczenia jest oddanie kompletnego projektu oraz jego pozytywna ocena</w:t>
+              <w:t>prezentacja projektu i dokumentacji; ocena sporządzonego oprogramowania</w:t>
             </w:r>
           </w:p>
         </w:tc>
@@ -25526,7 +25569,7 @@
                 <w:i w:val="0"/>
                 <w:sz w:val="22"/>
               </w:rPr>
-              <w:t>Projekt realizowany indywidualnie lub w parach – 100%; Ocena projektu obejmuje: poprawność modelu grafowego, jakość zapytań grafowych, poprawność relacji i własności, uzasadnienie decyzji projektowych oraz dokumentację; Warunkiem zaliczenia jest oddanie kompletnego projektu oraz jego pozytywna ocena</w:t>
+              <w:t>prezentacja projektu i dokumentacji; ocena sporządzonego oprogramowania</w:t>
             </w:r>
           </w:p>
         </w:tc>
@@ -25584,7 +25627,7 @@
                 <w:i w:val="0"/>
                 <w:sz w:val="22"/>
               </w:rPr>
-              <w:t>Projekt realizowany indywidualnie lub w parach – 100%; Ocena projektu obejmuje: poprawność modelu grafowego, jakość zapytań grafowych, poprawność relacji i własności, uzasadnienie decyzji projektowych oraz dokumentację; Warunkiem zaliczenia jest oddanie kompletnego projektu oraz jego pozytywna ocena</w:t>
+              <w:t>prezentacja projektu i dokumentacji; ocena sporządzonego oprogramowania</w:t>
             </w:r>
           </w:p>
         </w:tc>
@@ -25642,7 +25685,7 @@
                 <w:i w:val="0"/>
                 <w:sz w:val="22"/>
               </w:rPr>
-              <w:t>Projekt realizowany indywidualnie lub w parach – 100%; Ocena projektu obejmuje: poprawność modelu grafowego, jakość zapytań grafowych, poprawność relacji i własności, uzasadnienie decyzji projektowych oraz dokumentację; Warunkiem zaliczenia jest oddanie kompletnego projektu oraz jego pozytywna ocena</w:t>
+              <w:t>prezentacja projektu i dokumentacji; ocena sporządzonego oprogramowania</w:t>
             </w:r>
           </w:p>
         </w:tc>
@@ -25700,7 +25743,7 @@
                 <w:i w:val="0"/>
                 <w:sz w:val="22"/>
               </w:rPr>
-              <w:t>Projekt realizowany indywidualnie lub w parach – 100%; Ocena projektu obejmuje: poprawność modelu grafowego, jakość zapytań grafowych, poprawność relacji i własności, uzasadnienie decyzji projektowych oraz dokumentację; Warunkiem zaliczenia jest oddanie kompletnego projektu oraz jego pozytywna ocena</w:t>
+              <w:t>prezentacja projektu i dokumentacji; ocena sporządzonego oprogramowania</w:t>
             </w:r>
           </w:p>
         </w:tc>
@@ -25758,7 +25801,7 @@
                 <w:i w:val="0"/>
                 <w:sz w:val="22"/>
               </w:rPr>
-              <w:t>Projekt realizowany indywidualnie lub w parach – 100%; Ocena projektu obejmuje: poprawność modelu grafowego, jakość zapytań grafowych, poprawność relacji i własności, uzasadnienie decyzji projektowych oraz dokumentację; Warunkiem zaliczenia jest oddanie kompletnego projektu oraz jego pozytywna ocena</w:t>
+              <w:t>prezentacja projektu i dokumentacji; ocena sporządzonego oprogramowania</w:t>
             </w:r>
           </w:p>
         </w:tc>
@@ -25816,7 +25859,7 @@
                 <w:i w:val="0"/>
                 <w:sz w:val="22"/>
               </w:rPr>
-              <w:t>Projekt realizowany indywidualnie lub w parach – 100%; Ocena projektu obejmuje: poprawność modelu grafowego, jakość zapytań grafowych, poprawność relacji i własności, uzasadnienie decyzji projektowych oraz dokumentację; Warunkiem zaliczenia jest oddanie kompletnego projektu oraz jego pozytywna ocena</w:t>
+              <w:t>prezentacja projektu i dokumentacji; ocena sporządzonego oprogramowania</w:t>
             </w:r>
           </w:p>
         </w:tc>
@@ -25874,7 +25917,7 @@
                 <w:i w:val="0"/>
                 <w:sz w:val="22"/>
               </w:rPr>
-              <w:t>Projekt realizowany indywidualnie lub w parach – 100%; Ocena projektu obejmuje: poprawność modelu grafowego, jakość zapytań grafowych, poprawność relacji i własności, uzasadnienie decyzji projektowych oraz dokumentację; Warunkiem zaliczenia jest oddanie kompletnego projektu oraz jego pozytywna ocena</w:t>
+              <w:t>prezentacja projektu i dokumentacji; ocena sporządzonego oprogramowania</w:t>
             </w:r>
           </w:p>
         </w:tc>
@@ -25932,7 +25975,7 @@
                 <w:i w:val="0"/>
                 <w:sz w:val="22"/>
               </w:rPr>
-              <w:t>Projekt realizowany indywidualnie lub w parach – 100%; Ocena projektu obejmuje: poprawność modelu grafowego, jakość zapytań grafowych, poprawność relacji i własności, uzasadnienie decyzji projektowych oraz dokumentację; Warunkiem zaliczenia jest oddanie kompletnego projektu oraz jego pozytywna ocena</w:t>
+              <w:t>prezentacja projektu i dokumentacji; ocena sporządzonego oprogramowania</w:t>
             </w:r>
           </w:p>
         </w:tc>
@@ -25990,7 +26033,7 @@
                 <w:i w:val="0"/>
                 <w:sz w:val="22"/>
               </w:rPr>
-              <w:t>Projekt realizowany indywidualnie lub w parach – 100%; Ocena projektu obejmuje: poprawność modelu grafowego, jakość zapytań grafowych, poprawność relacji i własności, uzasadnienie decyzji projektowych oraz dokumentację; Warunkiem zaliczenia jest oddanie kompletnego projektu oraz jego pozytywna ocena</w:t>
+              <w:t>prezentacja projektu i dokumentacji; ocena sporządzonego oprogramowania</w:t>
             </w:r>
           </w:p>
         </w:tc>
@@ -26048,7 +26091,7 @@
                 <w:i w:val="0"/>
                 <w:sz w:val="22"/>
               </w:rPr>
-              <w:t>Projekt realizowany indywidualnie lub w parach – 100%; Ocena projektu obejmuje: poprawność modelu grafowego, jakość zapytań grafowych, poprawność relacji i własności, uzasadnienie decyzji projektowych oraz dokumentację; Warunkiem zaliczenia jest oddanie kompletnego projektu oraz jego pozytywna ocena</w:t>
+              <w:t>prezentacja projektu i dokumentacji; ocena sporządzonego oprogramowania</w:t>
             </w:r>
           </w:p>
         </w:tc>
@@ -26106,7 +26149,7 @@
                 <w:i w:val="0"/>
                 <w:sz w:val="22"/>
               </w:rPr>
-              <w:t>Projekt realizowany indywidualnie lub w parach – 100%; Ocena projektu obejmuje: poprawność modelu grafowego, jakość zapytań grafowych, poprawność relacji i własności, uzasadnienie decyzji projektowych oraz dokumentację; Warunkiem zaliczenia jest oddanie kompletnego projektu oraz jego pozytywna ocena</w:t>
+              <w:t>prezentacja projektu i dokumentacji; ocena sporządzonego oprogramowania</w:t>
             </w:r>
           </w:p>
         </w:tc>
@@ -26164,7 +26207,7 @@
                 <w:i w:val="0"/>
                 <w:sz w:val="22"/>
               </w:rPr>
-              <w:t>Projekt realizowany indywidualnie lub w parach – 100%; Ocena projektu obejmuje: poprawność modelu grafowego, jakość zapytań grafowych, poprawność relacji i własności, uzasadnienie decyzji projektowych oraz dokumentację; Warunkiem zaliczenia jest oddanie kompletnego projektu oraz jego pozytywna ocena</w:t>
+              <w:t>prezentacja projektu i dokumentacji; ocena sporządzonego oprogramowania</w:t>
             </w:r>
           </w:p>
         </w:tc>
@@ -26222,7 +26265,7 @@
                 <w:i w:val="0"/>
                 <w:sz w:val="22"/>
               </w:rPr>
-              <w:t>Projekt realizowany indywidualnie lub w parach – 100%; Ocena projektu obejmuje: poprawność modelu grafowego, jakość zapytań grafowych, poprawność relacji i własności, uzasadnienie decyzji projektowych oraz dokumentację; Warunkiem zaliczenia jest oddanie kompletnego projektu oraz jego pozytywna ocena</w:t>
+              <w:t>prezentacja projektu i dokumentacji; ocena sporządzonego oprogramowania</w:t>
             </w:r>
           </w:p>
         </w:tc>
@@ -26280,7 +26323,7 @@
                 <w:i w:val="0"/>
                 <w:sz w:val="22"/>
               </w:rPr>
-              <w:t>Projekt realizowany indywidualnie lub w parach – 100%; Ocena projektu obejmuje: poprawność modelu grafowego, jakość zapytań grafowych, poprawność relacji i własności, uzasadnienie decyzji projektowych oraz dokumentację; Warunkiem zaliczenia jest oddanie kompletnego projektu oraz jego pozytywna ocena</w:t>
+              <w:t>prezentacja projektu i dokumentacji; ocena sporządzonego oprogramowania</w:t>
             </w:r>
           </w:p>
         </w:tc>
@@ -26338,7 +26381,7 @@
                 <w:i w:val="0"/>
                 <w:sz w:val="22"/>
               </w:rPr>
-              <w:t>Projekt realizowany indywidualnie lub w parach – 100%; Ocena projektu obejmuje: poprawność modelu grafowego, jakość zapytań grafowych, poprawność relacji i własności, uzasadnienie decyzji projektowych oraz dokumentację; Warunkiem zaliczenia jest oddanie kompletnego projektu oraz jego pozytywna ocena</w:t>
+              <w:t>prezentacja projektu i dokumentacji; ocena sporządzonego oprogramowania</w:t>
             </w:r>
           </w:p>
         </w:tc>
@@ -26396,7 +26439,7 @@
                 <w:i w:val="0"/>
                 <w:sz w:val="22"/>
               </w:rPr>
-              <w:t>Projekt realizowany indywidualnie lub w parach – 100%; Ocena projektu obejmuje: poprawność modelu grafowego, jakość zapytań grafowych, poprawność relacji i własności, uzasadnienie decyzji projektowych oraz dokumentację; Warunkiem zaliczenia jest oddanie kompletnego projektu oraz jego pozytywna ocena</w:t>
+              <w:t>prezentacja projektu i dokumentacji; ocena sporządzonego oprogramowania</w:t>
             </w:r>
           </w:p>
         </w:tc>
@@ -26454,7 +26497,7 @@
                 <w:i w:val="0"/>
                 <w:sz w:val="22"/>
               </w:rPr>
-              <w:t>Projekt realizowany indywidualnie lub w parach – 100%; Ocena projektu obejmuje: poprawność modelu grafowego, jakość zapytań grafowych, poprawność relacji i własności, uzasadnienie decyzji projektowych oraz dokumentację; Warunkiem zaliczenia jest oddanie kompletnego projektu oraz jego pozytywna ocena</w:t>
+              <w:t>prezentacja projektu i dokumentacji; ocena sporządzonego oprogramowania</w:t>
             </w:r>
           </w:p>
         </w:tc>
@@ -26512,7 +26555,7 @@
                 <w:i w:val="0"/>
                 <w:sz w:val="22"/>
               </w:rPr>
-              <w:t>Projekt realizowany indywidualnie lub w parach – 100%; Ocena projektu obejmuje: poprawność modelu grafowego, jakość zapytań grafowych, poprawność relacji i własności, uzasadnienie decyzji projektowych oraz dokumentację; Warunkiem zaliczenia jest oddanie kompletnego projektu oraz jego pozytywna ocena</w:t>
+              <w:t>prezentacja projektu i dokumentacji; ocena sporządzonego oprogramowania</w:t>
             </w:r>
           </w:p>
         </w:tc>
@@ -26570,7 +26613,7 @@
                 <w:i w:val="0"/>
                 <w:sz w:val="22"/>
               </w:rPr>
-              <w:t>Projekt realizowany indywidualnie lub w parach – 100%; Ocena projektu obejmuje: poprawność modelu grafowego, jakość zapytań grafowych, poprawność relacji i własności, uzasadnienie decyzji projektowych oraz dokumentację; Warunkiem zaliczenia jest oddanie kompletnego projektu oraz jego pozytywna ocena</w:t>
+              <w:t>prezentacja projektu i dokumentacji; ocena sporządzonego oprogramowania</w:t>
             </w:r>
           </w:p>
         </w:tc>
@@ -26628,7 +26671,7 @@
                 <w:i w:val="0"/>
                 <w:sz w:val="22"/>
               </w:rPr>
-              <w:t>Projekt realizowany indywidualnie lub w parach – 100%; Ocena projektu obejmuje: poprawność modelu grafowego, jakość zapytań grafowych, poprawność relacji i własności, uzasadnienie decyzji projektowych oraz dokumentację; Warunkiem zaliczenia jest oddanie kompletnego projektu oraz jego pozytywna ocena</w:t>
+              <w:t>prezentacja projektu i dokumentacji; ocena sporządzonego oprogramowania</w:t>
             </w:r>
           </w:p>
         </w:tc>
@@ -26686,7 +26729,7 @@
                 <w:i w:val="0"/>
                 <w:sz w:val="22"/>
               </w:rPr>
-              <w:t>Projekt realizowany indywidualnie lub w parach – 100%; Ocena projektu obejmuje: poprawność modelu grafowego, jakość zapytań grafowych, poprawność relacji i własności, uzasadnienie decyzji projektowych oraz dokumentację; Warunkiem zaliczenia jest oddanie kompletnego projektu oraz jego pozytywna ocena</w:t>
+              <w:t>prezentacja projektu i dokumentacji; ocena sporządzonego oprogramowania</w:t>
             </w:r>
           </w:p>
         </w:tc>
@@ -26744,7 +26787,7 @@
                 <w:i w:val="0"/>
                 <w:sz w:val="22"/>
               </w:rPr>
-              <w:t>Projekt realizowany indywidualnie lub w parach – 100%; Ocena projektu obejmuje: poprawność modelu grafowego, jakość zapytań grafowych, poprawność relacji i własności, uzasadnienie decyzji projektowych oraz dokumentację; Warunkiem zaliczenia jest oddanie kompletnego projektu oraz jego pozytywna ocena</w:t>
+              <w:t>prezentacja projektu i dokumentacji; ocena sporządzonego oprogramowania</w:t>
             </w:r>
           </w:p>
         </w:tc>
@@ -26802,7 +26845,7 @@
                 <w:i w:val="0"/>
                 <w:sz w:val="22"/>
               </w:rPr>
-              <w:t>Projekt realizowany indywidualnie lub w parach – 100%; Ocena projektu obejmuje: poprawność modelu grafowego, jakość zapytań grafowych, poprawność relacji i własności, uzasadnienie decyzji projektowych oraz dokumentację; Warunkiem zaliczenia jest oddanie kompletnego projektu oraz jego pozytywna ocena</w:t>
+              <w:t>prezentacja projektu i dokumentacji; ocena sporządzonego oprogramowania</w:t>
             </w:r>
           </w:p>
         </w:tc>
@@ -26860,7 +26903,7 @@
                 <w:i w:val="0"/>
                 <w:sz w:val="22"/>
               </w:rPr>
-              <w:t>Projekt realizowany indywidualnie lub w parach – 100%; Ocena projektu obejmuje: poprawność modelu grafowego, jakość zapytań grafowych, poprawność relacji i własności, uzasadnienie decyzji projektowych oraz dokumentację; Warunkiem zaliczenia jest oddanie kompletnego projektu oraz jego pozytywna ocena</w:t>
+              <w:t>prezentacja projektu i dokumentacji; ocena sporządzonego oprogramowania</w:t>
             </w:r>
           </w:p>
         </w:tc>
@@ -26918,7 +26961,7 @@
                 <w:i w:val="0"/>
                 <w:sz w:val="22"/>
               </w:rPr>
-              <w:t>Projekt realizowany indywidualnie lub w parach – 100%; Ocena projektu obejmuje: poprawność modelu grafowego, jakość zapytań grafowych, poprawność relacji i własności, uzasadnienie decyzji projektowych oraz dokumentację; Warunkiem zaliczenia jest oddanie kompletnego projektu oraz jego pozytywna ocena</w:t>
+              <w:t>prezentacja projektu i dokumentacji; ocena sporządzonego oprogramowania</w:t>
             </w:r>
           </w:p>
         </w:tc>
@@ -26976,7 +27019,7 @@
                 <w:i w:val="0"/>
                 <w:sz w:val="22"/>
               </w:rPr>
-              <w:t>Projekt realizowany indywidualnie lub w parach – 100%; Ocena projektu obejmuje: poprawność modelu grafowego, jakość zapytań grafowych, poprawność relacji i własności, uzasadnienie decyzji projektowych oraz dokumentację; Warunkiem zaliczenia jest oddanie kompletnego projektu oraz jego pozytywna ocena</w:t>
+              <w:t>prezentacja projektu i dokumentacji; ocena sporządzonego oprogramowania</w:t>
             </w:r>
           </w:p>
         </w:tc>
@@ -27034,7 +27077,7 @@
                 <w:i w:val="0"/>
                 <w:sz w:val="22"/>
               </w:rPr>
-              <w:t>Projekt realizowany indywidualnie lub w parach – 100%; Ocena projektu obejmuje: poprawność modelu grafowego, jakość zapytań grafowych, poprawność relacji i własności, uzasadnienie decyzji projektowych oraz dokumentację; Warunkiem zaliczenia jest oddanie kompletnego projektu oraz jego pozytywna ocena</w:t>
+              <w:t>prezentacja projektu i dokumentacji; ocena sporządzonego oprogramowania</w:t>
             </w:r>
           </w:p>
         </w:tc>
@@ -27092,7 +27135,7 @@
                 <w:i w:val="0"/>
                 <w:sz w:val="22"/>
               </w:rPr>
-              <w:t>Projekt realizowany indywidualnie lub w parach – 100%; Ocena projektu obejmuje: poprawność modelu grafowego, jakość zapytań grafowych, poprawność relacji i własności, uzasadnienie decyzji projektowych oraz dokumentację; Warunkiem zaliczenia jest oddanie kompletnego projektu oraz jego pozytywna ocena</w:t>
+              <w:t>prezentacja projektu i dokumentacji; ocena sporządzonego oprogramowania</w:t>
             </w:r>
           </w:p>
         </w:tc>
@@ -27150,7 +27193,7 @@
                 <w:i w:val="0"/>
                 <w:sz w:val="22"/>
               </w:rPr>
-              <w:t>Projekt realizowany indywidualnie lub w parach – 100%; Ocena projektu obejmuje: poprawność modelu grafowego, jakość zapytań grafowych, poprawność relacji i własności, uzasadnienie decyzji projektowych oraz dokumentację; Warunkiem zaliczenia jest oddanie kompletnego projektu oraz jego pozytywna ocena</w:t>
+              <w:t>prezentacja projektu i dokumentacji; ocena sporządzonego oprogramowania</w:t>
             </w:r>
           </w:p>
         </w:tc>
@@ -27208,7 +27251,7 @@
                 <w:i w:val="0"/>
                 <w:sz w:val="22"/>
               </w:rPr>
-              <w:t>Projekt realizowany indywidualnie lub w parach – 100%; Ocena projektu obejmuje: poprawność modelu grafowego, jakość zapytań grafowych, poprawność relacji i własności, uzasadnienie decyzji projektowych oraz dokumentację; Warunkiem zaliczenia jest oddanie kompletnego projektu oraz jego pozytywna ocena</w:t>
+              <w:t>prezentacja projektu i dokumentacji; ocena sporządzonego oprogramowania</w:t>
             </w:r>
           </w:p>
         </w:tc>
@@ -27266,7 +27309,7 @@
                 <w:i w:val="0"/>
                 <w:sz w:val="22"/>
               </w:rPr>
-              <w:t>Projekt realizowany indywidualnie lub w parach – 100%; Ocena projektu obejmuje: poprawność modelu grafowego, jakość zapytań grafowych, poprawność relacji i własności, uzasadnienie decyzji projektowych oraz dokumentację; Warunkiem zaliczenia jest oddanie kompletnego projektu oraz jego pozytywna ocena</w:t>
+              <w:t>prezentacja projektu i dokumentacji; ocena sporządzonego oprogramowania</w:t>
             </w:r>
           </w:p>
         </w:tc>
@@ -27324,7 +27367,7 @@
                 <w:i w:val="0"/>
                 <w:sz w:val="22"/>
               </w:rPr>
-              <w:t>Projekt realizowany indywidualnie lub w parach – 100%; Ocena projektu obejmuje: poprawność modelu grafowego, jakość zapytań grafowych, poprawność relacji i własności, uzasadnienie decyzji projektowych oraz dokumentację; Warunkiem zaliczenia jest oddanie kompletnego projektu oraz jego pozytywna ocena</w:t>
+              <w:t>prezentacja projektu i dokumentacji; ocena sporządzonego oprogramowania</w:t>
             </w:r>
           </w:p>
         </w:tc>
@@ -27382,7 +27425,7 @@
                 <w:i w:val="0"/>
                 <w:sz w:val="22"/>
               </w:rPr>
-              <w:t>Projekt realizowany indywidualnie lub w parach – 100%; Ocena projektu obejmuje: poprawność modelu grafowego, jakość zapytań grafowych, poprawność relacji i własności, uzasadnienie decyzji projektowych oraz dokumentację; Warunkiem zaliczenia jest oddanie kompletnego projektu oraz jego pozytywna ocena</w:t>
+              <w:t>prezentacja projektu i dokumentacji; ocena sporządzonego oprogramowania</w:t>
             </w:r>
           </w:p>
         </w:tc>
@@ -27440,7 +27483,7 @@
                 <w:i w:val="0"/>
                 <w:sz w:val="22"/>
               </w:rPr>
-              <w:t>Projekt realizowany indywidualnie lub w parach – 100%; Ocena projektu obejmuje: poprawność modelu grafowego, jakość zapytań grafowych, poprawność relacji i własności, uzasadnienie decyzji projektowych oraz dokumentację; Warunkiem zaliczenia jest oddanie kompletnego projektu oraz jego pozytywna ocena</w:t>
+              <w:t>prezentacja projektu i dokumentacji; ocena sporządzonego oprogramowania</w:t>
             </w:r>
           </w:p>
         </w:tc>
@@ -27498,7 +27541,7 @@
                 <w:i w:val="0"/>
                 <w:sz w:val="22"/>
               </w:rPr>
-              <w:t>Projekt realizowany indywidualnie lub w parach – 100%; Ocena projektu obejmuje: poprawność modelu grafowego, jakość zapytań grafowych, poprawność relacji i własności, uzasadnienie decyzji projektowych oraz dokumentację; Warunkiem zaliczenia jest oddanie kompletnego projektu oraz jego pozytywna ocena</w:t>
+              <w:t>prezentacja projektu i dokumentacji; ocena sporządzonego oprogramowania</w:t>
             </w:r>
           </w:p>
         </w:tc>
@@ -27556,7 +27599,7 @@
                 <w:i w:val="0"/>
                 <w:sz w:val="22"/>
               </w:rPr>
-              <w:t>Projekt realizowany indywidualnie lub w parach – 100%; Ocena projektu obejmuje: poprawność modelu grafowego, jakość zapytań grafowych, poprawność relacji i własności, uzasadnienie decyzji projektowych oraz dokumentację; Warunkiem zaliczenia jest oddanie kompletnego projektu oraz jego pozytywna ocena</w:t>
+              <w:t>prezentacja projektu i dokumentacji; ocena sporządzonego oprogramowania</w:t>
             </w:r>
           </w:p>
         </w:tc>
@@ -27614,7 +27657,7 @@
                 <w:i w:val="0"/>
                 <w:sz w:val="22"/>
               </w:rPr>
-              <w:t>Projekt realizowany indywidualnie lub w parach – 100%; Ocena projektu obejmuje: poprawność modelu grafowego, jakość zapytań grafowych, poprawność relacji i własności, uzasadnienie decyzji projektowych oraz dokumentację; Warunkiem zaliczenia jest oddanie kompletnego projektu oraz jego pozytywna ocena</w:t>
+              <w:t>prezentacja projektu i dokumentacji; ocena sporządzonego oprogramowania</w:t>
             </w:r>
           </w:p>
         </w:tc>
@@ -27672,7 +27715,7 @@
                 <w:i w:val="0"/>
                 <w:sz w:val="22"/>
               </w:rPr>
-              <w:t>Projekt realizowany indywidualnie lub w parach – 100%; Ocena projektu obejmuje: poprawność modelu grafowego, jakość zapytań grafowych, poprawność relacji i własności, uzasadnienie decyzji projektowych oraz dokumentację; Warunkiem zaliczenia jest oddanie kompletnego projektu oraz jego pozytywna ocena</w:t>
+              <w:t>prezentacja projektu i dokumentacji; ocena sporządzonego oprogramowania</w:t>
             </w:r>
           </w:p>
         </w:tc>
@@ -27730,7 +27773,7 @@
                 <w:i w:val="0"/>
                 <w:sz w:val="22"/>
               </w:rPr>
-              <w:t>Projekt realizowany indywidualnie lub w parach – 100%; Ocena projektu obejmuje: poprawność modelu grafowego, jakość zapytań grafowych, poprawność relacji i własności, uzasadnienie decyzji projektowych oraz dokumentację; Warunkiem zaliczenia jest oddanie kompletnego projektu oraz jego pozytywna ocena</w:t>
+              <w:t>prezentacja projektu i dokumentacji; ocena sporządzonego oprogramowania</w:t>
             </w:r>
           </w:p>
         </w:tc>
@@ -27788,7 +27831,7 @@
                 <w:i w:val="0"/>
                 <w:sz w:val="22"/>
               </w:rPr>
-              <w:t>Projekt realizowany indywidualnie lub w parach – 100%; Ocena projektu obejmuje: poprawność modelu grafowego, jakość zapytań grafowych, poprawność relacji i własności, uzasadnienie decyzji projektowych oraz dokumentację; Warunkiem zaliczenia jest oddanie kompletnego projektu oraz jego pozytywna ocena</w:t>
+              <w:t>prezentacja projektu i dokumentacji; ocena sporządzonego oprogramowania</w:t>
             </w:r>
           </w:p>
         </w:tc>
@@ -27846,7 +27889,7 @@
                 <w:i w:val="0"/>
                 <w:sz w:val="22"/>
               </w:rPr>
-              <w:t>Projekt realizowany indywidualnie lub w parach – 100%; Ocena projektu obejmuje: poprawność modelu grafowego, jakość zapytań grafowych, poprawność relacji i własności, uzasadnienie decyzji projektowych oraz dokumentację; Warunkiem zaliczenia jest oddanie kompletnego projektu oraz jego pozytywna ocena</w:t>
+              <w:t>prezentacja projektu i dokumentacji; ocena sporządzonego oprogramowania</w:t>
             </w:r>
           </w:p>
         </w:tc>
@@ -27904,7 +27947,7 @@
                 <w:i w:val="0"/>
                 <w:sz w:val="22"/>
               </w:rPr>
-              <w:t>Projekt realizowany indywidualnie lub w parach – 100%; Ocena projektu obejmuje: poprawność modelu grafowego, jakość zapytań grafowych, poprawność relacji i własności, uzasadnienie decyzji projektowych oraz dokumentację; Warunkiem zaliczenia jest oddanie kompletnego projektu oraz jego pozytywna ocena</w:t>
+              <w:t>prezentacja projektu i dokumentacji; ocena sporządzonego oprogramowania</w:t>
             </w:r>
           </w:p>
         </w:tc>
@@ -27962,7 +28005,7 @@
                 <w:i w:val="0"/>
                 <w:sz w:val="22"/>
               </w:rPr>
-              <w:t>Projekt realizowany indywidualnie lub w parach – 100%; Ocena projektu obejmuje: poprawność modelu grafowego, jakość zapytań grafowych, poprawność relacji i własności, uzasadnienie decyzji projektowych oraz dokumentację; Warunkiem zaliczenia jest oddanie kompletnego projektu oraz jego pozytywna ocena</w:t>
+              <w:t>prezentacja projektu i dokumentacji; ocena sporządzonego oprogramowania</w:t>
             </w:r>
           </w:p>
         </w:tc>
@@ -28020,7 +28063,7 @@
                 <w:i w:val="0"/>
                 <w:sz w:val="22"/>
               </w:rPr>
-              <w:t>Projekt realizowany indywidualnie lub w parach – 100%; Ocena projektu obejmuje: poprawność modelu grafowego, jakość zapytań grafowych, poprawność relacji i własności, uzasadnienie decyzji projektowych oraz dokumentację; Warunkiem zaliczenia jest oddanie kompletnego projektu oraz jego pozytywna ocena</w:t>
+              <w:t>prezentacja projektu i dokumentacji; ocena sporządzonego oprogramowania</w:t>
             </w:r>
           </w:p>
         </w:tc>
@@ -28078,7 +28121,7 @@
                 <w:i w:val="0"/>
                 <w:sz w:val="22"/>
               </w:rPr>
-              <w:t>Projekt realizowany indywidualnie lub w parach – 100%; Ocena projektu obejmuje: poprawność modelu grafowego, jakość zapytań grafowych, poprawność relacji i własności, uzasadnienie decyzji projektowych oraz dokumentację; Warunkiem zaliczenia jest oddanie kompletnego projektu oraz jego pozytywna ocena</w:t>
+              <w:t>prezentacja projektu i dokumentacji; ocena sporządzonego oprogramowania</w:t>
             </w:r>
           </w:p>
         </w:tc>
@@ -28136,7 +28179,7 @@
                 <w:i w:val="0"/>
                 <w:sz w:val="22"/>
               </w:rPr>
-              <w:t>Projekt realizowany indywidualnie lub w parach – 100%; Ocena projektu obejmuje: poprawność modelu grafowego, jakość zapytań grafowych, poprawność relacji i własności, uzasadnienie decyzji projektowych oraz dokumentację; Warunkiem zaliczenia jest oddanie kompletnego projektu oraz jego pozytywna ocena</w:t>
+              <w:t>prezentacja projektu i dokumentacji; ocena sporządzonego oprogramowania</w:t>
             </w:r>
           </w:p>
         </w:tc>
@@ -28194,7 +28237,7 @@
                 <w:i w:val="0"/>
                 <w:sz w:val="22"/>
               </w:rPr>
-              <w:t>Projekt realizowany indywidualnie lub w parach – 100%; Ocena projektu obejmuje: poprawność modelu grafowego, jakość zapytań grafowych, poprawność relacji i własności, uzasadnienie decyzji projektowych oraz dokumentację; Warunkiem zaliczenia jest oddanie kompletnego projektu oraz jego pozytywna ocena</w:t>
+              <w:t>prezentacja projektu i dokumentacji; ocena sporządzonego oprogramowania</w:t>
             </w:r>
           </w:p>
         </w:tc>
@@ -28252,7 +28295,7 @@
                 <w:i w:val="0"/>
                 <w:sz w:val="22"/>
               </w:rPr>
-              <w:t>Projekt realizowany indywidualnie lub w parach – 100%; Ocena projektu obejmuje: poprawność modelu grafowego, jakość zapytań grafowych, poprawność relacji i własności, uzasadnienie decyzji projektowych oraz dokumentację; Warunkiem zaliczenia jest oddanie kompletnego projektu oraz jego pozytywna ocena</w:t>
+              <w:t>prezentacja projektu i dokumentacji; ocena sporządzonego oprogramowania</w:t>
             </w:r>
           </w:p>
         </w:tc>
@@ -28310,7 +28353,7 @@
                 <w:i w:val="0"/>
                 <w:sz w:val="22"/>
               </w:rPr>
-              <w:t>Projekt realizowany indywidualnie lub w parach – 100%; Ocena projektu obejmuje: poprawność modelu grafowego, jakość zapytań grafowych, poprawność relacji i własności, uzasadnienie decyzji projektowych oraz dokumentację; Warunkiem zaliczenia jest oddanie kompletnego projektu oraz jego pozytywna ocena</w:t>
+              <w:t>prezentacja projektu i dokumentacji; ocena sporządzonego oprogramowania</w:t>
             </w:r>
           </w:p>
         </w:tc>
@@ -28368,7 +28411,7 @@
                 <w:i w:val="0"/>
                 <w:sz w:val="22"/>
               </w:rPr>
-              <w:t>Projekt realizowany indywidualnie lub w parach – 100%; Ocena projektu obejmuje: poprawność modelu grafowego, jakość zapytań grafowych, poprawność relacji i własności, uzasadnienie decyzji projektowych oraz dokumentację; Warunkiem zaliczenia jest oddanie kompletnego projektu oraz jego pozytywna ocena</w:t>
+              <w:t>prezentacja projektu i dokumentacji; ocena sporządzonego oprogramowania</w:t>
             </w:r>
           </w:p>
         </w:tc>
@@ -28426,7 +28469,7 @@
                 <w:i w:val="0"/>
                 <w:sz w:val="22"/>
               </w:rPr>
-              <w:t>Projekt realizowany indywidualnie lub w parach – 100%; Ocena projektu obejmuje: poprawność modelu grafowego, jakość zapytań grafowych, poprawność relacji i własności, uzasadnienie decyzji projektowych oraz dokumentację; Warunkiem zaliczenia jest oddanie kompletnego projektu oraz jego pozytywna ocena</w:t>
+              <w:t>prezentacja projektu i dokumentacji; ocena sporządzonego oprogramowania</w:t>
             </w:r>
           </w:p>
         </w:tc>
@@ -28484,7 +28527,7 @@
                 <w:i w:val="0"/>
                 <w:sz w:val="22"/>
               </w:rPr>
-              <w:t>Projekt realizowany indywidualnie lub w parach – 100%; Ocena projektu obejmuje: poprawność modelu grafowego, jakość zapytań grafowych, poprawność relacji i własności, uzasadnienie decyzji projektowych oraz dokumentację; Warunkiem zaliczenia jest oddanie kompletnego projektu oraz jego pozytywna ocena</w:t>
+              <w:t>prezentacja projektu i dokumentacji; ocena sporządzonego oprogramowania</w:t>
             </w:r>
           </w:p>
         </w:tc>
@@ -28542,7 +28585,7 @@
                 <w:i w:val="0"/>
                 <w:sz w:val="22"/>
               </w:rPr>
-              <w:t>Projekt realizowany indywidualnie lub w parach – 100%; Ocena projektu obejmuje: poprawność modelu grafowego, jakość zapytań grafowych, poprawność relacji i własności, uzasadnienie decyzji projektowych oraz dokumentację; Warunkiem zaliczenia jest oddanie kompletnego projektu oraz jego pozytywna ocena</w:t>
+              <w:t>prezentacja projektu i dokumentacji; ocena sporządzonego oprogramowania</w:t>
             </w:r>
           </w:p>
         </w:tc>
@@ -28600,7 +28643,7 @@
                 <w:i w:val="0"/>
                 <w:sz w:val="22"/>
               </w:rPr>
-              <w:t>Projekt realizowany indywidualnie lub w parach – 100%; Ocena projektu obejmuje: poprawność modelu grafowego, jakość zapytań grafowych, poprawność relacji i własności, uzasadnienie decyzji projektowych oraz dokumentację; Warunkiem zaliczenia jest oddanie kompletnego projektu oraz jego pozytywna ocena</w:t>
+              <w:t>prezentacja projektu i dokumentacji; ocena sporządzonego oprogramowania</w:t>
             </w:r>
           </w:p>
         </w:tc>
@@ -28658,7 +28701,7 @@
                 <w:i w:val="0"/>
                 <w:sz w:val="22"/>
               </w:rPr>
-              <w:t>Projekt realizowany indywidualnie lub w parach – 100%; Ocena projektu obejmuje: poprawność modelu grafowego, jakość zapytań grafowych, poprawność relacji i własności, uzasadnienie decyzji projektowych oraz dokumentację; Warunkiem zaliczenia jest oddanie kompletnego projektu oraz jego pozytywna ocena</w:t>
+              <w:t>prezentacja projektu i dokumentacji; ocena sporządzonego oprogramowania</w:t>
             </w:r>
           </w:p>
         </w:tc>
@@ -28716,7 +28759,7 @@
                 <w:i w:val="0"/>
                 <w:sz w:val="22"/>
               </w:rPr>
-              <w:t>Projekt realizowany indywidualnie lub w parach – 100%; Ocena projektu obejmuje: poprawność modelu grafowego, jakość zapytań grafowych, poprawność relacji i własności, uzasadnienie decyzji projektowych oraz dokumentację; Warunkiem zaliczenia jest oddanie kompletnego projektu oraz jego pozytywna ocena</w:t>
+              <w:t>prezentacja projektu i dokumentacji; ocena sporządzonego oprogramowania</w:t>
             </w:r>
           </w:p>
         </w:tc>
@@ -28774,7 +28817,7 @@
                 <w:i w:val="0"/>
                 <w:sz w:val="22"/>
               </w:rPr>
-              <w:t>Projekt realizowany indywidualnie lub w parach – 100%; Ocena projektu obejmuje: poprawność modelu grafowego, jakość zapytań grafowych, poprawność relacji i własności, uzasadnienie decyzji projektowych oraz dokumentację; Warunkiem zaliczenia jest oddanie kompletnego projektu oraz jego pozytywna ocena</w:t>
+              <w:t>prezentacja projektu i dokumentacji; ocena sporządzonego oprogramowania</w:t>
             </w:r>
           </w:p>
         </w:tc>
@@ -28832,7 +28875,7 @@
                 <w:i w:val="0"/>
                 <w:sz w:val="22"/>
               </w:rPr>
-              <w:t>Projekt realizowany indywidualnie lub w parach – 100%; Ocena projektu obejmuje: poprawność modelu grafowego, jakość zapytań grafowych, poprawność relacji i własności, uzasadnienie decyzji projektowych oraz dokumentację; Warunkiem zaliczenia jest oddanie kompletnego projektu oraz jego pozytywna ocena</w:t>
+              <w:t>prezentacja projektu i dokumentacji; ocena sporządzonego oprogramowania</w:t>
             </w:r>
           </w:p>
         </w:tc>
@@ -28890,7 +28933,7 @@
                 <w:i w:val="0"/>
                 <w:sz w:val="22"/>
               </w:rPr>
-              <w:t>Projekt realizowany indywidualnie lub w parach – 100%; Ocena projektu obejmuje: poprawność modelu grafowego, jakość zapytań grafowych, poprawność relacji i własności, uzasadnienie decyzji projektowych oraz dokumentację; Warunkiem zaliczenia jest oddanie kompletnego projektu oraz jego pozytywna ocena</w:t>
+              <w:t>prezentacja projektu i dokumentacji; ocena sporządzonego oprogramowania</w:t>
             </w:r>
           </w:p>
         </w:tc>
@@ -28948,7 +28991,7 @@
                 <w:i w:val="0"/>
                 <w:sz w:val="22"/>
               </w:rPr>
-              <w:t>Projekt realizowany indywidualnie lub w parach – 100%; Ocena projektu obejmuje: poprawność modelu grafowego, jakość zapytań grafowych, poprawność relacji i własności, uzasadnienie decyzji projektowych oraz dokumentację; Warunkiem zaliczenia jest oddanie kompletnego projektu oraz jego pozytywna ocena</w:t>
+              <w:t>prezentacja projektu i dokumentacji; ocena sporządzonego oprogramowania</w:t>
             </w:r>
           </w:p>
         </w:tc>
@@ -29006,7 +29049,7 @@
                 <w:i w:val="0"/>
                 <w:sz w:val="22"/>
               </w:rPr>
-              <w:t>Projekt realizowany indywidualnie lub w parach – 100%; Ocena projektu obejmuje: poprawność modelu grafowego, jakość zapytań grafowych, poprawność relacji i własności, uzasadnienie decyzji projektowych oraz dokumentację; Warunkiem zaliczenia jest oddanie kompletnego projektu oraz jego pozytywna ocena</w:t>
+              <w:t>prezentacja projektu i dokumentacji; ocena sporządzonego oprogramowania</w:t>
             </w:r>
           </w:p>
         </w:tc>
@@ -29064,7 +29107,7 @@
                 <w:i w:val="0"/>
                 <w:sz w:val="22"/>
               </w:rPr>
-              <w:t>Projekt realizowany indywidualnie lub w parach – 100%; Ocena projektu obejmuje: poprawność modelu grafowego, jakość zapytań grafowych, poprawność relacji i własności, uzasadnienie decyzji projektowych oraz dokumentację; Warunkiem zaliczenia jest oddanie kompletnego projektu oraz jego pozytywna ocena</w:t>
+              <w:t>prezentacja projektu i dokumentacji; ocena sporządzonego oprogramowania</w:t>
             </w:r>
           </w:p>
         </w:tc>
@@ -29122,7 +29165,7 @@
                 <w:i w:val="0"/>
                 <w:sz w:val="22"/>
               </w:rPr>
-              <w:t>Projekt realizowany indywidualnie lub w parach – 100%; Ocena projektu obejmuje: poprawność modelu grafowego, jakość zapytań grafowych, poprawność relacji i własności, uzasadnienie decyzji projektowych oraz dokumentację; Warunkiem zaliczenia jest oddanie kompletnego projektu oraz jego pozytywna ocena</w:t>
+              <w:t>prezentacja projektu i dokumentacji; ocena sporządzonego oprogramowania</w:t>
             </w:r>
           </w:p>
         </w:tc>
@@ -29180,7 +29223,7 @@
                 <w:i w:val="0"/>
                 <w:sz w:val="22"/>
               </w:rPr>
-              <w:t>Projekt realizowany indywidualnie lub w parach – 100%; Ocena projektu obejmuje: poprawność modelu grafowego, jakość zapytań grafowych, poprawność relacji i własności, uzasadnienie decyzji projektowych oraz dokumentację; Warunkiem zaliczenia jest oddanie kompletnego projektu oraz jego pozytywna ocena</w:t>
+              <w:t>prezentacja projektu i dokumentacji; ocena sporządzonego oprogramowania</w:t>
             </w:r>
           </w:p>
         </w:tc>
@@ -29238,7 +29281,7 @@
                 <w:i w:val="0"/>
                 <w:sz w:val="22"/>
               </w:rPr>
-              <w:t>Projekt realizowany indywidualnie lub w parach – 100%; Ocena projektu obejmuje: poprawność modelu grafowego, jakość zapytań grafowych, poprawność relacji i własności, uzasadnienie decyzji projektowych oraz dokumentację; Warunkiem zaliczenia jest oddanie kompletnego projektu oraz jego pozytywna ocena</w:t>
+              <w:t>prezentacja projektu i dokumentacji; ocena sporządzonego oprogramowania</w:t>
             </w:r>
           </w:p>
         </w:tc>
@@ -29296,7 +29339,7 @@
                 <w:i w:val="0"/>
                 <w:sz w:val="22"/>
               </w:rPr>
-              <w:t>Projekt realizowany indywidualnie lub w parach – 100%; Ocena projektu obejmuje: poprawność modelu grafowego, jakość zapytań grafowych, poprawność relacji i własności, uzasadnienie decyzji projektowych oraz dokumentację; Warunkiem zaliczenia jest oddanie kompletnego projektu oraz jego pozytywna ocena</w:t>
+              <w:t>prezentacja projektu i dokumentacji; ocena sporządzonego oprogramowania</w:t>
             </w:r>
           </w:p>
         </w:tc>
@@ -29354,7 +29397,7 @@
                 <w:i w:val="0"/>
                 <w:sz w:val="22"/>
               </w:rPr>
-              <w:t>Projekt realizowany indywidualnie lub w parach – 100%; Ocena projektu obejmuje: poprawność modelu grafowego, jakość zapytań grafowych, poprawność relacji i własności, uzasadnienie decyzji projektowych oraz dokumentację; Warunkiem zaliczenia jest oddanie kompletnego projektu oraz jego pozytywna ocena</w:t>
+              <w:t>prezentacja projektu i dokumentacji; ocena sporządzonego oprogramowania</w:t>
             </w:r>
           </w:p>
         </w:tc>
@@ -29412,7 +29455,7 @@
                 <w:i w:val="0"/>
                 <w:sz w:val="22"/>
               </w:rPr>
-              <w:t>Projekt realizowany indywidualnie lub w parach – 100%; Ocena projektu obejmuje: poprawność modelu grafowego, jakość zapytań grafowych, poprawność relacji i własności, uzasadnienie decyzji projektowych oraz dokumentację; Warunkiem zaliczenia jest oddanie kompletnego projektu oraz jego pozytywna ocena</w:t>
+              <w:t>prezentacja projektu i dokumentacji; ocena sporządzonego oprogramowania</w:t>
             </w:r>
           </w:p>
         </w:tc>
@@ -29470,7 +29513,7 @@
                 <w:i w:val="0"/>
                 <w:sz w:val="22"/>
               </w:rPr>
-              <w:t>Projekt realizowany indywidualnie lub w parach – 100%; Ocena projektu obejmuje: poprawność modelu grafowego, jakość zapytań grafowych, poprawność relacji i własności, uzasadnienie decyzji projektowych oraz dokumentację; Warunkiem zaliczenia jest oddanie kompletnego projektu oraz jego pozytywna ocena</w:t>
+              <w:t>prezentacja projektu i dokumentacji; ocena sporządzonego oprogramowania</w:t>
             </w:r>
           </w:p>
         </w:tc>
@@ -29528,7 +29571,7 @@
                 <w:i w:val="0"/>
                 <w:sz w:val="22"/>
               </w:rPr>
-              <w:t>Projekt realizowany indywidualnie lub w parach – 100%; Ocena projektu obejmuje: poprawność modelu grafowego, jakość zapytań grafowych, poprawność relacji i własności, uzasadnienie decyzji projektowych oraz dokumentację; Warunkiem zaliczenia jest oddanie kompletnego projektu oraz jego pozytywna ocena</w:t>
+              <w:t>prezentacja projektu i dokumentacji; ocena sporządzonego oprogramowania</w:t>
             </w:r>
           </w:p>
         </w:tc>
@@ -29586,7 +29629,7 @@
                 <w:i w:val="0"/>
                 <w:sz w:val="22"/>
               </w:rPr>
-              <w:t>Projekt realizowany indywidualnie lub w parach – 100%; Ocena projektu obejmuje: poprawność modelu grafowego, jakość zapytań grafowych, poprawność relacji i własności, uzasadnienie decyzji projektowych oraz dokumentację; Warunkiem zaliczenia jest oddanie kompletnego projektu oraz jego pozytywna ocena</w:t>
+              <w:t>prezentacja projektu i dokumentacji; ocena sporządzonego oprogramowania</w:t>
             </w:r>
           </w:p>
         </w:tc>
@@ -29644,7 +29687,7 @@
                 <w:i w:val="0"/>
                 <w:sz w:val="22"/>
               </w:rPr>
-              <w:t>Projekt realizowany indywidualnie lub w parach – 100%; Ocena projektu obejmuje: poprawność modelu grafowego, jakość zapytań grafowych, poprawność relacji i własności, uzasadnienie decyzji projektowych oraz dokumentację; Warunkiem zaliczenia jest oddanie kompletnego projektu oraz jego pozytywna ocena</w:t>
+              <w:t>prezentacja projektu i dokumentacji; ocena sporządzonego oprogramowania</w:t>
             </w:r>
           </w:p>
         </w:tc>
@@ -29702,7 +29745,7 @@
                 <w:i w:val="0"/>
                 <w:sz w:val="22"/>
               </w:rPr>
-              <w:t>Projekt realizowany indywidualnie lub w parach – 100%; Ocena projektu obejmuje: poprawność modelu grafowego, jakość zapytań grafowych, poprawność relacji i własności, uzasadnienie decyzji projektowych oraz dokumentację; Warunkiem zaliczenia jest oddanie kompletnego projektu oraz jego pozytywna ocena</w:t>
+              <w:t>prezentacja projektu i dokumentacji; ocena sporządzonego oprogramowania</w:t>
             </w:r>
           </w:p>
         </w:tc>
@@ -29760,7 +29803,7 @@
                 <w:i w:val="0"/>
                 <w:sz w:val="22"/>
               </w:rPr>
-              <w:t>Projekt realizowany indywidualnie lub w parach – 100%; Ocena projektu obejmuje: poprawność modelu grafowego, jakość zapytań grafowych, poprawność relacji i własności, uzasadnienie decyzji projektowych oraz dokumentację; Warunkiem zaliczenia jest oddanie kompletnego projektu oraz jego pozytywna ocena</w:t>
+              <w:t>prezentacja projektu i dokumentacji; ocena sporządzonego oprogramowania</w:t>
             </w:r>
           </w:p>
         </w:tc>
@@ -29818,7 +29861,7 @@
                 <w:i w:val="0"/>
                 <w:sz w:val="22"/>
               </w:rPr>
-              <w:t>Projekt realizowany indywidualnie lub w parach – 100%; Ocena projektu obejmuje: poprawność modelu grafowego, jakość zapytań grafowych, poprawność relacji i własności, uzasadnienie decyzji projektowych oraz dokumentację; Warunkiem zaliczenia jest oddanie kompletnego projektu oraz jego pozytywna ocena</w:t>
+              <w:t>prezentacja projektu i dokumentacji; ocena sporządzonego oprogramowania</w:t>
             </w:r>
           </w:p>
         </w:tc>
@@ -29876,7 +29919,7 @@
                 <w:i w:val="0"/>
                 <w:sz w:val="22"/>
               </w:rPr>
-              <w:t>Projekt realizowany indywidualnie lub w parach – 100%; Ocena projektu obejmuje: poprawność modelu grafowego, jakość zapytań grafowych, poprawność relacji i własności, uzasadnienie decyzji projektowych oraz dokumentację; Warunkiem zaliczenia jest oddanie kompletnego projektu oraz jego pozytywna ocena</w:t>
+              <w:t>prezentacja projektu i dokumentacji; ocena sporządzonego oprogramowania</w:t>
             </w:r>
           </w:p>
         </w:tc>
@@ -29934,7 +29977,7 @@
                 <w:i w:val="0"/>
                 <w:sz w:val="22"/>
               </w:rPr>
-              <w:t>Projekt realizowany indywidualnie lub w parach – 100%; Ocena projektu obejmuje: poprawność modelu grafowego, jakość zapytań grafowych, poprawność relacji i własności, uzasadnienie decyzji projektowych oraz dokumentację; Warunkiem zaliczenia jest oddanie kompletnego projektu oraz jego pozytywna ocena</w:t>
+              <w:t>prezentacja projektu i dokumentacji; ocena sporządzonego oprogramowania</w:t>
             </w:r>
           </w:p>
         </w:tc>
@@ -29992,7 +30035,7 @@
                 <w:i w:val="0"/>
                 <w:sz w:val="22"/>
               </w:rPr>
-              <w:t>Projekt realizowany indywidualnie lub w parach – 100%; Ocena projektu obejmuje: poprawność modelu grafowego, jakość zapytań grafowych, poprawność relacji i własności, uzasadnienie decyzji projektowych oraz dokumentację; Warunkiem zaliczenia jest oddanie kompletnego projektu oraz jego pozytywna ocena</w:t>
+              <w:t>prezentacja projektu i dokumentacji; ocena sporządzonego oprogramowania</w:t>
             </w:r>
           </w:p>
         </w:tc>
@@ -30050,7 +30093,7 @@
                 <w:i w:val="0"/>
                 <w:sz w:val="22"/>
               </w:rPr>
-              <w:t>Projekt realizowany indywidualnie lub w parach – 100%; Ocena projektu obejmuje: poprawność modelu grafowego, jakość zapytań grafowych, poprawność relacji i własności, uzasadnienie decyzji projektowych oraz dokumentację; Warunkiem zaliczenia jest oddanie kompletnego projektu oraz jego pozytywna ocena</w:t>
+              <w:t>prezentacja projektu i dokumentacji; ocena sporządzonego oprogramowania</w:t>
             </w:r>
           </w:p>
         </w:tc>
@@ -30108,7 +30151,7 @@
                 <w:i w:val="0"/>
                 <w:sz w:val="22"/>
               </w:rPr>
-              <w:t>Projekt realizowany indywidualnie lub w parach – 100%; Ocena projektu obejmuje: poprawność modelu grafowego, jakość zapytań grafowych, poprawność relacji i własności, uzasadnienie decyzji projektowych oraz dokumentację; Warunkiem zaliczenia jest oddanie kompletnego projektu oraz jego pozytywna ocena</w:t>
+              <w:t>prezentacja projektu i dokumentacji; ocena sporządzonego oprogramowania</w:t>
             </w:r>
           </w:p>
         </w:tc>
@@ -30166,7 +30209,7 @@
                 <w:i w:val="0"/>
                 <w:sz w:val="22"/>
               </w:rPr>
-              <w:t>Projekt realizowany indywidualnie lub w parach – 100%; Ocena projektu obejmuje: poprawność modelu grafowego, jakość zapytań grafowych, poprawność relacji i własności, uzasadnienie decyzji projektowych oraz dokumentację; Warunkiem zaliczenia jest oddanie kompletnego projektu oraz jego pozytywna ocena</w:t>
+              <w:t>prezentacja projektu i dokumentacji; ocena sporządzonego oprogramowania</w:t>
             </w:r>
           </w:p>
         </w:tc>
@@ -30224,7 +30267,7 @@
                 <w:i w:val="0"/>
                 <w:sz w:val="22"/>
               </w:rPr>
-              <w:t>Projekt realizowany indywidualnie lub w parach – 100%; Ocena projektu obejmuje: poprawność modelu grafowego, jakość zapytań grafowych, poprawność relacji i własności, uzasadnienie decyzji projektowych oraz dokumentację; Warunkiem zaliczenia jest oddanie kompletnego projektu oraz jego pozytywna ocena</w:t>
+              <w:t>prezentacja projektu i dokumentacji; ocena sporządzonego oprogramowania</w:t>
             </w:r>
           </w:p>
         </w:tc>
@@ -30282,7 +30325,7 @@
                 <w:i w:val="0"/>
                 <w:sz w:val="22"/>
               </w:rPr>
-              <w:t>Projekt realizowany indywidualnie lub w parach – 100%; Ocena projektu obejmuje: poprawność modelu grafowego, jakość zapytań grafowych, poprawność relacji i własności, uzasadnienie decyzji projektowych oraz dokumentację; Warunkiem zaliczenia jest oddanie kompletnego projektu oraz jego pozytywna ocena</w:t>
+              <w:t>prezentacja projektu i dokumentacji; ocena sporządzonego oprogramowania</w:t>
             </w:r>
           </w:p>
         </w:tc>
@@ -30340,7 +30383,7 @@
                 <w:i w:val="0"/>
                 <w:sz w:val="22"/>
               </w:rPr>
-              <w:t>Projekt realizowany indywidualnie lub w parach – 100%; Ocena projektu obejmuje: poprawność modelu grafowego, jakość zapytań grafowych, poprawność relacji i własności, uzasadnienie decyzji projektowych oraz dokumentację; Warunkiem zaliczenia jest oddanie kompletnego projektu oraz jego pozytywna ocena</w:t>
+              <w:t>prezentacja projektu i dokumentacji; ocena sporządzonego oprogramowania</w:t>
             </w:r>
           </w:p>
         </w:tc>
@@ -30398,7 +30441,7 @@
                 <w:i w:val="0"/>
                 <w:sz w:val="22"/>
               </w:rPr>
-              <w:t>Projekt realizowany indywidualnie lub w parach – 100%; Ocena projektu obejmuje: poprawność modelu grafowego, jakość zapytań grafowych, poprawność relacji i własności, uzasadnienie decyzji projektowych oraz dokumentację; Warunkiem zaliczenia jest oddanie kompletnego projektu oraz jego pozytywna ocena</w:t>
+              <w:t>prezentacja projektu i dokumentacji; ocena sporządzonego oprogramowania</w:t>
             </w:r>
           </w:p>
         </w:tc>
@@ -30456,7 +30499,7 @@
                 <w:i w:val="0"/>
                 <w:sz w:val="22"/>
               </w:rPr>
-              <w:t>Projekt realizowany indywidualnie lub w parach – 100%; Ocena projektu obejmuje: poprawność modelu grafowego, jakość zapytań grafowych, poprawność relacji i własności, uzasadnienie decyzji projektowych oraz dokumentację; Warunkiem zaliczenia jest oddanie kompletnego projektu oraz jego pozytywna ocena</w:t>
+              <w:t>prezentacja projektu i dokumentacji; ocena sporządzonego oprogramowania</w:t>
             </w:r>
           </w:p>
         </w:tc>
@@ -30514,7 +30557,7 @@
                 <w:i w:val="0"/>
                 <w:sz w:val="22"/>
               </w:rPr>
-              <w:t>Projekt realizowany indywidualnie lub w parach – 100%; Ocena projektu obejmuje: poprawność modelu grafowego, jakość zapytań grafowych, poprawność relacji i własności, uzasadnienie decyzji projektowych oraz dokumentację; Warunkiem zaliczenia jest oddanie kompletnego projektu oraz jego pozytywna ocena</w:t>
+              <w:t>prezentacja projektu i dokumentacji; ocena sporządzonego oprogramowania</w:t>
             </w:r>
           </w:p>
         </w:tc>
@@ -30572,7 +30615,7 @@
                 <w:i w:val="0"/>
                 <w:sz w:val="22"/>
               </w:rPr>
-              <w:t>Projekt realizowany indywidualnie lub w parach – 100%; Ocena projektu obejmuje: poprawność modelu grafowego, jakość zapytań grafowych, poprawność relacji i własności, uzasadnienie decyzji projektowych oraz dokumentację; Warunkiem zaliczenia jest oddanie kompletnego projektu oraz jego pozytywna ocena</w:t>
+              <w:t>prezentacja projektu i dokumentacji; ocena sporządzonego oprogramowania</w:t>
             </w:r>
           </w:p>
         </w:tc>
@@ -30630,7 +30673,7 @@
                 <w:i w:val="0"/>
                 <w:sz w:val="22"/>
               </w:rPr>
-              <w:t>Projekt realizowany indywidualnie lub w parach – 100%; Ocena projektu obejmuje: poprawność modelu grafowego, jakość zapytań grafowych, poprawność relacji i własności, uzasadnienie decyzji projektowych oraz dokumentację; Warunkiem zaliczenia jest oddanie kompletnego projektu oraz jego pozytywna ocena</w:t>
+              <w:t>prezentacja projektu i dokumentacji; ocena sporządzonego oprogramowania</w:t>
             </w:r>
           </w:p>
         </w:tc>

--- a/public/assets/files/niestacjonarne/DGR.docx
+++ b/public/assets/files/niestacjonarne/DGR.docx
@@ -2876,6 +2876,7 @@
                 <w:i w:val="0"/>
                 <w:sz w:val="22"/>
               </w:rPr>
+              <w:t>K_W13</w:t>
             </w:r>
           </w:p>
         </w:tc>
@@ -2913,7 +2914,6 @@
                 <w:i w:val="0"/>
                 <w:sz w:val="22"/>
               </w:rPr>
-              <w:t>prezentacja projektu i dokumentacji; ocena sporządzonego oprogramowania</w:t>
             </w:r>
           </w:p>
         </w:tc>
@@ -3039,6 +3039,7 @@
                 <w:i w:val="0"/>
                 <w:sz w:val="22"/>
               </w:rPr>
+              <w:t>K_U27</w:t>
             </w:r>
           </w:p>
         </w:tc>
@@ -3076,7 +3077,7 @@
                 <w:i w:val="0"/>
                 <w:sz w:val="22"/>
               </w:rPr>
-              <w:t>prezentacja projektu i dokumentacji; ocena sporządzonego oprogramowania</w:t>
+              <w:t>prezentacja projektu i dokumentacji, ocena sporządzonego oprogramowania</w:t>
             </w:r>
           </w:p>
         </w:tc>
@@ -3202,6 +3203,7 @@
                 <w:i w:val="0"/>
                 <w:sz w:val="22"/>
               </w:rPr>
+              <w:t>K_K05</w:t>
             </w:r>
           </w:p>
         </w:tc>
@@ -3239,7 +3241,7 @@
                 <w:i w:val="0"/>
                 <w:sz w:val="22"/>
               </w:rPr>
-              <w:t>prezentacja projektu i dokumentacji; ocena sporządzonego oprogramowania</w:t>
+              <w:t>prezentacja projektu i dokumentacji, ocena sporządzonego oprogramowania</w:t>
             </w:r>
           </w:p>
         </w:tc>

--- a/public/assets/files/niestacjonarne/DGR.docx
+++ b/public/assets/files/niestacjonarne/DGR.docx
@@ -144,7 +144,7 @@
                 <w:i w:val="0"/>
                 <w:sz w:val="22"/>
               </w:rPr>
-              <w:t>08.03.2026</w:t>
+              <w:t>10.03.2026</w:t>
             </w:r>
           </w:p>
         </w:tc>
@@ -1156,7 +1156,7 @@
                 <w:i w:val="0"/>
                 <w:sz w:val="22"/>
               </w:rPr>
-              <w:t>Projektowanie modelu grafowego bazy danych (Neo4j); implementacja zapytań grafowych; przygotowanie dokumentacji projektu; analiza relacji w danych.</w:t>
+              <w:t>Projektowanie modelu grafowego bazy danych (Neo4j); implementacja zapytań grafowych; analiza relacji w danych.</w:t>
             </w:r>
           </w:p>
         </w:tc>
@@ -1613,7 +1613,7 @@
                 <w:rFonts w:ascii="Aptos" w:hAnsi="Aptos"/>
                 <w:sz w:val="22"/>
               </w:rPr>
-              <w:t>1. prezentacja projektu i dokumentacji</w:t>
+              <w:t>1. ocena pracy podczas ćwiczenia</w:t>
             </w:r>
           </w:p>
           <w:p>
@@ -2456,7 +2456,7 @@
                 <w:i w:val="0"/>
                 <w:sz w:val="22"/>
               </w:rPr>
-              <w:t>Integracja bazy grafowej z aplikacją</w:t>
+              <w:t>Podstawowe algorytmy grafowe w bazach grafowych</w:t>
             </w:r>
           </w:p>
         </w:tc>
@@ -2514,7 +2514,7 @@
                 <w:i w:val="0"/>
                 <w:sz w:val="22"/>
               </w:rPr>
-              <w:t>Projekt zaliczeniowy – implementacja i prezentacja</w:t>
+              <w:t>Integracja bazy grafowej z aplikacją</w:t>
             </w:r>
           </w:p>
         </w:tc>
@@ -3077,7 +3077,7 @@
                 <w:i w:val="0"/>
                 <w:sz w:val="22"/>
               </w:rPr>
-              <w:t>prezentacja projektu i dokumentacji, ocena sporządzonego oprogramowania</w:t>
+              <w:t>ocena pracy podczas ćwiczenia, ocena sporządzonego oprogramowania</w:t>
             </w:r>
           </w:p>
         </w:tc>
@@ -3241,7 +3241,7 @@
                 <w:i w:val="0"/>
                 <w:sz w:val="22"/>
               </w:rPr>
-              <w:t>prezentacja projektu i dokumentacji, ocena sporządzonego oprogramowania</w:t>
+              <w:t>ocena pracy podczas ćwiczenia, ocena sporządzonego oprogramowania</w:t>
             </w:r>
           </w:p>
         </w:tc>

--- a/public/assets/files/niestacjonarne/DGR.docx
+++ b/public/assets/files/niestacjonarne/DGR.docx
@@ -1445,7 +1445,7 @@
                 <w:rFonts w:ascii="Aptos" w:hAnsi="Aptos"/>
                 <w:sz w:val="22"/>
               </w:rPr>
-              <w:t>☐ Nieoceniany</w:t>
+              <w:t>☑ Nieoceniany</w:t>
             </w:r>
           </w:p>
           <w:p>
@@ -1522,7 +1522,7 @@
                 <w:rFonts w:ascii="Aptos" w:hAnsi="Aptos"/>
                 <w:sz w:val="22"/>
               </w:rPr>
-              <w:t>☐ Zaliczenie z oceną</w:t>
+              <w:t>☑ Zaliczenie z oceną</w:t>
             </w:r>
           </w:p>
           <w:p>
@@ -1869,14 +1869,13 @@
       </w:tblPr>
       <w:tblGrid>
         <w:gridCol w:w="680"/>
-        <w:gridCol w:w="4536"/>
-        <w:gridCol w:w="4252"/>
+        <w:gridCol w:w="8788"/>
       </w:tblGrid>
       <w:tr>
         <w:tc>
           <w:tcPr>
             <w:tcW w:type="dxa" w:w="9468"/>
-            <w:gridSpan w:val="3"/>
+            <w:gridSpan w:val="2"/>
             <w:shd w:val="clear" w:color="auto" w:fill="D9D9D9"/>
           </w:tcPr>
           <w:p>
@@ -1918,7 +1917,7 @@
         </w:tc>
         <w:tc>
           <w:tcPr>
-            <w:tcW w:type="dxa" w:w="4536"/>
+            <w:tcW w:type="dxa" w:w="8788"/>
             <w:shd w:val="clear" w:color="auto" w:fill="D9D9D9"/>
           </w:tcPr>
           <w:p>
@@ -1932,27 +1931,7 @@
                 <w:i w:val="0"/>
                 <w:sz w:val="16"/>
               </w:rPr>
-              <w:t>Wykład</w:t>
-            </w:r>
-          </w:p>
-        </w:tc>
-        <w:tc>
-          <w:tcPr>
-            <w:tcW w:type="dxa" w:w="4252"/>
-            <w:shd w:val="clear" w:color="auto" w:fill="D9D9D9"/>
-          </w:tcPr>
-          <w:p>
-            <w:pPr>
-              <w:spacing w:before="20" w:after="20"/>
-            </w:pPr>
-            <w:r>
-              <w:rPr>
-                <w:rFonts w:ascii="Aptos" w:hAnsi="Aptos"/>
-                <w:b/>
-                <w:i w:val="0"/>
-                <w:sz w:val="16"/>
-              </w:rPr>
-              <w:t>Ćwiczenia / Laboratorium / Pracownia</w:t>
+              <w:t>Treści programowe</w:t>
             </w:r>
           </w:p>
         </w:tc>
@@ -1979,7 +1958,7 @@
         </w:tc>
         <w:tc>
           <w:tcPr>
-            <w:tcW w:type="dxa" w:w="4536"/>
+            <w:tcW w:type="dxa" w:w="8788"/>
           </w:tcPr>
           <w:p>
             <w:pPr>
@@ -1993,24 +1972,6 @@
                 <w:sz w:val="22"/>
               </w:rPr>
               <w:t>Wprowadzenie do baz grafowych i ich zastosowań</w:t>
-            </w:r>
-          </w:p>
-        </w:tc>
-        <w:tc>
-          <w:tcPr>
-            <w:tcW w:type="dxa" w:w="4252"/>
-          </w:tcPr>
-          <w:p>
-            <w:pPr>
-              <w:spacing w:before="20" w:after="20"/>
-            </w:pPr>
-            <w:r>
-              <w:rPr>
-                <w:rFonts w:ascii="Aptos" w:hAnsi="Aptos"/>
-                <w:b w:val="0"/>
-                <w:i w:val="0"/>
-                <w:sz w:val="22"/>
-              </w:rPr>
             </w:r>
           </w:p>
         </w:tc>
@@ -2037,7 +1998,7 @@
         </w:tc>
         <w:tc>
           <w:tcPr>
-            <w:tcW w:type="dxa" w:w="4536"/>
+            <w:tcW w:type="dxa" w:w="8788"/>
           </w:tcPr>
           <w:p>
             <w:pPr>
@@ -2051,24 +2012,6 @@
                 <w:sz w:val="22"/>
               </w:rPr>
               <w:t>Model grafowy: wierzchołki, relacje i właściwości</w:t>
-            </w:r>
-          </w:p>
-        </w:tc>
-        <w:tc>
-          <w:tcPr>
-            <w:tcW w:type="dxa" w:w="4252"/>
-          </w:tcPr>
-          <w:p>
-            <w:pPr>
-              <w:spacing w:before="20" w:after="20"/>
-            </w:pPr>
-            <w:r>
-              <w:rPr>
-                <w:rFonts w:ascii="Aptos" w:hAnsi="Aptos"/>
-                <w:b w:val="0"/>
-                <w:i w:val="0"/>
-                <w:sz w:val="22"/>
-              </w:rPr>
             </w:r>
           </w:p>
         </w:tc>
@@ -2095,7 +2038,7 @@
         </w:tc>
         <w:tc>
           <w:tcPr>
-            <w:tcW w:type="dxa" w:w="4536"/>
+            <w:tcW w:type="dxa" w:w="8788"/>
           </w:tcPr>
           <w:p>
             <w:pPr>
@@ -2109,24 +2052,6 @@
                 <w:sz w:val="22"/>
               </w:rPr>
               <w:t>Porównanie baz grafowych z relacyjnymi i dokumentowymi</w:t>
-            </w:r>
-          </w:p>
-        </w:tc>
-        <w:tc>
-          <w:tcPr>
-            <w:tcW w:type="dxa" w:w="4252"/>
-          </w:tcPr>
-          <w:p>
-            <w:pPr>
-              <w:spacing w:before="20" w:after="20"/>
-            </w:pPr>
-            <w:r>
-              <w:rPr>
-                <w:rFonts w:ascii="Aptos" w:hAnsi="Aptos"/>
-                <w:b w:val="0"/>
-                <w:i w:val="0"/>
-                <w:sz w:val="22"/>
-              </w:rPr>
             </w:r>
           </w:p>
         </w:tc>
@@ -2153,7 +2078,7 @@
         </w:tc>
         <w:tc>
           <w:tcPr>
-            <w:tcW w:type="dxa" w:w="4536"/>
+            <w:tcW w:type="dxa" w:w="8788"/>
           </w:tcPr>
           <w:p>
             <w:pPr>
@@ -2167,24 +2092,6 @@
                 <w:sz w:val="22"/>
               </w:rPr>
               <w:t>Projektowanie modelu danych w bazie grafowej</w:t>
-            </w:r>
-          </w:p>
-        </w:tc>
-        <w:tc>
-          <w:tcPr>
-            <w:tcW w:type="dxa" w:w="4252"/>
-          </w:tcPr>
-          <w:p>
-            <w:pPr>
-              <w:spacing w:before="20" w:after="20"/>
-            </w:pPr>
-            <w:r>
-              <w:rPr>
-                <w:rFonts w:ascii="Aptos" w:hAnsi="Aptos"/>
-                <w:b w:val="0"/>
-                <w:i w:val="0"/>
-                <w:sz w:val="22"/>
-              </w:rPr>
             </w:r>
           </w:p>
         </w:tc>
@@ -2211,7 +2118,7 @@
         </w:tc>
         <w:tc>
           <w:tcPr>
-            <w:tcW w:type="dxa" w:w="4536"/>
+            <w:tcW w:type="dxa" w:w="8788"/>
           </w:tcPr>
           <w:p>
             <w:pPr>
@@ -2225,24 +2132,6 @@
                 <w:sz w:val="22"/>
               </w:rPr>
               <w:t>Tworzenie i modyfikacja danych w grafie</w:t>
-            </w:r>
-          </w:p>
-        </w:tc>
-        <w:tc>
-          <w:tcPr>
-            <w:tcW w:type="dxa" w:w="4252"/>
-          </w:tcPr>
-          <w:p>
-            <w:pPr>
-              <w:spacing w:before="20" w:after="20"/>
-            </w:pPr>
-            <w:r>
-              <w:rPr>
-                <w:rFonts w:ascii="Aptos" w:hAnsi="Aptos"/>
-                <w:b w:val="0"/>
-                <w:i w:val="0"/>
-                <w:sz w:val="22"/>
-              </w:rPr>
             </w:r>
           </w:p>
         </w:tc>
@@ -2269,7 +2158,7 @@
         </w:tc>
         <w:tc>
           <w:tcPr>
-            <w:tcW w:type="dxa" w:w="4536"/>
+            <w:tcW w:type="dxa" w:w="8788"/>
           </w:tcPr>
           <w:p>
             <w:pPr>
@@ -2283,24 +2172,6 @@
                 <w:sz w:val="22"/>
               </w:rPr>
               <w:t>Podstawy języka zapytań grafowych</w:t>
-            </w:r>
-          </w:p>
-        </w:tc>
-        <w:tc>
-          <w:tcPr>
-            <w:tcW w:type="dxa" w:w="4252"/>
-          </w:tcPr>
-          <w:p>
-            <w:pPr>
-              <w:spacing w:before="20" w:after="20"/>
-            </w:pPr>
-            <w:r>
-              <w:rPr>
-                <w:rFonts w:ascii="Aptos" w:hAnsi="Aptos"/>
-                <w:b w:val="0"/>
-                <w:i w:val="0"/>
-                <w:sz w:val="22"/>
-              </w:rPr>
             </w:r>
           </w:p>
         </w:tc>
@@ -2327,7 +2198,7 @@
         </w:tc>
         <w:tc>
           <w:tcPr>
-            <w:tcW w:type="dxa" w:w="4536"/>
+            <w:tcW w:type="dxa" w:w="8788"/>
           </w:tcPr>
           <w:p>
             <w:pPr>
@@ -2341,24 +2212,6 @@
                 <w:sz w:val="22"/>
               </w:rPr>
               <w:t>Wyszukiwanie ścieżek i zależności</w:t>
-            </w:r>
-          </w:p>
-        </w:tc>
-        <w:tc>
-          <w:tcPr>
-            <w:tcW w:type="dxa" w:w="4252"/>
-          </w:tcPr>
-          <w:p>
-            <w:pPr>
-              <w:spacing w:before="20" w:after="20"/>
-            </w:pPr>
-            <w:r>
-              <w:rPr>
-                <w:rFonts w:ascii="Aptos" w:hAnsi="Aptos"/>
-                <w:b w:val="0"/>
-                <w:i w:val="0"/>
-                <w:sz w:val="22"/>
-              </w:rPr>
             </w:r>
           </w:p>
         </w:tc>
@@ -2385,7 +2238,7 @@
         </w:tc>
         <w:tc>
           <w:tcPr>
-            <w:tcW w:type="dxa" w:w="4536"/>
+            <w:tcW w:type="dxa" w:w="8788"/>
           </w:tcPr>
           <w:p>
             <w:pPr>
@@ -2399,24 +2252,6 @@
                 <w:sz w:val="22"/>
               </w:rPr>
               <w:t>Indeksowanie i podstawy wydajności</w:t>
-            </w:r>
-          </w:p>
-        </w:tc>
-        <w:tc>
-          <w:tcPr>
-            <w:tcW w:type="dxa" w:w="4252"/>
-          </w:tcPr>
-          <w:p>
-            <w:pPr>
-              <w:spacing w:before="20" w:after="20"/>
-            </w:pPr>
-            <w:r>
-              <w:rPr>
-                <w:rFonts w:ascii="Aptos" w:hAnsi="Aptos"/>
-                <w:b w:val="0"/>
-                <w:i w:val="0"/>
-                <w:sz w:val="22"/>
-              </w:rPr>
             </w:r>
           </w:p>
         </w:tc>
@@ -2443,7 +2278,7 @@
         </w:tc>
         <w:tc>
           <w:tcPr>
-            <w:tcW w:type="dxa" w:w="4536"/>
+            <w:tcW w:type="dxa" w:w="8788"/>
           </w:tcPr>
           <w:p>
             <w:pPr>
@@ -2457,24 +2292,6 @@
                 <w:sz w:val="22"/>
               </w:rPr>
               <w:t>Podstawowe algorytmy grafowe w bazach grafowych</w:t>
-            </w:r>
-          </w:p>
-        </w:tc>
-        <w:tc>
-          <w:tcPr>
-            <w:tcW w:type="dxa" w:w="4252"/>
-          </w:tcPr>
-          <w:p>
-            <w:pPr>
-              <w:spacing w:before="20" w:after="20"/>
-            </w:pPr>
-            <w:r>
-              <w:rPr>
-                <w:rFonts w:ascii="Aptos" w:hAnsi="Aptos"/>
-                <w:b w:val="0"/>
-                <w:i w:val="0"/>
-                <w:sz w:val="22"/>
-              </w:rPr>
             </w:r>
           </w:p>
         </w:tc>
@@ -2501,7 +2318,7 @@
         </w:tc>
         <w:tc>
           <w:tcPr>
-            <w:tcW w:type="dxa" w:w="4536"/>
+            <w:tcW w:type="dxa" w:w="8788"/>
           </w:tcPr>
           <w:p>
             <w:pPr>
@@ -2515,24 +2332,6 @@
                 <w:sz w:val="22"/>
               </w:rPr>
               <w:t>Integracja bazy grafowej z aplikacją</w:t>
-            </w:r>
-          </w:p>
-        </w:tc>
-        <w:tc>
-          <w:tcPr>
-            <w:tcW w:type="dxa" w:w="4252"/>
-          </w:tcPr>
-          <w:p>
-            <w:pPr>
-              <w:spacing w:before="20" w:after="20"/>
-            </w:pPr>
-            <w:r>
-              <w:rPr>
-                <w:rFonts w:ascii="Aptos" w:hAnsi="Aptos"/>
-                <w:b w:val="0"/>
-                <w:i w:val="0"/>
-                <w:sz w:val="22"/>
-              </w:rPr>
             </w:r>
           </w:p>
         </w:tc>

--- a/public/assets/files/niestacjonarne/DGR.docx
+++ b/public/assets/files/niestacjonarne/DGR.docx
@@ -144,7 +144,7 @@
                 <w:i w:val="0"/>
                 <w:sz w:val="22"/>
               </w:rPr>
-              <w:t>10.03.2026</w:t>
+              <w:t>16.03.2026</w:t>
             </w:r>
           </w:p>
         </w:tc>
@@ -660,7 +660,7 @@
                 <w:i w:val="0"/>
                 <w:sz w:val="22"/>
               </w:rPr>
-              <w:t>do ustalenia</w:t>
+              <w:t>dr hab. Tomasz Dzido</w:t>
             </w:r>
           </w:p>
         </w:tc>
